--- a/08-传感器电路/07-加速度与陀螺仪电路/MEMS加速度计电路/MEMS加速度计电路.docx
+++ b/08-传感器电路/07-加速度与陀螺仪电路/MEMS加速度计电路/MEMS加速度计电路.docx
@@ -2029,6 +2029,20 @@
     </w:p>
     <w:bookmarkEnd w:id="26"/>
     <w:bookmarkEnd w:id="27"/>
+    <w:p>
+      <w:pPr>
+        <w:spacing w:before="360"/>
+        <w:jc w:val="center"/>
+      </w:pPr>
+      <w:r>
+        <w:rPr>
+          <w:rFonts w:ascii="Times New Roman" w:hAnsi="Times New Roman"/>
+          <w:color w:val="555555"/>
+          <w:sz w:val="21"/>
+        </w:rPr>
+        <w:t>材料收集者：杜文杰</w:t>
+      </w:r>
+    </w:p>
     <w:sectPr>
       <w:headerReference r:id="rId9" w:type="default"/>
       <w:footerReference r:id="rId10" w:type="default"/>

--- a/08-传感器电路/07-加速度与陀螺仪电路/MEMS加速度计电路/MEMS加速度计电路.docx
+++ b/08-传感器电路/07-加速度与陀螺仪电路/MEMS加速度计电路/MEMS加速度计电路.docx
@@ -1,6 +1,6 @@
 
 <file path=word/document.xml><?xml version="1.0" encoding="utf-8"?>
-<w:document xmlns:w="http://schemas.openxmlformats.org/wordprocessingml/2006/main" xmlns:m="http://schemas.openxmlformats.org/officeDocument/2006/math" xmlns:r="http://schemas.openxmlformats.org/officeDocument/2006/relationships" xmlns:o="urn:schemas-microsoft-com:office:office" xmlns:v="urn:schemas-microsoft-com:vml" xmlns:w10="urn:schemas-microsoft-com:office:word" xmlns:a="http://schemas.openxmlformats.org/drawingml/2006/main" xmlns:pic="http://schemas.openxmlformats.org/drawingml/2006/picture" xmlns:wp="http://schemas.openxmlformats.org/drawingml/2006/wordprocessingDrawing">
+<w:document xmlns:m="http://schemas.openxmlformats.org/officeDocument/2006/math" xmlns:r="http://schemas.openxmlformats.org/officeDocument/2006/relationships" xmlns:w="http://schemas.openxmlformats.org/wordprocessingml/2006/main" xmlns:o="urn:schemas-microsoft-com:office:office" xmlns:v="urn:schemas-microsoft-com:vml" xmlns:w10="urn:schemas-microsoft-com:office:word" xmlns:a="http://schemas.openxmlformats.org/drawingml/2006/main" xmlns:pic="http://schemas.openxmlformats.org/drawingml/2006/picture" xmlns:wp="http://schemas.openxmlformats.org/drawingml/2006/wordprocessingDrawing">
   <w:body>
     <w:bookmarkStart w:id="27" w:name="mems加速度计电路"/>
     <w:p>
@@ -9,7 +9,7 @@
       </w:pPr>
       <w:r>
         <w:rPr>
-          <w:rFonts w:hint="eastAsia"/>
+          <w:rFonts w:hint="eastAsia" w:eastAsia="黑体"/>
         </w:rPr>
         <w:t xml:space="preserve">MEMS加速度计电路</w:t>
       </w:r>
@@ -21,7 +21,7 @@
       </w:pPr>
       <w:r>
         <w:rPr>
-          <w:rFonts w:hint="eastAsia"/>
+          <w:rFonts w:hint="eastAsia" w:eastAsia="黑体"/>
         </w:rPr>
         <w:t xml:space="preserve">拓扑描述</w:t>
       </w:r>
@@ -32,15 +32,19 @@
       </w:pPr>
       <w:r>
         <w:rPr>
-          <w:rFonts w:hint="eastAsia"/>
+          <w:rFonts w:hint="eastAsia" w:eastAsia="黑体"/>
         </w:rPr>
         <w:t xml:space="preserve">由</w:t>
       </w:r>
       <w:r>
+        <w:rPr>
+          <w:rFonts w:eastAsia="黑体"/>
+        </w:rPr>
         <w:t xml:space="preserve"> </w:t>
       </w:r>
       <w:r>
         <w:rPr>
+          <w:rFonts w:eastAsia="黑体"/>
           <w:b/>
           <w:bCs/>
         </w:rPr>
@@ -48,7 +52,7 @@
       </w:r>
       <w:r>
         <w:rPr>
-          <w:rFonts w:hint="eastAsia"/>
+          <w:rFonts w:hint="eastAsia" w:eastAsia="黑体"/>
           <w:b/>
           <w:bCs/>
         </w:rPr>
@@ -56,16 +60,19 @@
       </w:r>
       <w:r>
         <w:rPr>
-          <w:rFonts w:hint="eastAsia"/>
+          <w:rFonts w:hint="eastAsia" w:eastAsia="黑体"/>
         </w:rPr>
         <w:t xml:space="preserve">（一个微机械质量块—弹簧结构，质量块随加速度位移，带动一对差分检测电容）与</w:t>
       </w:r>
       <w:r>
+        <w:rPr>
+          <w:rFonts w:eastAsia="黑体"/>
+        </w:rPr>
         <w:t xml:space="preserve"> </w:t>
       </w:r>
       <w:r>
         <w:rPr>
-          <w:rFonts w:hint="eastAsia"/>
+          <w:rFonts w:hint="eastAsia" w:eastAsia="黑体"/>
           <w:b/>
           <w:bCs/>
         </w:rPr>
@@ -73,49 +80,61 @@
       </w:r>
       <w:r>
         <w:rPr>
-          <w:rFonts w:hint="eastAsia"/>
+          <w:rFonts w:hint="eastAsia" w:eastAsia="黑体"/>
         </w:rPr>
         <w:t xml:space="preserve">（C/V</w:t>
       </w:r>
       <w:r>
+        <w:rPr>
+          <w:rFonts w:eastAsia="黑体"/>
+        </w:rPr>
         <w:t xml:space="preserve"> </w:t>
       </w:r>
       <w:r>
         <w:rPr>
-          <w:rFonts w:hint="eastAsia"/>
+          <w:rFonts w:hint="eastAsia" w:eastAsia="黑体"/>
         </w:rPr>
         <w:t xml:space="preserve">转换、放大、ADC</w:t>
       </w:r>
       <w:r>
+        <w:rPr>
+          <w:rFonts w:eastAsia="黑体"/>
+        </w:rPr>
         <w:t xml:space="preserve"> </w:t>
       </w:r>
       <w:r>
         <w:rPr>
-          <w:rFonts w:hint="eastAsia"/>
+          <w:rFonts w:hint="eastAsia" w:eastAsia="黑体"/>
         </w:rPr>
         <w:t xml:space="preserve">与</w:t>
       </w:r>
       <w:r>
+        <w:rPr>
+          <w:rFonts w:eastAsia="黑体"/>
+        </w:rPr>
         <w:t xml:space="preserve"> SPI/I²C </w:t>
       </w:r>
       <w:r>
         <w:rPr>
-          <w:rFonts w:hint="eastAsia"/>
+          <w:rFonts w:hint="eastAsia" w:eastAsia="黑体"/>
         </w:rPr>
         <w:t xml:space="preserve">接口逻辑，作为一个单片集成电路芯片实现）组成。电路共有</w:t>
       </w:r>
       <w:r>
+        <w:rPr>
+          <w:rFonts w:eastAsia="黑体"/>
+        </w:rPr>
         <w:t xml:space="preserve"> 6 </w:t>
       </w:r>
       <w:r>
         <w:rPr>
-          <w:rFonts w:hint="eastAsia"/>
+          <w:rFonts w:hint="eastAsia" w:eastAsia="黑体"/>
         </w:rPr>
         <w:t xml:space="preserve">个关键节点：</w:t>
       </w:r>
       <w:r>
         <w:rPr>
-          <w:rFonts w:hint="eastAsia"/>
+          <w:rFonts w:hint="eastAsia" w:eastAsia="黑体"/>
           <w:b/>
           <w:bCs/>
         </w:rPr>
@@ -123,6 +142,7 @@
       </w:r>
       <w:r>
         <w:rPr>
+          <w:rFonts w:eastAsia="黑体"/>
           <w:b/>
           <w:bCs/>
         </w:rPr>
@@ -130,7 +150,7 @@
       </w:r>
       <w:r>
         <w:rPr>
-          <w:rFonts w:hint="eastAsia"/>
+          <w:rFonts w:hint="eastAsia" w:eastAsia="黑体"/>
           <w:b/>
           <w:bCs/>
         </w:rPr>
@@ -138,6 +158,7 @@
       </w:r>
       <w:r>
         <w:rPr>
+          <w:rFonts w:eastAsia="黑体"/>
           <w:b/>
           <w:bCs/>
         </w:rPr>
@@ -145,22 +166,25 @@
       </w:r>
       <w:r>
         <w:rPr>
-          <w:rFonts w:hint="eastAsia"/>
+          <w:rFonts w:hint="eastAsia" w:eastAsia="黑体"/>
         </w:rPr>
         <w:t xml:space="preserve">（芯片供电脚</w:t>
       </w:r>
       <w:r>
+        <w:rPr>
+          <w:rFonts w:eastAsia="黑体"/>
+        </w:rPr>
         <w:t xml:space="preserve"> VCC/VDD </w:t>
       </w:r>
       <w:r>
         <w:rPr>
-          <w:rFonts w:hint="eastAsia"/>
+          <w:rFonts w:hint="eastAsia" w:eastAsia="黑体"/>
         </w:rPr>
         <w:t xml:space="preserve">与片外去耦电容一端相连）；</w:t>
       </w:r>
       <w:r>
         <w:rPr>
-          <w:rFonts w:hint="eastAsia"/>
+          <w:rFonts w:hint="eastAsia" w:eastAsia="黑体"/>
           <w:b/>
           <w:bCs/>
         </w:rPr>
@@ -168,6 +192,7 @@
       </w:r>
       <w:r>
         <w:rPr>
+          <w:rFonts w:eastAsia="黑体"/>
           <w:b/>
           <w:bCs/>
         </w:rPr>
@@ -175,7 +200,7 @@
       </w:r>
       <w:r>
         <w:rPr>
-          <w:rFonts w:hint="eastAsia"/>
+          <w:rFonts w:hint="eastAsia" w:eastAsia="黑体"/>
           <w:b/>
           <w:bCs/>
         </w:rPr>
@@ -183,6 +208,7 @@
       </w:r>
       <w:r>
         <w:rPr>
+          <w:rFonts w:eastAsia="黑体"/>
           <w:b/>
           <w:bCs/>
         </w:rPr>
@@ -190,22 +216,25 @@
       </w:r>
       <w:r>
         <w:rPr>
-          <w:rFonts w:hint="eastAsia"/>
+          <w:rFonts w:hint="eastAsia" w:eastAsia="黑体"/>
         </w:rPr>
         <w:t xml:space="preserve">（芯片地脚</w:t>
       </w:r>
       <w:r>
+        <w:rPr>
+          <w:rFonts w:eastAsia="黑体"/>
+        </w:rPr>
         <w:t xml:space="preserve"> </w:t>
       </w:r>
       <w:r>
         <w:rPr>
-          <w:rFonts w:hint="eastAsia"/>
+          <w:rFonts w:hint="eastAsia" w:eastAsia="黑体"/>
         </w:rPr>
         <w:t xml:space="preserve">GND/VSS、去耦电容另一端与系统地相连）；</w:t>
       </w:r>
       <w:r>
         <w:rPr>
-          <w:rFonts w:hint="eastAsia"/>
+          <w:rFonts w:hint="eastAsia" w:eastAsia="黑体"/>
           <w:b/>
           <w:bCs/>
         </w:rPr>
@@ -213,6 +242,7 @@
       </w:r>
       <w:r>
         <w:rPr>
+          <w:rFonts w:eastAsia="黑体"/>
           <w:b/>
           <w:bCs/>
         </w:rPr>
@@ -220,7 +250,7 @@
       </w:r>
       <w:r>
         <w:rPr>
-          <w:rFonts w:hint="eastAsia"/>
+          <w:rFonts w:hint="eastAsia" w:eastAsia="黑体"/>
           <w:b/>
           <w:bCs/>
         </w:rPr>
@@ -228,6 +258,7 @@
       </w:r>
       <w:r>
         <w:rPr>
+          <w:rFonts w:eastAsia="黑体"/>
           <w:b/>
           <w:bCs/>
         </w:rPr>
@@ -235,22 +266,25 @@
       </w:r>
       <w:r>
         <w:rPr>
-          <w:rFonts w:hint="eastAsia"/>
+          <w:rFonts w:hint="eastAsia" w:eastAsia="黑体"/>
         </w:rPr>
         <w:t xml:space="preserve">（芯片</w:t>
       </w:r>
       <w:r>
+        <w:rPr>
+          <w:rFonts w:eastAsia="黑体"/>
+        </w:rPr>
         <w:t xml:space="preserve"> SDA/SDI </w:t>
       </w:r>
       <w:r>
         <w:rPr>
-          <w:rFonts w:hint="eastAsia"/>
+          <w:rFonts w:hint="eastAsia" w:eastAsia="黑体"/>
         </w:rPr>
         <w:t xml:space="preserve">脚与一片外上拉电阻下端相连，为主控双向数据线）；</w:t>
       </w:r>
       <w:r>
         <w:rPr>
-          <w:rFonts w:hint="eastAsia"/>
+          <w:rFonts w:hint="eastAsia" w:eastAsia="黑体"/>
           <w:b/>
           <w:bCs/>
         </w:rPr>
@@ -258,6 +292,7 @@
       </w:r>
       <w:r>
         <w:rPr>
+          <w:rFonts w:eastAsia="黑体"/>
           <w:b/>
           <w:bCs/>
         </w:rPr>
@@ -265,7 +300,7 @@
       </w:r>
       <w:r>
         <w:rPr>
-          <w:rFonts w:hint="eastAsia"/>
+          <w:rFonts w:hint="eastAsia" w:eastAsia="黑体"/>
           <w:b/>
           <w:bCs/>
         </w:rPr>
@@ -273,6 +308,7 @@
       </w:r>
       <w:r>
         <w:rPr>
+          <w:rFonts w:eastAsia="黑体"/>
           <w:b/>
           <w:bCs/>
         </w:rPr>
@@ -280,22 +316,25 @@
       </w:r>
       <w:r>
         <w:rPr>
-          <w:rFonts w:hint="eastAsia"/>
+          <w:rFonts w:hint="eastAsia" w:eastAsia="黑体"/>
         </w:rPr>
         <w:t xml:space="preserve">（芯片</w:t>
       </w:r>
       <w:r>
+        <w:rPr>
+          <w:rFonts w:eastAsia="黑体"/>
+        </w:rPr>
         <w:t xml:space="preserve"> SCL/SPC </w:t>
       </w:r>
       <w:r>
         <w:rPr>
-          <w:rFonts w:hint="eastAsia"/>
+          <w:rFonts w:hint="eastAsia" w:eastAsia="黑体"/>
         </w:rPr>
         <w:t xml:space="preserve">脚与另一片外上拉电阻下端相连，为主控时钟线）；</w:t>
       </w:r>
       <w:r>
         <w:rPr>
-          <w:rFonts w:hint="eastAsia"/>
+          <w:rFonts w:hint="eastAsia" w:eastAsia="黑体"/>
           <w:b/>
           <w:bCs/>
         </w:rPr>
@@ -303,6 +342,7 @@
       </w:r>
       <w:r>
         <w:rPr>
+          <w:rFonts w:eastAsia="黑体"/>
           <w:b/>
           <w:bCs/>
         </w:rPr>
@@ -310,7 +350,7 @@
       </w:r>
       <w:r>
         <w:rPr>
-          <w:rFonts w:hint="eastAsia"/>
+          <w:rFonts w:hint="eastAsia" w:eastAsia="黑体"/>
           <w:b/>
           <w:bCs/>
         </w:rPr>
@@ -318,6 +358,7 @@
       </w:r>
       <w:r>
         <w:rPr>
+          <w:rFonts w:eastAsia="黑体"/>
           <w:b/>
           <w:bCs/>
         </w:rPr>
@@ -325,67 +366,85 @@
       </w:r>
       <w:r>
         <w:rPr>
-          <w:rFonts w:hint="eastAsia"/>
+          <w:rFonts w:hint="eastAsia" w:eastAsia="黑体"/>
         </w:rPr>
         <w:t xml:space="preserve">（芯片</w:t>
       </w:r>
       <w:r>
+        <w:rPr>
+          <w:rFonts w:eastAsia="黑体"/>
+        </w:rPr>
         <w:t xml:space="preserve"> SDO/ALT </w:t>
       </w:r>
       <w:r>
         <w:rPr>
-          <w:rFonts w:hint="eastAsia"/>
+          <w:rFonts w:hint="eastAsia" w:eastAsia="黑体"/>
         </w:rPr>
         <w:t xml:space="preserve">脚，I²C</w:t>
       </w:r>
       <w:r>
+        <w:rPr>
+          <w:rFonts w:eastAsia="黑体"/>
+        </w:rPr>
         <w:t xml:space="preserve"> </w:t>
       </w:r>
       <w:r>
         <w:rPr>
-          <w:rFonts w:hint="eastAsia"/>
+          <w:rFonts w:hint="eastAsia" w:eastAsia="黑体"/>
         </w:rPr>
         <w:t xml:space="preserve">时接</w:t>
       </w:r>
       <w:r>
+        <w:rPr>
+          <w:rFonts w:eastAsia="黑体"/>
+        </w:rPr>
         <w:t xml:space="preserve"> VDD </w:t>
       </w:r>
       <w:r>
         <w:rPr>
-          <w:rFonts w:hint="eastAsia"/>
+          <w:rFonts w:hint="eastAsia" w:eastAsia="黑体"/>
         </w:rPr>
         <w:t xml:space="preserve">或</w:t>
       </w:r>
       <w:r>
+        <w:rPr>
+          <w:rFonts w:eastAsia="黑体"/>
+        </w:rPr>
         <w:t xml:space="preserve"> GND </w:t>
       </w:r>
       <w:r>
         <w:rPr>
-          <w:rFonts w:hint="eastAsia"/>
+          <w:rFonts w:hint="eastAsia" w:eastAsia="黑体"/>
         </w:rPr>
         <w:t xml:space="preserve">决定从机地址，SPI</w:t>
       </w:r>
       <w:r>
+        <w:rPr>
+          <w:rFonts w:eastAsia="黑体"/>
+        </w:rPr>
         <w:t xml:space="preserve"> </w:t>
       </w:r>
       <w:r>
         <w:rPr>
-          <w:rFonts w:hint="eastAsia"/>
+          <w:rFonts w:hint="eastAsia" w:eastAsia="黑体"/>
         </w:rPr>
         <w:t xml:space="preserve">时作为数据输出</w:t>
       </w:r>
       <w:r>
+        <w:rPr>
+          <w:rFonts w:eastAsia="黑体"/>
+        </w:rPr>
         <w:t xml:space="preserve"> </w:t>
       </w:r>
       <w:r>
         <w:rPr>
-          <w:rFonts w:hint="eastAsia"/>
+          <w:rFonts w:hint="eastAsia" w:eastAsia="黑体"/>
         </w:rPr>
         <w:t xml:space="preserve">MISO）；</w:t>
       </w:r>
       <w:r>
         <w:rPr>
-          <w:rFonts w:hint="eastAsia"/>
+          <w:rFonts w:hint="eastAsia" w:eastAsia="黑体"/>
           <w:b/>
           <w:bCs/>
         </w:rPr>
@@ -393,6 +452,7 @@
       </w:r>
       <w:r>
         <w:rPr>
+          <w:rFonts w:eastAsia="黑体"/>
           <w:b/>
           <w:bCs/>
         </w:rPr>
@@ -400,7 +460,7 @@
       </w:r>
       <w:r>
         <w:rPr>
-          <w:rFonts w:hint="eastAsia"/>
+          <w:rFonts w:hint="eastAsia" w:eastAsia="黑体"/>
           <w:b/>
           <w:bCs/>
         </w:rPr>
@@ -408,25 +468,31 @@
       </w:r>
       <w:r>
         <w:rPr>
-          <w:rFonts w:hint="eastAsia"/>
+          <w:rFonts w:hint="eastAsia" w:eastAsia="黑体"/>
         </w:rPr>
         <w:t xml:space="preserve">（芯片</w:t>
       </w:r>
       <w:r>
+        <w:rPr>
+          <w:rFonts w:eastAsia="黑体"/>
+        </w:rPr>
         <w:t xml:space="preserve"> CS </w:t>
       </w:r>
       <w:r>
         <w:rPr>
-          <w:rFonts w:hint="eastAsia"/>
+          <w:rFonts w:hint="eastAsia" w:eastAsia="黑体"/>
         </w:rPr>
         <w:t xml:space="preserve">片选脚与</w:t>
       </w:r>
       <w:r>
+        <w:rPr>
+          <w:rFonts w:eastAsia="黑体"/>
+        </w:rPr>
         <w:t xml:space="preserve"> INT1/INT2 </w:t>
       </w:r>
       <w:r>
         <w:rPr>
-          <w:rFonts w:hint="eastAsia"/>
+          <w:rFonts w:hint="eastAsia" w:eastAsia="黑体"/>
         </w:rPr>
         <w:t xml:space="preserve">中断输出脚）。</w:t>
       </w:r>
@@ -435,12 +501,13 @@
       <w:pPr/>
       <w:r>
         <w:rPr>
-          <w:rFonts w:hint="eastAsia"/>
+          <w:rFonts w:hint="eastAsia" w:eastAsia="黑体"/>
         </w:rPr>
         <w:t xml:space="preserve">各元件管脚连接：</w:t>
       </w:r>
       <w:r>
         <w:rPr>
+          <w:rFonts w:eastAsia="黑体"/>
           <w:b/>
           <w:bCs/>
         </w:rPr>
@@ -448,7 +515,7 @@
       </w:r>
       <w:r>
         <w:rPr>
-          <w:rFonts w:hint="eastAsia"/>
+          <w:rFonts w:hint="eastAsia" w:eastAsia="黑体"/>
           <w:b/>
           <w:bCs/>
         </w:rPr>
@@ -456,22 +523,25 @@
       </w:r>
       <w:r>
         <w:rPr>
-          <w:rFonts w:hint="eastAsia"/>
+          <w:rFonts w:hint="eastAsia" w:eastAsia="黑体"/>
         </w:rPr>
         <w:t xml:space="preserve">的两条电容臂一端接固定电位、另一端各自作为</w:t>
       </w:r>
       <w:r>
+        <w:rPr>
+          <w:rFonts w:eastAsia="黑体"/>
+        </w:rPr>
         <w:t xml:space="preserve"> C/V </w:t>
       </w:r>
       <w:r>
         <w:rPr>
-          <w:rFonts w:hint="eastAsia"/>
+          <w:rFonts w:hint="eastAsia" w:eastAsia="黑体"/>
         </w:rPr>
         <w:t xml:space="preserve">转换的传感桥臂；</w:t>
       </w:r>
       <w:r>
         <w:rPr>
-          <w:rFonts w:hint="eastAsia"/>
+          <w:rFonts w:hint="eastAsia" w:eastAsia="黑体"/>
           <w:b/>
           <w:bCs/>
         </w:rPr>
@@ -479,31 +549,37 @@
       </w:r>
       <w:r>
         <w:rPr>
-          <w:rFonts w:hint="eastAsia"/>
+          <w:rFonts w:hint="eastAsia" w:eastAsia="黑体"/>
         </w:rPr>
         <w:t xml:space="preserve">把该电容变化经</w:t>
       </w:r>
       <w:r>
+        <w:rPr>
+          <w:rFonts w:eastAsia="黑体"/>
+        </w:rPr>
         <w:t xml:space="preserve"> C/V </w:t>
       </w:r>
       <w:r>
         <w:rPr>
-          <w:rFonts w:hint="eastAsia"/>
+          <w:rFonts w:hint="eastAsia" w:eastAsia="黑体"/>
         </w:rPr>
         <w:t xml:space="preserve">转换、放大与</w:t>
       </w:r>
       <w:r>
+        <w:rPr>
+          <w:rFonts w:eastAsia="黑体"/>
+        </w:rPr>
         <w:t xml:space="preserve"> ADC </w:t>
       </w:r>
       <w:r>
         <w:rPr>
-          <w:rFonts w:hint="eastAsia"/>
+          <w:rFonts w:hint="eastAsia" w:eastAsia="黑体"/>
         </w:rPr>
         <w:t xml:space="preserve">数字化后，再经接口输出；</w:t>
       </w:r>
       <w:r>
         <w:rPr>
-          <w:rFonts w:hint="eastAsia"/>
+          <w:rFonts w:hint="eastAsia" w:eastAsia="黑体"/>
           <w:b/>
           <w:bCs/>
         </w:rPr>
@@ -511,182 +587,243 @@
       </w:r>
       <w:r>
         <w:rPr>
-          <w:rFonts w:hint="eastAsia"/>
+          <w:rFonts w:hint="eastAsia" w:eastAsia="黑体"/>
         </w:rPr>
         <w:t xml:space="preserve">一端接供电节点</w:t>
       </w:r>
       <w:r>
+        <w:rPr>
+          <w:rFonts w:eastAsia="黑体"/>
+        </w:rPr>
         <w:t xml:space="preserve"> </w:t>
       </w:r>
       <w:r>
         <w:rPr>
-          <w:rFonts w:hint="eastAsia"/>
+          <w:rFonts w:hint="eastAsia" w:eastAsia="黑体"/>
         </w:rPr>
         <w:t xml:space="preserve">VDD、另一端接地节点</w:t>
       </w:r>
       <w:r>
+        <w:rPr>
+          <w:rFonts w:eastAsia="黑体"/>
+        </w:rPr>
         <w:t xml:space="preserve"> </w:t>
       </w:r>
       <w:r>
         <w:rPr>
-          <w:rFonts w:hint="eastAsia"/>
+          <w:rFonts w:hint="eastAsia" w:eastAsia="黑体"/>
         </w:rPr>
         <w:t xml:space="preserve">GND；芯片</w:t>
       </w:r>
       <w:r>
+        <w:rPr>
+          <w:rFonts w:eastAsia="黑体"/>
+        </w:rPr>
         <w:t xml:space="preserve"> </w:t>
       </w:r>
       <w:r>
         <w:rPr>
+          <w:rFonts w:eastAsia="黑体"/>
           <w:b/>
           <w:bCs/>
         </w:rPr>
         <w:t xml:space="preserve">VCC/VDD</w:t>
       </w:r>
       <w:r>
+        <w:rPr>
+          <w:rFonts w:eastAsia="黑体"/>
+        </w:rPr>
         <w:t xml:space="preserve"> </w:t>
       </w:r>
       <w:r>
         <w:rPr>
-          <w:rFonts w:hint="eastAsia"/>
+          <w:rFonts w:hint="eastAsia" w:eastAsia="黑体"/>
         </w:rPr>
         <w:t xml:space="preserve">接供电节点</w:t>
       </w:r>
       <w:r>
+        <w:rPr>
+          <w:rFonts w:eastAsia="黑体"/>
+        </w:rPr>
         <w:t xml:space="preserve"> VDD、</w:t>
       </w:r>
       <w:r>
         <w:rPr>
+          <w:rFonts w:eastAsia="黑体"/>
           <w:b/>
           <w:bCs/>
         </w:rPr>
         <w:t xml:space="preserve">GND/VSS</w:t>
       </w:r>
       <w:r>
+        <w:rPr>
+          <w:rFonts w:eastAsia="黑体"/>
+        </w:rPr>
         <w:t xml:space="preserve"> </w:t>
       </w:r>
       <w:r>
         <w:rPr>
-          <w:rFonts w:hint="eastAsia"/>
+          <w:rFonts w:hint="eastAsia" w:eastAsia="黑体"/>
         </w:rPr>
         <w:t xml:space="preserve">接地节点</w:t>
       </w:r>
       <w:r>
+        <w:rPr>
+          <w:rFonts w:eastAsia="黑体"/>
+        </w:rPr>
         <w:t xml:space="preserve"> GND、</w:t>
       </w:r>
       <w:r>
         <w:rPr>
+          <w:rFonts w:eastAsia="黑体"/>
           <w:b/>
           <w:bCs/>
         </w:rPr>
         <w:t xml:space="preserve">SDA/SDI</w:t>
       </w:r>
       <w:r>
+        <w:rPr>
+          <w:rFonts w:eastAsia="黑体"/>
+        </w:rPr>
         <w:t xml:space="preserve"> </w:t>
       </w:r>
       <w:r>
         <w:rPr>
-          <w:rFonts w:hint="eastAsia"/>
+          <w:rFonts w:hint="eastAsia" w:eastAsia="黑体"/>
         </w:rPr>
         <w:t xml:space="preserve">接</w:t>
       </w:r>
       <w:r>
+        <w:rPr>
+          <w:rFonts w:eastAsia="黑体"/>
+        </w:rPr>
         <w:t xml:space="preserve"> I²C </w:t>
       </w:r>
       <w:r>
         <w:rPr>
-          <w:rFonts w:hint="eastAsia"/>
+          <w:rFonts w:hint="eastAsia" w:eastAsia="黑体"/>
         </w:rPr>
         <w:t xml:space="preserve">数据节点</w:t>
       </w:r>
       <w:r>
+        <w:rPr>
+          <w:rFonts w:eastAsia="黑体"/>
+        </w:rPr>
         <w:t xml:space="preserve"> SDA、</w:t>
       </w:r>
       <w:r>
         <w:rPr>
+          <w:rFonts w:eastAsia="黑体"/>
           <w:b/>
           <w:bCs/>
         </w:rPr>
         <w:t xml:space="preserve">SCL/SPC</w:t>
       </w:r>
       <w:r>
+        <w:rPr>
+          <w:rFonts w:eastAsia="黑体"/>
+        </w:rPr>
         <w:t xml:space="preserve"> </w:t>
       </w:r>
       <w:r>
         <w:rPr>
-          <w:rFonts w:hint="eastAsia"/>
+          <w:rFonts w:hint="eastAsia" w:eastAsia="黑体"/>
         </w:rPr>
         <w:t xml:space="preserve">接</w:t>
       </w:r>
       <w:r>
+        <w:rPr>
+          <w:rFonts w:eastAsia="黑体"/>
+        </w:rPr>
         <w:t xml:space="preserve"> I²C </w:t>
       </w:r>
       <w:r>
         <w:rPr>
-          <w:rFonts w:hint="eastAsia"/>
+          <w:rFonts w:hint="eastAsia" w:eastAsia="黑体"/>
         </w:rPr>
         <w:t xml:space="preserve">时钟节点</w:t>
       </w:r>
       <w:r>
+        <w:rPr>
+          <w:rFonts w:eastAsia="黑体"/>
+        </w:rPr>
         <w:t xml:space="preserve"> SCL、</w:t>
       </w:r>
       <w:r>
         <w:rPr>
+          <w:rFonts w:eastAsia="黑体"/>
           <w:b/>
           <w:bCs/>
         </w:rPr>
         <w:t xml:space="preserve">SDO/ALT</w:t>
       </w:r>
       <w:r>
+        <w:rPr>
+          <w:rFonts w:eastAsia="黑体"/>
+        </w:rPr>
         <w:t xml:space="preserve"> </w:t>
       </w:r>
       <w:r>
         <w:rPr>
-          <w:rFonts w:hint="eastAsia"/>
+          <w:rFonts w:hint="eastAsia" w:eastAsia="黑体"/>
         </w:rPr>
         <w:t xml:space="preserve">接地址/数据输出节点</w:t>
       </w:r>
       <w:r>
+        <w:rPr>
+          <w:rFonts w:eastAsia="黑体"/>
+        </w:rPr>
         <w:t xml:space="preserve"> SDO/ALT、</w:t>
       </w:r>
       <w:r>
         <w:rPr>
+          <w:rFonts w:eastAsia="黑体"/>
           <w:b/>
           <w:bCs/>
         </w:rPr>
         <w:t xml:space="preserve">CS</w:t>
       </w:r>
       <w:r>
+        <w:rPr>
+          <w:rFonts w:eastAsia="黑体"/>
+        </w:rPr>
         <w:t xml:space="preserve"> </w:t>
       </w:r>
       <w:r>
         <w:rPr>
-          <w:rFonts w:hint="eastAsia"/>
+          <w:rFonts w:hint="eastAsia" w:eastAsia="黑体"/>
         </w:rPr>
         <w:t xml:space="preserve">接片选与中断节点中的片选端、</w:t>
       </w:r>
       <w:r>
         <w:rPr>
+          <w:rFonts w:eastAsia="黑体"/>
           <w:b/>
           <w:bCs/>
         </w:rPr>
         <w:t xml:space="preserve">INT1/INT2</w:t>
       </w:r>
       <w:r>
+        <w:rPr>
+          <w:rFonts w:eastAsia="黑体"/>
+        </w:rPr>
         <w:t xml:space="preserve"> </w:t>
       </w:r>
       <w:r>
         <w:rPr>
-          <w:rFonts w:hint="eastAsia"/>
+          <w:rFonts w:hint="eastAsia" w:eastAsia="黑体"/>
         </w:rPr>
         <w:t xml:space="preserve">接该节点的中断输出端；两片</w:t>
       </w:r>
       <w:r>
+        <w:rPr>
+          <w:rFonts w:eastAsia="黑体"/>
+        </w:rPr>
         <w:t xml:space="preserve"> </w:t>
       </w:r>
       <w:r>
         <w:rPr>
-          <w:rFonts w:hint="eastAsia"/>
+          <w:rFonts w:hint="eastAsia" w:eastAsia="黑体"/>
           <w:b/>
           <w:bCs/>
         </w:rPr>
@@ -694,62 +831,81 @@
       </w:r>
       <w:r>
         <w:rPr>
-          <w:rFonts w:hint="eastAsia"/>
+          <w:rFonts w:hint="eastAsia" w:eastAsia="黑体"/>
         </w:rPr>
         <w:t xml:space="preserve">上端接供电节点</w:t>
       </w:r>
       <w:r>
+        <w:rPr>
+          <w:rFonts w:eastAsia="黑体"/>
+        </w:rPr>
         <w:t xml:space="preserve"> </w:t>
       </w:r>
       <w:r>
         <w:rPr>
-          <w:rFonts w:hint="eastAsia"/>
+          <w:rFonts w:hint="eastAsia" w:eastAsia="黑体"/>
         </w:rPr>
         <w:t xml:space="preserve">VDD、下端分别接</w:t>
       </w:r>
       <w:r>
+        <w:rPr>
+          <w:rFonts w:eastAsia="黑体"/>
+        </w:rPr>
         <w:t xml:space="preserve"> SDA </w:t>
       </w:r>
       <w:r>
         <w:rPr>
-          <w:rFonts w:hint="eastAsia"/>
+          <w:rFonts w:hint="eastAsia" w:eastAsia="黑体"/>
         </w:rPr>
         <w:t xml:space="preserve">与</w:t>
       </w:r>
       <w:r>
+        <w:rPr>
+          <w:rFonts w:eastAsia="黑体"/>
+        </w:rPr>
         <w:t xml:space="preserve"> SCL </w:t>
       </w:r>
       <w:r>
         <w:rPr>
-          <w:rFonts w:hint="eastAsia"/>
+          <w:rFonts w:hint="eastAsia" w:eastAsia="黑体"/>
         </w:rPr>
         <w:t xml:space="preserve">数据/时钟线上；模拟输出型的</w:t>
       </w:r>
       <w:r>
+        <w:rPr>
+          <w:rFonts w:eastAsia="黑体"/>
+        </w:rPr>
         <w:t xml:space="preserve"> </w:t>
       </w:r>
       <w:r>
         <w:rPr>
+          <w:rFonts w:eastAsia="黑体"/>
           <w:b/>
           <w:bCs/>
         </w:rPr>
         <w:t xml:space="preserve">Vout</w:t>
       </w:r>
       <w:r>
+        <w:rPr>
+          <w:rFonts w:eastAsia="黑体"/>
+        </w:rPr>
         <w:t xml:space="preserve"> </w:t>
       </w:r>
       <w:r>
         <w:rPr>
-          <w:rFonts w:hint="eastAsia"/>
+          <w:rFonts w:hint="eastAsia" w:eastAsia="黑体"/>
         </w:rPr>
         <w:t xml:space="preserve">模拟输出脚接主控</w:t>
       </w:r>
       <w:r>
+        <w:rPr>
+          <w:rFonts w:eastAsia="黑体"/>
+        </w:rPr>
         <w:t xml:space="preserve"> ADC </w:t>
       </w:r>
       <w:r>
         <w:rPr>
-          <w:rFonts w:hint="eastAsia"/>
+          <w:rFonts w:hint="eastAsia" w:eastAsia="黑体"/>
         </w:rPr>
         <w:t xml:space="preserve">输入。</w:t>
       </w:r>
@@ -758,52 +914,67 @@
       <w:pPr/>
       <w:r>
         <w:rPr>
-          <w:rFonts w:hint="eastAsia"/>
+          <w:rFonts w:hint="eastAsia" w:eastAsia="黑体"/>
         </w:rPr>
         <w:t xml:space="preserve">由此构成”MEMS</w:t>
       </w:r>
       <w:r>
+        <w:rPr>
+          <w:rFonts w:eastAsia="黑体"/>
+        </w:rPr>
         <w:t xml:space="preserve"> </w:t>
       </w:r>
       <w:r>
         <w:rPr>
-          <w:rFonts w:hint="eastAsia"/>
+          <w:rFonts w:hint="eastAsia" w:eastAsia="黑体"/>
         </w:rPr>
         <w:t xml:space="preserve">电容式加速度传感内核</w:t>
       </w:r>
       <w:r>
+        <w:rPr>
+          <w:rFonts w:eastAsia="黑体"/>
+        </w:rPr>
         <w:t xml:space="preserve"> + </w:t>
       </w:r>
       <w:r>
         <w:rPr>
-          <w:rFonts w:hint="eastAsia"/>
+          <w:rFonts w:hint="eastAsia" w:eastAsia="黑体"/>
         </w:rPr>
         <w:t xml:space="preserve">片上</w:t>
       </w:r>
       <w:r>
+        <w:rPr>
+          <w:rFonts w:eastAsia="黑体"/>
+        </w:rPr>
         <w:t xml:space="preserve"> C/V </w:t>
       </w:r>
       <w:r>
         <w:rPr>
-          <w:rFonts w:hint="eastAsia"/>
+          <w:rFonts w:hint="eastAsia" w:eastAsia="黑体"/>
         </w:rPr>
         <w:t xml:space="preserve">转换、放大与</w:t>
       </w:r>
       <w:r>
+        <w:rPr>
+          <w:rFonts w:eastAsia="黑体"/>
+        </w:rPr>
         <w:t xml:space="preserve"> ADC + SPI/I²C </w:t>
       </w:r>
       <w:r>
         <w:rPr>
-          <w:rFonts w:hint="eastAsia"/>
+          <w:rFonts w:hint="eastAsia" w:eastAsia="黑体"/>
         </w:rPr>
         <w:t xml:space="preserve">数字接口”的集成传感与数字输出组态，输出与加速度成比例的数字量；模拟输出型则经</w:t>
       </w:r>
       <w:r>
+        <w:rPr>
+          <w:rFonts w:eastAsia="黑体"/>
+        </w:rPr>
         <w:t xml:space="preserve"> Vout </w:t>
       </w:r>
       <w:r>
         <w:rPr>
-          <w:rFonts w:hint="eastAsia"/>
+          <w:rFonts w:hint="eastAsia" w:eastAsia="黑体"/>
         </w:rPr>
         <w:t xml:space="preserve">输出与加速度成比例的模拟电压。</w:t>
       </w:r>
@@ -816,7 +987,7 @@
       </w:pPr>
       <w:r>
         <w:rPr>
-          <w:rFonts w:hint="eastAsia"/>
+          <w:rFonts w:hint="eastAsia" w:eastAsia="黑体"/>
         </w:rPr>
         <w:t xml:space="preserve">工作原理</w:t>
       </w:r>
@@ -827,34 +998,43 @@
       </w:pPr>
       <w:r>
         <w:rPr>
-          <w:rFonts w:hint="eastAsia"/>
+          <w:rFonts w:hint="eastAsia" w:eastAsia="黑体"/>
         </w:rPr>
         <w:t xml:space="preserve">加速度</w:t>
       </w:r>
       <w:r>
+        <w:rPr>
+          <w:rFonts w:eastAsia="黑体"/>
+        </w:rPr>
         <w:t xml:space="preserve"> → </w:t>
       </w:r>
       <w:r>
         <w:rPr>
-          <w:rFonts w:hint="eastAsia"/>
+          <w:rFonts w:hint="eastAsia" w:eastAsia="黑体"/>
         </w:rPr>
         <w:t xml:space="preserve">质量块受惯性力偏移</w:t>
       </w:r>
       <w:r>
+        <w:rPr>
+          <w:rFonts w:eastAsia="黑体"/>
+        </w:rPr>
         <w:t xml:space="preserve"> → </w:t>
       </w:r>
       <w:r>
         <w:rPr>
-          <w:rFonts w:hint="eastAsia"/>
+          <w:rFonts w:hint="eastAsia" w:eastAsia="黑体"/>
         </w:rPr>
         <w:t xml:space="preserve">差分电容间隙变化</w:t>
       </w:r>
       <w:r>
+        <w:rPr>
+          <w:rFonts w:eastAsia="黑体"/>
+        </w:rPr>
         <w:t xml:space="preserve"> → </w:t>
       </w:r>
       <w:r>
         <w:rPr>
-          <w:rFonts w:hint="eastAsia"/>
+          <w:rFonts w:hint="eastAsia" w:eastAsia="黑体"/>
         </w:rPr>
         <w:t xml:space="preserve">片上调理电路将电容变化转为电压并数字化，输出与加速度成比例的数值。</w:t>
       </w:r>
@@ -867,7 +1047,7 @@
       </w:pPr>
       <w:r>
         <w:rPr>
-          <w:rFonts w:hint="eastAsia"/>
+          <w:rFonts w:hint="eastAsia" w:eastAsia="黑体"/>
         </w:rPr>
         <w:t xml:space="preserve">关键计算公式</w:t>
       </w:r>
@@ -881,7 +1061,7 @@
       </w:pPr>
       <w:r>
         <w:rPr>
-          <w:rFonts w:hint="eastAsia"/>
+          <w:rFonts w:hint="eastAsia" w:eastAsia="黑体"/>
         </w:rPr>
         <w:t xml:space="preserve">牛顿第二定律：</w:t>
       </w:r>
@@ -923,7 +1103,7 @@
       </w:pPr>
       <w:r>
         <w:rPr>
-          <w:rFonts w:hint="eastAsia"/>
+          <w:rFonts w:hint="eastAsia" w:eastAsia="黑体"/>
         </w:rPr>
         <w:t xml:space="preserve">电容检测位移（平面电容）：</w:t>
       </w:r>
@@ -986,7 +1166,7 @@
       </w:pPr>
       <w:r>
         <w:rPr>
-          <w:rFonts w:hint="eastAsia"/>
+          <w:rFonts w:hint="eastAsia" w:eastAsia="黑体"/>
         </w:rPr>
         <w:t xml:space="preserve">灵敏度与输出：</w:t>
       </w:r>
@@ -1049,7 +1229,7 @@
       </w:pPr>
       <w:r>
         <w:rPr>
-          <w:rFonts w:hint="eastAsia"/>
+          <w:rFonts w:hint="eastAsia" w:eastAsia="黑体"/>
         </w:rPr>
         <w:t xml:space="preserve">量程与分辨率（LSB）：</w:t>
       </w:r>
@@ -1164,7 +1344,7 @@
             </w:pPr>
             <w:r>
               <w:rPr>
-                <w:rFonts w:hint="eastAsia"/>
+                <w:rFonts w:hint="eastAsia" w:eastAsia="黑体"/>
               </w:rPr>
               <w:t xml:space="preserve">符号</w:t>
             </w:r>
@@ -1178,7 +1358,7 @@
             </w:pPr>
             <w:r>
               <w:rPr>
-                <w:rFonts w:hint="eastAsia"/>
+                <w:rFonts w:hint="eastAsia" w:eastAsia="黑体"/>
               </w:rPr>
               <w:t xml:space="preserve">含义</w:t>
             </w:r>
@@ -1192,7 +1372,7 @@
             </w:pPr>
             <w:r>
               <w:rPr>
-                <w:rFonts w:hint="eastAsia"/>
+                <w:rFonts w:hint="eastAsia" w:eastAsia="黑体"/>
               </w:rPr>
               <w:t xml:space="preserve">单位</w:t>
             </w:r>
@@ -1212,6 +1392,9 @@
               </m:r>
             </m:oMath>
             <w:r>
+              <w:rPr>
+                <w:rFonts w:eastAsia="黑体"/>
+              </w:rPr>
               <w:t xml:space="preserve">​</w:t>
             </w:r>
           </w:p>
@@ -1224,7 +1407,7 @@
             </w:pPr>
             <w:r>
               <w:rPr>
-                <w:rFonts w:hint="eastAsia"/>
+                <w:rFonts w:hint="eastAsia" w:eastAsia="黑体"/>
               </w:rPr>
               <w:t xml:space="preserve">质量块质量</w:t>
             </w:r>
@@ -1237,6 +1420,9 @@
               <w:pStyle w:val="Compact"/>
             </w:pPr>
             <w:r>
+              <w:rPr>
+                <w:rFonts w:eastAsia="黑体"/>
+              </w:rPr>
               <w:t xml:space="preserve">kg</w:t>
             </w:r>
           </w:p>
@@ -1255,6 +1441,9 @@
               </m:r>
             </m:oMath>
             <w:r>
+              <w:rPr>
+                <w:rFonts w:eastAsia="黑体"/>
+              </w:rPr>
               <w:t xml:space="preserve">​</w:t>
             </w:r>
           </w:p>
@@ -1267,7 +1456,7 @@
             </w:pPr>
             <w:r>
               <w:rPr>
-                <w:rFonts w:hint="eastAsia"/>
+                <w:rFonts w:hint="eastAsia" w:eastAsia="黑体"/>
               </w:rPr>
               <w:t xml:space="preserve">加速度</w:t>
             </w:r>
@@ -1280,6 +1469,9 @@
               <w:pStyle w:val="Compact"/>
             </w:pPr>
             <w:r>
+              <w:rPr>
+                <w:rFonts w:eastAsia="黑体"/>
+              </w:rPr>
               <w:t xml:space="preserve">m/s²</w:t>
             </w:r>
           </w:p>
@@ -1304,6 +1496,9 @@
               </m:r>
             </m:oMath>
             <w:r>
+              <w:rPr>
+                <w:rFonts w:eastAsia="黑体"/>
+              </w:rPr>
               <w:t xml:space="preserve">​</w:t>
             </w:r>
           </w:p>
@@ -1316,7 +1511,7 @@
             </w:pPr>
             <w:r>
               <w:rPr>
-                <w:rFonts w:hint="eastAsia"/>
+                <w:rFonts w:hint="eastAsia" w:eastAsia="黑体"/>
               </w:rPr>
               <w:t xml:space="preserve">电容变化</w:t>
             </w:r>
@@ -1329,6 +1524,9 @@
               <w:pStyle w:val="Compact"/>
             </w:pPr>
             <w:r>
+              <w:rPr>
+                <w:rFonts w:eastAsia="黑体"/>
+              </w:rPr>
               <w:t xml:space="preserve">F</w:t>
             </w:r>
           </w:p>
@@ -1347,6 +1545,9 @@
               </m:r>
             </m:oMath>
             <w:r>
+              <w:rPr>
+                <w:rFonts w:eastAsia="黑体"/>
+              </w:rPr>
               <w:t xml:space="preserve">​</w:t>
             </w:r>
           </w:p>
@@ -1359,7 +1560,7 @@
             </w:pPr>
             <w:r>
               <w:rPr>
-                <w:rFonts w:hint="eastAsia"/>
+                <w:rFonts w:hint="eastAsia" w:eastAsia="黑体"/>
               </w:rPr>
               <w:t xml:space="preserve">灵敏度</w:t>
             </w:r>
@@ -1372,15 +1573,21 @@
               <w:pStyle w:val="Compact"/>
             </w:pPr>
             <w:r>
+              <w:rPr>
+                <w:rFonts w:eastAsia="黑体"/>
+              </w:rPr>
               <w:t xml:space="preserve">V/(m/s²) </w:t>
             </w:r>
             <w:r>
               <w:rPr>
-                <w:rFonts w:hint="eastAsia"/>
+                <w:rFonts w:hint="eastAsia" w:eastAsia="黑体"/>
               </w:rPr>
               <w:t xml:space="preserve">或</w:t>
             </w:r>
             <w:r>
+              <w:rPr>
+                <w:rFonts w:eastAsia="黑体"/>
+              </w:rPr>
               <w:t xml:space="preserve"> LSB/g</w:t>
             </w:r>
           </w:p>
@@ -1411,6 +1618,9 @@
               </m:r>
             </m:oMath>
             <w:r>
+              <w:rPr>
+                <w:rFonts w:eastAsia="黑体"/>
+              </w:rPr>
               <w:t xml:space="preserve">​</w:t>
             </w:r>
           </w:p>
@@ -1423,7 +1633,7 @@
             </w:pPr>
             <w:r>
               <w:rPr>
-                <w:rFonts w:hint="eastAsia"/>
+                <w:rFonts w:hint="eastAsia" w:eastAsia="黑体"/>
               </w:rPr>
               <w:t xml:space="preserve">量程（±g）</w:t>
             </w:r>
@@ -1436,6 +1646,9 @@
               <w:pStyle w:val="Compact"/>
             </w:pPr>
             <w:r>
+              <w:rPr>
+                <w:rFonts w:eastAsia="黑体"/>
+              </w:rPr>
               <w:t xml:space="preserve">g</w:t>
             </w:r>
           </w:p>
@@ -1454,6 +1667,9 @@
               </m:r>
             </m:oMath>
             <w:r>
+              <w:rPr>
+                <w:rFonts w:eastAsia="黑体"/>
+              </w:rPr>
               <w:t xml:space="preserve">​</w:t>
             </w:r>
           </w:p>
@@ -1465,11 +1681,14 @@
               <w:pStyle w:val="Compact"/>
             </w:pPr>
             <w:r>
+              <w:rPr>
+                <w:rFonts w:eastAsia="黑体"/>
+              </w:rPr>
               <w:t xml:space="preserve">ADC </w:t>
             </w:r>
             <w:r>
               <w:rPr>
-                <w:rFonts w:hint="eastAsia"/>
+                <w:rFonts w:hint="eastAsia" w:eastAsia="黑体"/>
               </w:rPr>
               <w:t xml:space="preserve">位数</w:t>
             </w:r>
@@ -1482,6 +1701,9 @@
               <w:pStyle w:val="Compact"/>
             </w:pPr>
             <w:r>
+              <w:rPr>
+                <w:rFonts w:eastAsia="黑体"/>
+              </w:rPr>
               <w:t xml:space="preserve">bit</w:t>
             </w:r>
           </w:p>
@@ -1496,7 +1718,7 @@
       </w:pPr>
       <w:r>
         <w:rPr>
-          <w:rFonts w:hint="eastAsia"/>
+          <w:rFonts w:hint="eastAsia" w:eastAsia="黑体"/>
         </w:rPr>
         <w:t xml:space="preserve">元件调整影响</w:t>
       </w:r>
@@ -1511,7 +1733,7 @@
       </w:pPr>
       <w:r>
         <w:rPr>
-          <w:rFonts w:hint="eastAsia"/>
+          <w:rFonts w:hint="eastAsia" w:eastAsia="黑体"/>
           <w:b/>
           <w:bCs/>
         </w:rPr>
@@ -1519,29 +1741,39 @@
       </w:r>
       <w:r>
         <w:rPr>
+          <w:rFonts w:eastAsia="黑体"/>
           <w:b/>
           <w:bCs/>
         </w:rPr>
         <w:t xml:space="preserve"> ↑</w:t>
       </w:r>
       <w:r>
+        <w:rPr>
+          <w:rFonts w:eastAsia="黑体"/>
+        </w:rPr>
         <w:t xml:space="preserve"> </w:t>
       </w:r>
       <w:r>
+        <w:rPr>
+          <w:rFonts w:eastAsia="黑体"/>
+        </w:rPr>
         <w:t xml:space="preserve">→ </w:t>
       </w:r>
       <w:r>
         <w:rPr>
-          <w:rFonts w:hint="eastAsia"/>
+          <w:rFonts w:hint="eastAsia" w:eastAsia="黑体"/>
         </w:rPr>
         <w:t xml:space="preserve">可测更大加速度，但每</w:t>
       </w:r>
       <w:r>
+        <w:rPr>
+          <w:rFonts w:eastAsia="黑体"/>
+        </w:rPr>
         <w:t xml:space="preserve"> LSB </w:t>
       </w:r>
       <w:r>
         <w:rPr>
-          <w:rFonts w:hint="eastAsia"/>
+          <w:rFonts w:hint="eastAsia" w:eastAsia="黑体"/>
         </w:rPr>
         <w:t xml:space="preserve">分辨率变差。</w:t>
       </w:r>
@@ -1556,7 +1788,7 @@
       </w:pPr>
       <w:r>
         <w:rPr>
-          <w:rFonts w:hint="eastAsia"/>
+          <w:rFonts w:hint="eastAsia" w:eastAsia="黑体"/>
           <w:b/>
           <w:bCs/>
         </w:rPr>
@@ -1564,20 +1796,27 @@
       </w:r>
       <w:r>
         <w:rPr>
+          <w:rFonts w:eastAsia="黑体"/>
           <w:b/>
           <w:bCs/>
         </w:rPr>
         <w:t xml:space="preserve"> ODR ↑</w:t>
       </w:r>
       <w:r>
+        <w:rPr>
+          <w:rFonts w:eastAsia="黑体"/>
+        </w:rPr>
         <w:t xml:space="preserve"> </w:t>
       </w:r>
       <w:r>
+        <w:rPr>
+          <w:rFonts w:eastAsia="黑体"/>
+        </w:rPr>
         <w:t xml:space="preserve">→ </w:t>
       </w:r>
       <w:r>
         <w:rPr>
-          <w:rFonts w:hint="eastAsia"/>
+          <w:rFonts w:hint="eastAsia" w:eastAsia="黑体"/>
         </w:rPr>
         <w:t xml:space="preserve">响应更快，但功耗与噪声增大。</w:t>
       </w:r>
@@ -1592,21 +1831,27 @@
       </w:pPr>
       <w:r>
         <w:rPr>
-          <w:rFonts w:hint="eastAsia"/>
+          <w:rFonts w:hint="eastAsia" w:eastAsia="黑体"/>
           <w:b/>
           <w:bCs/>
         </w:rPr>
         <w:t xml:space="preserve">去耦电容不足</w:t>
       </w:r>
       <w:r>
+        <w:rPr>
+          <w:rFonts w:eastAsia="黑体"/>
+        </w:rPr>
         <w:t xml:space="preserve"> </w:t>
       </w:r>
       <w:r>
+        <w:rPr>
+          <w:rFonts w:eastAsia="黑体"/>
+        </w:rPr>
         <w:t xml:space="preserve">→ </w:t>
       </w:r>
       <w:r>
         <w:rPr>
-          <w:rFonts w:hint="eastAsia"/>
+          <w:rFonts w:hint="eastAsia" w:eastAsia="黑体"/>
         </w:rPr>
         <w:t xml:space="preserve">电源噪声耦合到测量，加速度噪声增大。</w:t>
       </w:r>
@@ -1621,7 +1866,7 @@
       </w:pPr>
       <w:r>
         <w:rPr>
-          <w:rFonts w:hint="eastAsia"/>
+          <w:rFonts w:hint="eastAsia" w:eastAsia="黑体"/>
         </w:rPr>
         <w:t xml:space="preserve">模拟输出型的滤波电容影响带宽与噪声。</w:t>
       </w:r>
@@ -1634,7 +1879,7 @@
       </w:pPr>
       <w:r>
         <w:rPr>
-          <w:rFonts w:hint="eastAsia"/>
+          <w:rFonts w:hint="eastAsia" w:eastAsia="黑体"/>
         </w:rPr>
         <w:t xml:space="preserve">典型参数示例</w:t>
       </w:r>
@@ -1649,11 +1894,14 @@
       </w:pPr>
       <w:r>
         <w:rPr>
-          <w:rFonts w:hint="eastAsia"/>
+          <w:rFonts w:hint="eastAsia" w:eastAsia="黑体"/>
         </w:rPr>
         <w:t xml:space="preserve">量程</w:t>
       </w:r>
       <w:r>
+        <w:rPr>
+          <w:rFonts w:eastAsia="黑体"/>
+        </w:rPr>
         <w:t xml:space="preserve"> </w:t>
       </w:r>
       <m:oMath>
@@ -1671,11 +1919,14 @@
         </m:r>
       </m:oMath>
       <w:r>
+        <w:rPr>
+          <w:rFonts w:eastAsia="黑体"/>
+        </w:rPr>
         <w:t xml:space="preserve">、14 </w:t>
       </w:r>
       <w:r>
         <w:rPr>
-          <w:rFonts w:hint="eastAsia"/>
+          <w:rFonts w:hint="eastAsia" w:eastAsia="黑体"/>
         </w:rPr>
         <w:t xml:space="preserve">位有效分辨率：</w:t>
       </w:r>
@@ -1758,6 +2009,9 @@
         </m:r>
       </m:oMath>
       <w:r>
+        <w:rPr>
+          <w:rFonts w:eastAsia="黑体"/>
+        </w:rPr>
         <w:t xml:space="preserve">。</w:t>
       </w:r>
     </w:p>
@@ -1771,11 +2025,14 @@
       </w:pPr>
       <w:r>
         <w:rPr>
-          <w:rFonts w:hint="eastAsia"/>
+          <w:rFonts w:hint="eastAsia" w:eastAsia="黑体"/>
         </w:rPr>
         <w:t xml:space="preserve">灵敏度</w:t>
       </w:r>
       <w:r>
+        <w:rPr>
+          <w:rFonts w:eastAsia="黑体"/>
+        </w:rPr>
         <w:t xml:space="preserve"> </w:t>
       </w:r>
       <m:oMath>
@@ -1803,15 +2060,21 @@
         </m:r>
       </m:oMath>
       <w:r>
+        <w:rPr>
+          <w:rFonts w:eastAsia="黑体"/>
+        </w:rPr>
         <w:t xml:space="preserve"> </w:t>
       </w:r>
       <w:r>
         <w:rPr>
-          <w:rFonts w:hint="eastAsia"/>
+          <w:rFonts w:hint="eastAsia" w:eastAsia="黑体"/>
         </w:rPr>
         <w:t xml:space="preserve">时，读数</w:t>
       </w:r>
       <w:r>
+        <w:rPr>
+          <w:rFonts w:eastAsia="黑体"/>
+        </w:rPr>
         <w:t xml:space="preserve"> </w:t>
       </w:r>
       <m:oMath>
@@ -1832,15 +2095,21 @@
         </m:r>
       </m:oMath>
       <w:r>
+        <w:rPr>
+          <w:rFonts w:eastAsia="黑体"/>
+        </w:rPr>
         <w:t xml:space="preserve"> </w:t>
       </w:r>
       <w:r>
         <w:rPr>
-          <w:rFonts w:hint="eastAsia"/>
+          <w:rFonts w:hint="eastAsia" w:eastAsia="黑体"/>
         </w:rPr>
         <w:t xml:space="preserve">对应</w:t>
       </w:r>
       <w:r>
+        <w:rPr>
+          <w:rFonts w:eastAsia="黑体"/>
+        </w:rPr>
         <w:t xml:space="preserve"> 1000 LSB。</w:t>
       </w:r>
     </w:p>
@@ -1852,7 +2121,7 @@
       </w:pPr>
       <w:r>
         <w:rPr>
-          <w:rFonts w:hint="eastAsia"/>
+          <w:rFonts w:hint="eastAsia" w:eastAsia="黑体"/>
         </w:rPr>
         <w:t xml:space="preserve">常见器件型号</w:t>
       </w:r>
@@ -1866,11 +2135,14 @@
         </w:numPr>
       </w:pPr>
       <w:r>
+        <w:rPr>
+          <w:rFonts w:eastAsia="黑体"/>
+        </w:rPr>
         <w:t xml:space="preserve">MEMS </w:t>
       </w:r>
       <w:r>
         <w:rPr>
-          <w:rFonts w:hint="eastAsia"/>
+          <w:rFonts w:hint="eastAsia" w:eastAsia="黑体"/>
         </w:rPr>
         <w:t xml:space="preserve">加速度计：ADXL345、LIS3DH、MPU6050（含陀螺）、BMI160。</w:t>
       </w:r>
@@ -1883,7 +2155,7 @@
       </w:pPr>
       <w:r>
         <w:rPr>
-          <w:rFonts w:hint="eastAsia"/>
+          <w:rFonts w:hint="eastAsia" w:eastAsia="黑体"/>
         </w:rPr>
         <w:t xml:space="preserve">注意事项</w:t>
       </w:r>
@@ -1898,16 +2170,19 @@
       </w:pPr>
       <w:r>
         <w:rPr>
-          <w:rFonts w:hint="eastAsia"/>
+          <w:rFonts w:hint="eastAsia" w:eastAsia="黑体"/>
         </w:rPr>
         <w:t xml:space="preserve">加速度计输出包含重力分量</w:t>
       </w:r>
       <w:r>
+        <w:rPr>
+          <w:rFonts w:eastAsia="黑体"/>
+        </w:rPr>
         <w:t xml:space="preserve"> </w:t>
       </w:r>
       <w:r>
         <w:rPr>
-          <w:rFonts w:hint="eastAsia"/>
+          <w:rFonts w:hint="eastAsia" w:eastAsia="黑体"/>
         </w:rPr>
         <w:t xml:space="preserve">g，静态倾角测量需区分重力与运动加速度。</w:t>
       </w:r>
@@ -1922,7 +2197,7 @@
       </w:pPr>
       <w:r>
         <w:rPr>
-          <w:rFonts w:hint="eastAsia"/>
+          <w:rFonts w:hint="eastAsia" w:eastAsia="黑体"/>
         </w:rPr>
         <w:t xml:space="preserve">放置位置尽量靠近目标测量点，机械谐振频率需高于测量带宽。</w:t>
       </w:r>
@@ -1937,7 +2212,7 @@
       </w:pPr>
       <w:r>
         <w:rPr>
-          <w:rFonts w:hint="eastAsia"/>
+          <w:rFonts w:hint="eastAsia" w:eastAsia="黑体"/>
         </w:rPr>
         <w:t xml:space="preserve">输出含噪声与零偏，需校准零偏与比例因子。</w:t>
       </w:r>
@@ -1952,16 +2227,19 @@
       </w:pPr>
       <w:r>
         <w:rPr>
-          <w:rFonts w:hint="eastAsia"/>
+          <w:rFonts w:hint="eastAsia" w:eastAsia="黑体"/>
         </w:rPr>
         <w:t xml:space="preserve">注意</w:t>
       </w:r>
       <w:r>
+        <w:rPr>
+          <w:rFonts w:eastAsia="黑体"/>
+        </w:rPr>
         <w:t xml:space="preserve"> PCB </w:t>
       </w:r>
       <w:r>
         <w:rPr>
-          <w:rFonts w:hint="eastAsia"/>
+          <w:rFonts w:hint="eastAsia" w:eastAsia="黑体"/>
         </w:rPr>
         <w:t xml:space="preserve">应力传导与温漂对零偏的影响。</w:t>
       </w:r>
@@ -1974,7 +2252,7 @@
       </w:pPr>
       <w:r>
         <w:rPr>
-          <w:rFonts w:hint="eastAsia"/>
+          <w:rFonts w:hint="eastAsia" w:eastAsia="黑体"/>
         </w:rPr>
         <w:t xml:space="preserve">参考资料</w:t>
       </w:r>
@@ -1988,11 +2266,14 @@
         </w:numPr>
       </w:pPr>
       <w:r>
+        <w:rPr>
+          <w:rFonts w:eastAsia="黑体"/>
+        </w:rPr>
         <w:t xml:space="preserve">ADI ADXL345 </w:t>
       </w:r>
       <w:r>
         <w:rPr>
-          <w:rFonts w:hint="eastAsia"/>
+          <w:rFonts w:hint="eastAsia" w:eastAsia="黑体"/>
         </w:rPr>
         <w:t xml:space="preserve">数据手册。</w:t>
       </w:r>
@@ -2006,11 +2287,14 @@
         </w:numPr>
       </w:pPr>
       <w:r>
+        <w:rPr>
+          <w:rFonts w:eastAsia="黑体"/>
+        </w:rPr>
         <w:t xml:space="preserve">ST LIS3DH </w:t>
       </w:r>
       <w:r>
         <w:rPr>
-          <w:rFonts w:hint="eastAsia"/>
+          <w:rFonts w:hint="eastAsia" w:eastAsia="黑体"/>
         </w:rPr>
         <w:t xml:space="preserve">数据手册。</w:t>
       </w:r>
@@ -2024,6 +2308,9 @@
         </w:numPr>
       </w:pPr>
       <w:r>
+        <w:rPr>
+          <w:rFonts w:eastAsia="黑体"/>
+        </w:rPr>
         <w:t xml:space="preserve">Wikipedia: Accelerometer。</w:t>
       </w:r>
     </w:p>
@@ -2036,11 +2323,11 @@
       </w:pPr>
       <w:r>
         <w:rPr>
-          <w:rFonts w:ascii="Times New Roman" w:hAnsi="Times New Roman"/>
+          <w:rFonts w:ascii="Times New Roman" w:hAnsi="Times New Roman" w:eastAsia="黑体"/>
           <w:color w:val="555555"/>
           <w:sz w:val="21"/>
         </w:rPr>
-        <w:t>材料收集者：杜文杰</w:t>
+        <w:t>材料收集者：杜文杰，WX手机：19519196569，QQ:3478827729</w:t>
       </w:r>
     </w:p>
     <w:sectPr>
@@ -2060,7 +2347,7 @@
 </file>
 
 <file path=word/footer1.xml><?xml version="1.0" encoding="utf-8"?>
-<w:ftr xmlns:m="http://schemas.openxmlformats.org/officeDocument/2006/math" xmlns:mc="http://schemas.openxmlformats.org/markup-compatibility/2006" xmlns:mo="http://schemas.microsoft.com/office/mac/office/2008/main" xmlns:mv="urn:schemas-microsoft-com:mac:vml" xmlns:o="urn:schemas-microsoft-com:office:office" xmlns:r="http://schemas.openxmlformats.org/officeDocument/2006/relationships" xmlns:v="urn:schemas-microsoft-com:vml" xmlns:w10="urn:schemas-microsoft-com:office:word" xmlns:w14="http://schemas.microsoft.com/office/word/2010/wordml" xmlns:w="http://schemas.openxmlformats.org/wordprocessingml/2006/main" xmlns:wne="http://schemas.microsoft.com/office/word/2006/wordml" xmlns:wp14="http://schemas.microsoft.com/office/word/2010/wordprocessingDrawing" xmlns:wp="http://schemas.openxmlformats.org/drawingml/2006/wordprocessingDrawing" xmlns:wpc="http://schemas.microsoft.com/office/word/2010/wordprocessingCanvas" xmlns:wpg="http://schemas.microsoft.com/office/word/2010/wordprocessingGroup" xmlns:wpi="http://schemas.microsoft.com/office/word/2010/wordprocessingInk" xmlns:wps="http://schemas.microsoft.com/office/word/2010/wordprocessingShape" mc:Ignorable="w14 wp14">
+<w:ftr xmlns:mc="http://schemas.openxmlformats.org/markup-compatibility/2006" xmlns:w="http://schemas.openxmlformats.org/wordprocessingml/2006/main" xmlns:m="http://schemas.openxmlformats.org/officeDocument/2006/math" xmlns:mo="http://schemas.microsoft.com/office/mac/office/2008/main" xmlns:mv="urn:schemas-microsoft-com:mac:vml" xmlns:o="urn:schemas-microsoft-com:office:office" xmlns:r="http://schemas.openxmlformats.org/officeDocument/2006/relationships" xmlns:v="urn:schemas-microsoft-com:vml" xmlns:w10="urn:schemas-microsoft-com:office:word" xmlns:w14="http://schemas.microsoft.com/office/word/2010/wordml" xmlns:wne="http://schemas.microsoft.com/office/word/2006/wordml" xmlns:wp14="http://schemas.microsoft.com/office/word/2010/wordprocessingDrawing" xmlns:wp="http://schemas.openxmlformats.org/drawingml/2006/wordprocessingDrawing" xmlns:wpc="http://schemas.microsoft.com/office/word/2010/wordprocessingCanvas" xmlns:wpg="http://schemas.microsoft.com/office/word/2010/wordprocessingGroup" xmlns:wpi="http://schemas.microsoft.com/office/word/2010/wordprocessingInk" xmlns:wps="http://schemas.microsoft.com/office/word/2010/wordprocessingShape" mc:Ignorable="w14 wp14">
   <w:p>
     <w:pPr>
       <w:pStyle w:val="Footer"/>
@@ -2068,12 +2355,14 @@
     </w:pPr>
     <w:r>
       <w:rPr>
+        <w:rFonts w:eastAsia="黑体"/>
         <w:sz w:val="18"/>
       </w:rPr>
       <w:t xml:space="preserve">第 </w:t>
     </w:r>
     <w:r>
       <w:rPr>
+        <w:rFonts w:eastAsia="黑体"/>
         <w:sz w:val="18"/>
       </w:rPr>
       <w:fldChar w:fldCharType="begin"/>
@@ -2082,6 +2371,7 @@
     </w:r>
     <w:r>
       <w:rPr>
+        <w:rFonts w:eastAsia="黑体"/>
         <w:sz w:val="18"/>
       </w:rPr>
       <w:t xml:space="preserve"> 页</w:t>
@@ -2095,6 +2385,9 @@
   <w:footnote w:type="continuationSeparator" w:id="0">
     <w:p>
       <w:r>
+        <w:rPr>
+          <w:rFonts w:eastAsia="黑体"/>
+        </w:rPr>
         <w:continuationSeparator/>
       </w:r>
     </w:p>
@@ -2102,6 +2395,9 @@
   <w:footnote w:type="separator" w:id="-1">
     <w:p>
       <w:r>
+        <w:rPr>
+          <w:rFonts w:eastAsia="黑体"/>
+        </w:rPr>
         <w:separator/>
       </w:r>
     </w:p>
@@ -2110,7 +2406,7 @@
 </file>
 
 <file path=word/header1.xml><?xml version="1.0" encoding="utf-8"?>
-<w:hdr xmlns:m="http://schemas.openxmlformats.org/officeDocument/2006/math" xmlns:mc="http://schemas.openxmlformats.org/markup-compatibility/2006" xmlns:mo="http://schemas.microsoft.com/office/mac/office/2008/main" xmlns:mv="urn:schemas-microsoft-com:mac:vml" xmlns:o="urn:schemas-microsoft-com:office:office" xmlns:r="http://schemas.openxmlformats.org/officeDocument/2006/relationships" xmlns:v="urn:schemas-microsoft-com:vml" xmlns:w10="urn:schemas-microsoft-com:office:word" xmlns:w14="http://schemas.microsoft.com/office/word/2010/wordml" xmlns:w="http://schemas.openxmlformats.org/wordprocessingml/2006/main" xmlns:wne="http://schemas.microsoft.com/office/word/2006/wordml" xmlns:wp14="http://schemas.microsoft.com/office/word/2010/wordprocessingDrawing" xmlns:wp="http://schemas.openxmlformats.org/drawingml/2006/wordprocessingDrawing" xmlns:wpc="http://schemas.microsoft.com/office/word/2010/wordprocessingCanvas" xmlns:wpg="http://schemas.microsoft.com/office/word/2010/wordprocessingGroup" xmlns:wpi="http://schemas.microsoft.com/office/word/2010/wordprocessingInk" xmlns:wps="http://schemas.microsoft.com/office/word/2010/wordprocessingShape" mc:Ignorable="w14 wp14">
+<w:hdr xmlns:mc="http://schemas.openxmlformats.org/markup-compatibility/2006" xmlns:w="http://schemas.openxmlformats.org/wordprocessingml/2006/main" xmlns:m="http://schemas.openxmlformats.org/officeDocument/2006/math" xmlns:mo="http://schemas.microsoft.com/office/mac/office/2008/main" xmlns:mv="urn:schemas-microsoft-com:mac:vml" xmlns:o="urn:schemas-microsoft-com:office:office" xmlns:r="http://schemas.openxmlformats.org/officeDocument/2006/relationships" xmlns:v="urn:schemas-microsoft-com:vml" xmlns:w10="urn:schemas-microsoft-com:office:word" xmlns:w14="http://schemas.microsoft.com/office/word/2010/wordml" xmlns:wne="http://schemas.microsoft.com/office/word/2006/wordml" xmlns:wp14="http://schemas.microsoft.com/office/word/2010/wordprocessingDrawing" xmlns:wp="http://schemas.openxmlformats.org/drawingml/2006/wordprocessingDrawing" xmlns:wpc="http://schemas.microsoft.com/office/word/2010/wordprocessingCanvas" xmlns:wpg="http://schemas.microsoft.com/office/word/2010/wordprocessingGroup" xmlns:wpi="http://schemas.microsoft.com/office/word/2010/wordprocessingInk" xmlns:wps="http://schemas.microsoft.com/office/word/2010/wordprocessingShape" mc:Ignorable="w14 wp14">
   <w:p>
     <w:pPr>
       <w:pStyle w:val="Header"/>
@@ -2118,7 +2414,7 @@
     </w:pPr>
     <w:r>
       <w:rPr>
-        <w:rFonts w:ascii="Times New Roman" w:hAnsi="Times New Roman"/>
+        <w:rFonts w:ascii="Times New Roman" w:hAnsi="Times New Roman" w:eastAsia="黑体"/>
         <w:sz w:val="18"/>
         <w:rFonts w:eastAsia="黑体"/>
         <w:rFonts w:eastAsia="黑体"/>
@@ -2130,7 +2426,7 @@
 </file>
 
 <file path=word/numbering.xml><?xml version="1.0" encoding="utf-8"?>
-<w:numbering xmlns:m="http://schemas.openxmlformats.org/officeDocument/2006/math" xmlns:mc="http://schemas.openxmlformats.org/markup-compatibility/2006" xmlns:mo="http://schemas.microsoft.com/office/mac/office/2008/main" xmlns:mv="urn:schemas-microsoft-com:mac:vml" xmlns:o="urn:schemas-microsoft-com:office:office" xmlns:r="http://schemas.openxmlformats.org/officeDocument/2006/relationships" xmlns:v="urn:schemas-microsoft-com:vml" xmlns:w="http://schemas.openxmlformats.org/wordprocessingml/2006/main" xmlns:w10="urn:schemas-microsoft-com:office:word" xmlns:w14="http://schemas.microsoft.com/office/word/2010/wordml" xmlns:wne="http://schemas.microsoft.com/office/word/2006/wordml" xmlns:wp="http://schemas.openxmlformats.org/drawingml/2006/wordprocessingDrawing" xmlns:wp14="http://schemas.microsoft.com/office/word/2010/wordprocessingDrawing" xmlns:wpc="http://schemas.microsoft.com/office/word/2010/wordprocessingCanvas" xmlns:wpg="http://schemas.microsoft.com/office/word/2010/wordprocessingGroup" xmlns:wpi="http://schemas.microsoft.com/office/word/2010/wordprocessingInk" xmlns:wps="http://schemas.microsoft.com/office/word/2010/wordprocessingShape" mc:Ignorable="w14 wp14">
+<w:numbering xmlns:mc="http://schemas.openxmlformats.org/markup-compatibility/2006" xmlns:w="http://schemas.openxmlformats.org/wordprocessingml/2006/main" xmlns:m="http://schemas.openxmlformats.org/officeDocument/2006/math" xmlns:mo="http://schemas.microsoft.com/office/mac/office/2008/main" xmlns:mv="urn:schemas-microsoft-com:mac:vml" xmlns:o="urn:schemas-microsoft-com:office:office" xmlns:r="http://schemas.openxmlformats.org/officeDocument/2006/relationships" xmlns:v="urn:schemas-microsoft-com:vml" xmlns:w10="urn:schemas-microsoft-com:office:word" xmlns:w14="http://schemas.microsoft.com/office/word/2010/wordml" xmlns:wne="http://schemas.microsoft.com/office/word/2006/wordml" xmlns:wp="http://schemas.openxmlformats.org/drawingml/2006/wordprocessingDrawing" xmlns:wp14="http://schemas.microsoft.com/office/word/2010/wordprocessingDrawing" xmlns:wpc="http://schemas.microsoft.com/office/word/2010/wordprocessingCanvas" xmlns:wpg="http://schemas.microsoft.com/office/word/2010/wordprocessingGroup" xmlns:wpi="http://schemas.microsoft.com/office/word/2010/wordprocessingInk" xmlns:wps="http://schemas.microsoft.com/office/word/2010/wordprocessingShape" mc:Ignorable="w14 wp14">
   <w:abstractNum w:abstractNumId="0">
     <w:nsid w:val="FFFFFF7C"/>
     <w:multiLevelType w:val="singleLevel"/>
@@ -2217,7 +2513,7 @@
         <w:ind w:hanging="360" w:left="1440"/>
       </w:pPr>
       <w:rPr>
-        <w:rFonts w:ascii="Symbol" w:hAnsi="Symbol" w:hint="default"/>
+        <w:rFonts w:ascii="Symbol" w:hAnsi="Symbol" w:hint="default" w:eastAsia="黑体"/>
       </w:rPr>
     </w:lvl>
   </w:abstractNum>
@@ -2238,7 +2534,7 @@
         <w:ind w:hanging="360" w:left="1080"/>
       </w:pPr>
       <w:rPr>
-        <w:rFonts w:ascii="Symbol" w:hAnsi="Symbol" w:hint="default"/>
+        <w:rFonts w:ascii="Symbol" w:hAnsi="Symbol" w:hint="default" w:eastAsia="黑体"/>
       </w:rPr>
     </w:lvl>
   </w:abstractNum>
@@ -2259,7 +2555,7 @@
         <w:ind w:hanging="360" w:left="720"/>
       </w:pPr>
       <w:rPr>
-        <w:rFonts w:ascii="Symbol" w:hAnsi="Symbol" w:hint="default"/>
+        <w:rFonts w:ascii="Symbol" w:hAnsi="Symbol" w:hint="default" w:eastAsia="黑体"/>
       </w:rPr>
     </w:lvl>
   </w:abstractNum>
@@ -2298,7 +2594,7 @@
         <w:ind w:hanging="360" w:left="360"/>
       </w:pPr>
       <w:rPr>
-        <w:rFonts w:ascii="Symbol" w:hAnsi="Symbol" w:hint="default"/>
+        <w:rFonts w:ascii="Symbol" w:hAnsi="Symbol" w:hint="default" w:eastAsia="黑体"/>
       </w:rPr>
     </w:lvl>
   </w:abstractNum>
@@ -2389,7 +2685,7 @@
         <w:ind w:left="720" w:hanging="360"/>
       </w:pPr>
       <w:rPr>
-        <w:rFonts w:ascii="Symbol" w:hAnsi="Symbol" w:cs="Symbol" w:hint="default"/>
+        <w:rFonts w:ascii="Symbol" w:hAnsi="Symbol" w:cs="Symbol" w:hint="default" w:eastAsia="黑体"/>
       </w:rPr>
     </w:lvl>
     <w:lvl w:ilvl="1">
@@ -2400,7 +2696,7 @@
         <w:ind w:left="1440" w:hanging="360"/>
       </w:pPr>
       <w:rPr>
-        <w:rFonts w:ascii="Courier New" w:hAnsi="Courier New" w:cs="Courier New" w:hint="default"/>
+        <w:rFonts w:ascii="Courier New" w:hAnsi="Courier New" w:cs="Courier New" w:hint="default" w:eastAsia="黑体"/>
       </w:rPr>
     </w:lvl>
     <w:lvl w:ilvl="2">
@@ -2411,7 +2707,7 @@
         <w:ind w:left="2160" w:hanging="360"/>
       </w:pPr>
       <w:rPr>
-        <w:rFonts w:ascii="Wingdings" w:hAnsi="Wingdings" w:cs="Wingdings" w:hint="default"/>
+        <w:rFonts w:ascii="Wingdings" w:hAnsi="Wingdings" w:cs="Wingdings" w:hint="default" w:eastAsia="黑体"/>
       </w:rPr>
     </w:lvl>
     <w:lvl w:ilvl="3">
@@ -2422,7 +2718,7 @@
         <w:ind w:left="2880" w:hanging="360"/>
       </w:pPr>
       <w:rPr>
-        <w:rFonts w:ascii="Symbol" w:hAnsi="Symbol" w:cs="Symbol" w:hint="default"/>
+        <w:rFonts w:ascii="Symbol" w:hAnsi="Symbol" w:cs="Symbol" w:hint="default" w:eastAsia="黑体"/>
       </w:rPr>
     </w:lvl>
     <w:lvl w:ilvl="4">
@@ -2433,7 +2729,7 @@
         <w:ind w:left="3600" w:hanging="360"/>
       </w:pPr>
       <w:rPr>
-        <w:rFonts w:ascii="Courier New" w:hAnsi="Courier New" w:cs="Courier New" w:hint="default"/>
+        <w:rFonts w:ascii="Courier New" w:hAnsi="Courier New" w:cs="Courier New" w:hint="default" w:eastAsia="黑体"/>
       </w:rPr>
     </w:lvl>
     <w:lvl w:ilvl="5">
@@ -2444,7 +2740,7 @@
         <w:ind w:left="4320" w:hanging="360"/>
       </w:pPr>
       <w:rPr>
-        <w:rFonts w:ascii="Wingdings" w:hAnsi="Wingdings" w:cs="Wingdings" w:hint="default"/>
+        <w:rFonts w:ascii="Wingdings" w:hAnsi="Wingdings" w:cs="Wingdings" w:hint="default" w:eastAsia="黑体"/>
       </w:rPr>
     </w:lvl>
     <w:lvl w:ilvl="6">
@@ -2455,7 +2751,7 @@
         <w:ind w:left="5040" w:hanging="360"/>
       </w:pPr>
       <w:rPr>
-        <w:rFonts w:ascii="Symbol" w:hAnsi="Symbol" w:cs="Symbol" w:hint="default"/>
+        <w:rFonts w:ascii="Symbol" w:hAnsi="Symbol" w:cs="Symbol" w:hint="default" w:eastAsia="黑体"/>
       </w:rPr>
     </w:lvl>
     <w:lvl w:ilvl="7">
@@ -2466,7 +2762,7 @@
         <w:ind w:left="5760" w:hanging="360"/>
       </w:pPr>
       <w:rPr>
-        <w:rFonts w:ascii="Courier New" w:hAnsi="Courier New" w:cs="Courier New" w:hint="default"/>
+        <w:rFonts w:ascii="Courier New" w:hAnsi="Courier New" w:cs="Courier New" w:hint="default" w:eastAsia="黑体"/>
       </w:rPr>
     </w:lvl>
     <w:lvl w:ilvl="8">
@@ -2477,7 +2773,7 @@
         <w:ind w:left="6480" w:hanging="360"/>
       </w:pPr>
       <w:rPr>
-        <w:rFonts w:ascii="Wingdings" w:hAnsi="Wingdings" w:cs="Wingdings" w:hint="default"/>
+        <w:rFonts w:ascii="Wingdings" w:hAnsi="Wingdings" w:cs="Wingdings" w:hint="default" w:eastAsia="黑体"/>
       </w:rPr>
     </w:lvl>
   </w:abstractNum>
@@ -2533,11 +2829,11 @@
 </file>
 
 <file path=word/styles.xml><?xml version="1.0" encoding="utf-8"?>
-<w:styles xmlns:mc="http://schemas.openxmlformats.org/markup-compatibility/2006" xmlns:r="http://schemas.openxmlformats.org/officeDocument/2006/relationships" xmlns:w="http://schemas.openxmlformats.org/wordprocessingml/2006/main" xmlns:w14="http://schemas.microsoft.com/office/word/2010/wordml" mc:Ignorable="w14">
+<w:styles xmlns:mc="http://schemas.openxmlformats.org/markup-compatibility/2006" xmlns:w="http://schemas.openxmlformats.org/wordprocessingml/2006/main" xmlns:r="http://schemas.openxmlformats.org/officeDocument/2006/relationships" xmlns:w14="http://schemas.microsoft.com/office/word/2010/wordml" mc:Ignorable="w14">
   <w:docDefaults>
     <w:rPrDefault>
       <w:rPr>
-        <w:rFonts w:asciiTheme="minorHAnsi" w:cstheme="minorBidi" w:eastAsiaTheme="minorEastAsia" w:hAnsiTheme="minorHAnsi"/>
+        <w:rFonts w:asciiTheme="minorHAnsi" w:cstheme="minorBidi" w:hAnsiTheme="minorHAnsi" w:eastAsia="黑体"/>
         <w:sz w:val="22"/>
         <w:szCs w:val="22"/>
         <w:lang w:bidi="ar-SA" w:eastAsia="en-US" w:val="en-US"/>
@@ -2759,7 +3055,7 @@
       <w:outlineLvl w:val="0"/>
     </w:pPr>
     <w:rPr>
-      <w:rFonts w:ascii="Times New Roman" w:asciiTheme="majorHAnsi" w:cstheme="majorBidi" w:eastAsia="黑体" w:eastAsiaTheme="majorEastAsia" w:hAnsi="Times New Roman" w:hAnsiTheme="majorHAnsi"/>
+      <w:rFonts w:ascii="Times New Roman" w:asciiTheme="majorHAnsi" w:cstheme="majorBidi" w:eastAsia="黑体" w:hAnsi="Times New Roman" w:hAnsiTheme="majorHAnsi"/>
       <w:b/>
       <w:bCs/>
       <w:color w:val="1F3864"/>
@@ -2783,7 +3079,7 @@
       <w:outlineLvl w:val="1"/>
     </w:pPr>
     <w:rPr>
-      <w:rFonts w:ascii="Times New Roman" w:asciiTheme="majorHAnsi" w:cstheme="majorBidi" w:eastAsia="黑体" w:eastAsiaTheme="majorEastAsia" w:hAnsi="Times New Roman" w:hAnsiTheme="majorHAnsi"/>
+      <w:rFonts w:ascii="Times New Roman" w:asciiTheme="majorHAnsi" w:cstheme="majorBidi" w:eastAsia="黑体" w:hAnsi="Times New Roman" w:hAnsiTheme="majorHAnsi"/>
       <w:b/>
       <w:bCs/>
       <w:color w:val="2E4E7E"/>
@@ -2807,7 +3103,7 @@
       <w:outlineLvl w:val="2"/>
     </w:pPr>
     <w:rPr>
-      <w:rFonts w:ascii="Times New Roman" w:asciiTheme="majorHAnsi" w:cstheme="majorBidi" w:eastAsia="黑体" w:eastAsiaTheme="majorEastAsia" w:hAnsi="Times New Roman" w:hAnsiTheme="majorHAnsi"/>
+      <w:rFonts w:ascii="Times New Roman" w:asciiTheme="majorHAnsi" w:cstheme="majorBidi" w:eastAsia="黑体" w:hAnsi="Times New Roman" w:hAnsiTheme="majorHAnsi"/>
       <w:b/>
       <w:bCs/>
       <w:color w:val="2E4E7E"/>
@@ -2831,7 +3127,7 @@
       <w:outlineLvl w:val="3"/>
     </w:pPr>
     <w:rPr>
-      <w:rFonts w:ascii="Times New Roman" w:asciiTheme="majorHAnsi" w:cstheme="majorBidi" w:eastAsia="黑体" w:eastAsiaTheme="majorEastAsia" w:hAnsi="Times New Roman" w:hAnsiTheme="majorHAnsi"/>
+      <w:rFonts w:ascii="Times New Roman" w:asciiTheme="majorHAnsi" w:cstheme="majorBidi" w:eastAsia="黑体" w:hAnsi="Times New Roman" w:hAnsiTheme="majorHAnsi"/>
       <w:b/>
       <w:bCs/>
       <w:i/>
@@ -2857,7 +3153,7 @@
       <w:outlineLvl w:val="4"/>
     </w:pPr>
     <w:rPr>
-      <w:rFonts w:ascii="Times New Roman" w:asciiTheme="majorHAnsi" w:cstheme="majorBidi" w:eastAsia="黑体" w:eastAsiaTheme="majorEastAsia" w:hAnsi="Times New Roman" w:hAnsiTheme="majorHAnsi"/>
+      <w:rFonts w:ascii="Times New Roman" w:asciiTheme="majorHAnsi" w:cstheme="majorBidi" w:eastAsia="黑体" w:hAnsi="Times New Roman" w:hAnsiTheme="majorHAnsi"/>
       <w:b/>
       <w:color w:val="333333"/>
       <w:sz w:val="22"/>
@@ -2880,7 +3176,7 @@
       <w:outlineLvl w:val="5"/>
     </w:pPr>
     <w:rPr>
-      <w:rFonts w:asciiTheme="majorHAnsi" w:cstheme="majorBidi" w:eastAsiaTheme="majorEastAsia" w:hAnsiTheme="majorHAnsi"/>
+      <w:rFonts w:asciiTheme="majorHAnsi" w:cstheme="majorBidi" w:hAnsiTheme="majorHAnsi" w:eastAsia="黑体"/>
       <w:i/>
       <w:iCs/>
       <w:color w:themeColor="accent1" w:themeShade="7F" w:val="243F60"/>
@@ -2903,7 +3199,7 @@
       <w:outlineLvl w:val="6"/>
     </w:pPr>
     <w:rPr>
-      <w:rFonts w:asciiTheme="majorHAnsi" w:cstheme="majorBidi" w:eastAsiaTheme="majorEastAsia" w:hAnsiTheme="majorHAnsi"/>
+      <w:rFonts w:asciiTheme="majorHAnsi" w:cstheme="majorBidi" w:hAnsiTheme="majorHAnsi" w:eastAsia="黑体"/>
       <w:i/>
       <w:iCs/>
       <w:color w:themeColor="text1" w:themeTint="BF" w:val="404040"/>
@@ -2926,7 +3222,7 @@
       <w:outlineLvl w:val="7"/>
     </w:pPr>
     <w:rPr>
-      <w:rFonts w:asciiTheme="majorHAnsi" w:cstheme="majorBidi" w:eastAsiaTheme="majorEastAsia" w:hAnsiTheme="majorHAnsi"/>
+      <w:rFonts w:asciiTheme="majorHAnsi" w:cstheme="majorBidi" w:hAnsiTheme="majorHAnsi" w:eastAsia="黑体"/>
       <w:color w:themeColor="accent1" w:val="4F81BD"/>
       <w:sz w:val="20"/>
       <w:szCs w:val="20"/>
@@ -2949,7 +3245,7 @@
       <w:outlineLvl w:val="8"/>
     </w:pPr>
     <w:rPr>
-      <w:rFonts w:asciiTheme="majorHAnsi" w:cstheme="majorBidi" w:eastAsiaTheme="majorEastAsia" w:hAnsiTheme="majorHAnsi"/>
+      <w:rFonts w:asciiTheme="majorHAnsi" w:cstheme="majorBidi" w:hAnsiTheme="majorHAnsi" w:eastAsia="黑体"/>
       <w:i/>
       <w:iCs/>
       <w:color w:themeColor="text1" w:themeTint="BF" w:val="404040"/>
@@ -3000,7 +3296,7 @@
     <w:uiPriority w:val="9"/>
     <w:rsid w:val="00FC693F"/>
     <w:rPr>
-      <w:rFonts w:asciiTheme="majorHAnsi" w:cstheme="majorBidi" w:eastAsiaTheme="majorEastAsia" w:hAnsiTheme="majorHAnsi"/>
+      <w:rFonts w:asciiTheme="majorHAnsi" w:cstheme="majorBidi" w:hAnsiTheme="majorHAnsi" w:eastAsia="黑体"/>
       <w:b/>
       <w:bCs/>
       <w:color w:themeColor="accent1" w:themeShade="BF" w:val="365F91"/>
@@ -3015,7 +3311,7 @@
     <w:uiPriority w:val="9"/>
     <w:rsid w:val="00FC693F"/>
     <w:rPr>
-      <w:rFonts w:asciiTheme="majorHAnsi" w:cstheme="majorBidi" w:eastAsiaTheme="majorEastAsia" w:hAnsiTheme="majorHAnsi"/>
+      <w:rFonts w:asciiTheme="majorHAnsi" w:cstheme="majorBidi" w:hAnsiTheme="majorHAnsi" w:eastAsia="黑体"/>
       <w:b/>
       <w:bCs/>
       <w:color w:themeColor="accent1" w:val="4F81BD"/>
@@ -3030,7 +3326,7 @@
     <w:uiPriority w:val="9"/>
     <w:rsid w:val="00FC693F"/>
     <w:rPr>
-      <w:rFonts w:asciiTheme="majorHAnsi" w:cstheme="majorBidi" w:eastAsiaTheme="majorEastAsia" w:hAnsiTheme="majorHAnsi"/>
+      <w:rFonts w:asciiTheme="majorHAnsi" w:cstheme="majorBidi" w:hAnsiTheme="majorHAnsi" w:eastAsia="黑体"/>
       <w:b/>
       <w:bCs/>
       <w:color w:themeColor="accent1" w:val="4F81BD"/>
@@ -3053,7 +3349,7 @@
       <w:contextualSpacing/>
     </w:pPr>
     <w:rPr>
-      <w:rFonts w:ascii="Times New Roman" w:asciiTheme="majorHAnsi" w:cstheme="majorBidi" w:eastAsia="黑体" w:eastAsiaTheme="majorEastAsia" w:hAnsi="Times New Roman" w:hAnsiTheme="majorHAnsi"/>
+      <w:rFonts w:ascii="Times New Roman" w:asciiTheme="majorHAnsi" w:cstheme="majorBidi" w:eastAsia="黑体" w:hAnsi="Times New Roman" w:hAnsiTheme="majorHAnsi"/>
       <w:b/>
       <w:color w:val="1F3864"/>
       <w:spacing w:val="5"/>
@@ -3069,7 +3365,7 @@
     <w:uiPriority w:val="10"/>
     <w:rsid w:val="00FC693F"/>
     <w:rPr>
-      <w:rFonts w:asciiTheme="majorHAnsi" w:cstheme="majorBidi" w:eastAsiaTheme="majorEastAsia" w:hAnsiTheme="majorHAnsi"/>
+      <w:rFonts w:asciiTheme="majorHAnsi" w:cstheme="majorBidi" w:hAnsiTheme="majorHAnsi" w:eastAsia="黑体"/>
       <w:color w:themeColor="text2" w:themeShade="BF" w:val="17365D"/>
       <w:spacing w:val="5"/>
       <w:kern w:val="28"/>
@@ -3091,7 +3387,7 @@
       </w:numPr>
     </w:pPr>
     <w:rPr>
-      <w:rFonts w:asciiTheme="majorHAnsi" w:cstheme="majorBidi" w:eastAsiaTheme="majorEastAsia" w:hAnsiTheme="majorHAnsi"/>
+      <w:rFonts w:asciiTheme="majorHAnsi" w:cstheme="majorBidi" w:hAnsiTheme="majorHAnsi" w:eastAsia="黑体"/>
       <w:i/>
       <w:iCs/>
       <w:color w:themeColor="accent1" w:val="4F81BD"/>
@@ -3107,7 +3403,7 @@
     <w:uiPriority w:val="11"/>
     <w:rsid w:val="00FC693F"/>
     <w:rPr>
-      <w:rFonts w:asciiTheme="majorHAnsi" w:cstheme="majorBidi" w:eastAsiaTheme="majorEastAsia" w:hAnsiTheme="majorHAnsi"/>
+      <w:rFonts w:asciiTheme="majorHAnsi" w:cstheme="majorBidi" w:hAnsiTheme="majorHAnsi" w:eastAsia="黑体"/>
       <w:i/>
       <w:iCs/>
       <w:color w:themeColor="accent1" w:val="4F81BD"/>
@@ -3174,6 +3470,7 @@
       <w:spacing w:after="120"/>
     </w:pPr>
     <w:rPr>
+      <w:rFonts w:eastAsia="黑体"/>
       <w:sz w:val="16"/>
       <w:szCs w:val="16"/>
     </w:rPr>
@@ -3185,6 +3482,7 @@
     <w:uiPriority w:val="99"/>
     <w:rsid w:val="00AA1D8D"/>
     <w:rPr>
+      <w:rFonts w:eastAsia="黑体"/>
       <w:sz w:val="16"/>
       <w:szCs w:val="16"/>
     </w:rPr>
@@ -3354,7 +3652,7 @@
       </w:tabs>
     </w:pPr>
     <w:rPr>
-      <w:rFonts w:ascii="Courier" w:hAnsi="Courier"/>
+      <w:rFonts w:ascii="Courier" w:hAnsi="Courier" w:eastAsia="黑体"/>
       <w:sz w:val="20"/>
       <w:szCs w:val="20"/>
     </w:rPr>
@@ -3366,7 +3664,7 @@
     <w:uiPriority w:val="99"/>
     <w:rsid w:val="0029639D"/>
     <w:rPr>
-      <w:rFonts w:ascii="Courier" w:hAnsi="Courier"/>
+      <w:rFonts w:ascii="Courier" w:hAnsi="Courier" w:eastAsia="黑体"/>
       <w:sz w:val="20"/>
       <w:szCs w:val="20"/>
     </w:rPr>
@@ -3402,6 +3700,7 @@
     <w:uiPriority w:val="29"/>
     <w:rsid w:val="00FC693F"/>
     <w:rPr>
+      <w:rFonts w:eastAsia="黑体"/>
       <w:i/>
       <w:iCs/>
       <w:color w:themeColor="text1" w:val="000000"/>
@@ -3415,7 +3714,7 @@
     <w:semiHidden/>
     <w:rsid w:val="00FC693F"/>
     <w:rPr>
-      <w:rFonts w:asciiTheme="majorHAnsi" w:cstheme="majorBidi" w:eastAsiaTheme="majorEastAsia" w:hAnsiTheme="majorHAnsi"/>
+      <w:rFonts w:asciiTheme="majorHAnsi" w:cstheme="majorBidi" w:hAnsiTheme="majorHAnsi" w:eastAsia="黑体"/>
       <w:b/>
       <w:bCs/>
       <w:i/>
@@ -3431,7 +3730,7 @@
     <w:semiHidden/>
     <w:rsid w:val="00FC693F"/>
     <w:rPr>
-      <w:rFonts w:asciiTheme="majorHAnsi" w:cstheme="majorBidi" w:eastAsiaTheme="majorEastAsia" w:hAnsiTheme="majorHAnsi"/>
+      <w:rFonts w:asciiTheme="majorHAnsi" w:cstheme="majorBidi" w:hAnsiTheme="majorHAnsi" w:eastAsia="黑体"/>
       <w:color w:themeColor="accent1" w:themeShade="7F" w:val="243F60"/>
     </w:rPr>
   </w:style>
@@ -3443,7 +3742,7 @@
     <w:semiHidden/>
     <w:rsid w:val="00FC693F"/>
     <w:rPr>
-      <w:rFonts w:asciiTheme="majorHAnsi" w:cstheme="majorBidi" w:eastAsiaTheme="majorEastAsia" w:hAnsiTheme="majorHAnsi"/>
+      <w:rFonts w:asciiTheme="majorHAnsi" w:cstheme="majorBidi" w:hAnsiTheme="majorHAnsi" w:eastAsia="黑体"/>
       <w:i/>
       <w:iCs/>
       <w:color w:themeColor="accent1" w:themeShade="7F" w:val="243F60"/>
@@ -3457,7 +3756,7 @@
     <w:semiHidden/>
     <w:rsid w:val="00FC693F"/>
     <w:rPr>
-      <w:rFonts w:asciiTheme="majorHAnsi" w:cstheme="majorBidi" w:eastAsiaTheme="majorEastAsia" w:hAnsiTheme="majorHAnsi"/>
+      <w:rFonts w:asciiTheme="majorHAnsi" w:cstheme="majorBidi" w:hAnsiTheme="majorHAnsi" w:eastAsia="黑体"/>
       <w:i/>
       <w:iCs/>
       <w:color w:themeColor="text1" w:themeTint="BF" w:val="404040"/>
@@ -3471,7 +3770,7 @@
     <w:semiHidden/>
     <w:rsid w:val="00FC693F"/>
     <w:rPr>
-      <w:rFonts w:asciiTheme="majorHAnsi" w:cstheme="majorBidi" w:eastAsiaTheme="majorEastAsia" w:hAnsiTheme="majorHAnsi"/>
+      <w:rFonts w:asciiTheme="majorHAnsi" w:cstheme="majorBidi" w:hAnsiTheme="majorHAnsi" w:eastAsia="黑体"/>
       <w:color w:themeColor="accent1" w:val="4F81BD"/>
       <w:sz w:val="20"/>
       <w:szCs w:val="20"/>
@@ -3485,7 +3784,7 @@
     <w:semiHidden/>
     <w:rsid w:val="00FC693F"/>
     <w:rPr>
-      <w:rFonts w:asciiTheme="majorHAnsi" w:cstheme="majorBidi" w:eastAsiaTheme="majorEastAsia" w:hAnsiTheme="majorHAnsi"/>
+      <w:rFonts w:asciiTheme="majorHAnsi" w:cstheme="majorBidi" w:hAnsiTheme="majorHAnsi" w:eastAsia="黑体"/>
       <w:i/>
       <w:iCs/>
       <w:color w:themeColor="text1" w:themeTint="BF" w:val="404040"/>
@@ -3506,6 +3805,7 @@
       <w:spacing w:line="240" w:lineRule="auto"/>
     </w:pPr>
     <w:rPr>
+      <w:rFonts w:eastAsia="黑体"/>
       <w:b/>
       <w:bCs/>
       <w:color w:themeColor="accent1" w:val="4F81BD"/>
@@ -3520,6 +3820,7 @@
     <w:qFormat/>
     <w:rsid w:val="00FC693F"/>
     <w:rPr>
+      <w:rFonts w:eastAsia="黑体"/>
       <w:b/>
       <w:bCs/>
     </w:rPr>
@@ -3531,6 +3832,7 @@
     <w:qFormat/>
     <w:rsid w:val="00FC693F"/>
     <w:rPr>
+      <w:rFonts w:eastAsia="黑体"/>
       <w:i/>
       <w:iCs/>
     </w:rPr>
@@ -3551,6 +3853,7 @@
       <w:ind w:left="936" w:right="936"/>
     </w:pPr>
     <w:rPr>
+      <w:rFonts w:eastAsia="黑体"/>
       <w:b/>
       <w:bCs/>
       <w:i/>
@@ -3565,6 +3868,7 @@
     <w:uiPriority w:val="30"/>
     <w:rsid w:val="00FC693F"/>
     <w:rPr>
+      <w:rFonts w:eastAsia="黑体"/>
       <w:b/>
       <w:bCs/>
       <w:i/>
@@ -3579,6 +3883,7 @@
     <w:qFormat/>
     <w:rsid w:val="00FC693F"/>
     <w:rPr>
+      <w:rFonts w:eastAsia="黑体"/>
       <w:i/>
       <w:iCs/>
       <w:color w:themeColor="text1" w:themeTint="7F" w:val="808080"/>
@@ -3591,6 +3896,7 @@
     <w:qFormat/>
     <w:rsid w:val="00FC693F"/>
     <w:rPr>
+      <w:rFonts w:eastAsia="黑体"/>
       <w:b/>
       <w:bCs/>
       <w:i/>
@@ -3605,6 +3911,7 @@
     <w:qFormat/>
     <w:rsid w:val="00FC693F"/>
     <w:rPr>
+      <w:rFonts w:eastAsia="黑体"/>
       <w:smallCaps/>
       <w:color w:themeColor="accent2" w:val="C0504D"/>
       <w:u w:val="single"/>
@@ -3617,6 +3924,7 @@
     <w:qFormat/>
     <w:rsid w:val="00FC693F"/>
     <w:rPr>
+      <w:rFonts w:eastAsia="黑体"/>
       <w:b/>
       <w:bCs/>
       <w:smallCaps/>
@@ -3632,6 +3940,7 @@
     <w:qFormat/>
     <w:rsid w:val="00FC693F"/>
     <w:rPr>
+      <w:rFonts w:eastAsia="黑体"/>
       <w:b/>
       <w:bCs/>
       <w:smallCaps/>
@@ -3686,6 +3995,7 @@
       <w:spacing w:after="0" w:line="240" w:lineRule="auto"/>
     </w:pPr>
     <w:rPr>
+      <w:rFonts w:eastAsia="黑体"/>
       <w:color w:themeColor="text1" w:themeShade="BF" w:val="000000"/>
     </w:rPr>
     <w:tblPr>
@@ -3708,6 +4018,7 @@
         <w:spacing w:after="0" w:before="0" w:line="240" w:lineRule="auto"/>
       </w:pPr>
       <w:rPr>
+        <w:rFonts w:eastAsia="黑体"/>
         <w:b/>
         <w:bCs/>
       </w:rPr>
@@ -3728,6 +4039,7 @@
         <w:spacing w:after="0" w:before="0" w:line="240" w:lineRule="auto"/>
       </w:pPr>
       <w:rPr>
+        <w:rFonts w:eastAsia="黑体"/>
         <w:b/>
         <w:bCs/>
       </w:rPr>
@@ -3745,12 +4057,14 @@
     </w:tblStylePr>
     <w:tblStylePr w:type="firstCol">
       <w:rPr>
+        <w:rFonts w:eastAsia="黑体"/>
         <w:b/>
         <w:bCs/>
       </w:rPr>
     </w:tblStylePr>
     <w:tblStylePr w:type="lastCol">
       <w:rPr>
+        <w:rFonts w:eastAsia="黑体"/>
         <w:b/>
         <w:bCs/>
       </w:rPr>
@@ -3789,6 +4103,7 @@
       <w:spacing w:after="0" w:line="240" w:lineRule="auto"/>
     </w:pPr>
     <w:rPr>
+      <w:rFonts w:eastAsia="黑体"/>
       <w:color w:themeColor="accent1" w:themeShade="BF" w:val="365F91"/>
     </w:rPr>
     <w:tblPr>
@@ -3811,6 +4126,7 @@
         <w:spacing w:after="0" w:before="0" w:line="240" w:lineRule="auto"/>
       </w:pPr>
       <w:rPr>
+        <w:rFonts w:eastAsia="黑体"/>
         <w:b/>
         <w:bCs/>
       </w:rPr>
@@ -3831,6 +4147,7 @@
         <w:spacing w:after="0" w:before="0" w:line="240" w:lineRule="auto"/>
       </w:pPr>
       <w:rPr>
+        <w:rFonts w:eastAsia="黑体"/>
         <w:b/>
         <w:bCs/>
       </w:rPr>
@@ -3848,12 +4165,14 @@
     </w:tblStylePr>
     <w:tblStylePr w:type="firstCol">
       <w:rPr>
+        <w:rFonts w:eastAsia="黑体"/>
         <w:b/>
         <w:bCs/>
       </w:rPr>
     </w:tblStylePr>
     <w:tblStylePr w:type="lastCol">
       <w:rPr>
+        <w:rFonts w:eastAsia="黑体"/>
         <w:b/>
         <w:bCs/>
       </w:rPr>
@@ -3892,6 +4211,7 @@
       <w:spacing w:after="0" w:line="240" w:lineRule="auto"/>
     </w:pPr>
     <w:rPr>
+      <w:rFonts w:eastAsia="黑体"/>
       <w:color w:themeColor="accent2" w:themeShade="BF" w:val="943634"/>
     </w:rPr>
     <w:tblPr>
@@ -3914,6 +4234,7 @@
         <w:spacing w:after="0" w:before="0" w:line="240" w:lineRule="auto"/>
       </w:pPr>
       <w:rPr>
+        <w:rFonts w:eastAsia="黑体"/>
         <w:b/>
         <w:bCs/>
       </w:rPr>
@@ -3934,6 +4255,7 @@
         <w:spacing w:after="0" w:before="0" w:line="240" w:lineRule="auto"/>
       </w:pPr>
       <w:rPr>
+        <w:rFonts w:eastAsia="黑体"/>
         <w:b/>
         <w:bCs/>
       </w:rPr>
@@ -3951,12 +4273,14 @@
     </w:tblStylePr>
     <w:tblStylePr w:type="firstCol">
       <w:rPr>
+        <w:rFonts w:eastAsia="黑体"/>
         <w:b/>
         <w:bCs/>
       </w:rPr>
     </w:tblStylePr>
     <w:tblStylePr w:type="lastCol">
       <w:rPr>
+        <w:rFonts w:eastAsia="黑体"/>
         <w:b/>
         <w:bCs/>
       </w:rPr>
@@ -3995,6 +4319,7 @@
       <w:spacing w:after="0" w:line="240" w:lineRule="auto"/>
     </w:pPr>
     <w:rPr>
+      <w:rFonts w:eastAsia="黑体"/>
       <w:color w:themeColor="accent3" w:themeShade="BF" w:val="76923C"/>
     </w:rPr>
     <w:tblPr>
@@ -4017,6 +4342,7 @@
         <w:spacing w:after="0" w:before="0" w:line="240" w:lineRule="auto"/>
       </w:pPr>
       <w:rPr>
+        <w:rFonts w:eastAsia="黑体"/>
         <w:b/>
         <w:bCs/>
       </w:rPr>
@@ -4037,6 +4363,7 @@
         <w:spacing w:after="0" w:before="0" w:line="240" w:lineRule="auto"/>
       </w:pPr>
       <w:rPr>
+        <w:rFonts w:eastAsia="黑体"/>
         <w:b/>
         <w:bCs/>
       </w:rPr>
@@ -4054,12 +4381,14 @@
     </w:tblStylePr>
     <w:tblStylePr w:type="firstCol">
       <w:rPr>
+        <w:rFonts w:eastAsia="黑体"/>
         <w:b/>
         <w:bCs/>
       </w:rPr>
     </w:tblStylePr>
     <w:tblStylePr w:type="lastCol">
       <w:rPr>
+        <w:rFonts w:eastAsia="黑体"/>
         <w:b/>
         <w:bCs/>
       </w:rPr>
@@ -4098,6 +4427,7 @@
       <w:spacing w:after="0" w:line="240" w:lineRule="auto"/>
     </w:pPr>
     <w:rPr>
+      <w:rFonts w:eastAsia="黑体"/>
       <w:color w:themeColor="accent4" w:themeShade="BF" w:val="5F497A"/>
     </w:rPr>
     <w:tblPr>
@@ -4120,6 +4450,7 @@
         <w:spacing w:after="0" w:before="0" w:line="240" w:lineRule="auto"/>
       </w:pPr>
       <w:rPr>
+        <w:rFonts w:eastAsia="黑体"/>
         <w:b/>
         <w:bCs/>
       </w:rPr>
@@ -4140,6 +4471,7 @@
         <w:spacing w:after="0" w:before="0" w:line="240" w:lineRule="auto"/>
       </w:pPr>
       <w:rPr>
+        <w:rFonts w:eastAsia="黑体"/>
         <w:b/>
         <w:bCs/>
       </w:rPr>
@@ -4157,12 +4489,14 @@
     </w:tblStylePr>
     <w:tblStylePr w:type="firstCol">
       <w:rPr>
+        <w:rFonts w:eastAsia="黑体"/>
         <w:b/>
         <w:bCs/>
       </w:rPr>
     </w:tblStylePr>
     <w:tblStylePr w:type="lastCol">
       <w:rPr>
+        <w:rFonts w:eastAsia="黑体"/>
         <w:b/>
         <w:bCs/>
       </w:rPr>
@@ -4201,6 +4535,7 @@
       <w:spacing w:after="0" w:line="240" w:lineRule="auto"/>
     </w:pPr>
     <w:rPr>
+      <w:rFonts w:eastAsia="黑体"/>
       <w:color w:themeColor="accent5" w:themeShade="BF" w:val="31849B"/>
     </w:rPr>
     <w:tblPr>
@@ -4223,6 +4558,7 @@
         <w:spacing w:after="0" w:before="0" w:line="240" w:lineRule="auto"/>
       </w:pPr>
       <w:rPr>
+        <w:rFonts w:eastAsia="黑体"/>
         <w:b/>
         <w:bCs/>
       </w:rPr>
@@ -4243,6 +4579,7 @@
         <w:spacing w:after="0" w:before="0" w:line="240" w:lineRule="auto"/>
       </w:pPr>
       <w:rPr>
+        <w:rFonts w:eastAsia="黑体"/>
         <w:b/>
         <w:bCs/>
       </w:rPr>
@@ -4260,12 +4597,14 @@
     </w:tblStylePr>
     <w:tblStylePr w:type="firstCol">
       <w:rPr>
+        <w:rFonts w:eastAsia="黑体"/>
         <w:b/>
         <w:bCs/>
       </w:rPr>
     </w:tblStylePr>
     <w:tblStylePr w:type="lastCol">
       <w:rPr>
+        <w:rFonts w:eastAsia="黑体"/>
         <w:b/>
         <w:bCs/>
       </w:rPr>
@@ -4304,6 +4643,7 @@
       <w:spacing w:after="0" w:line="240" w:lineRule="auto"/>
     </w:pPr>
     <w:rPr>
+      <w:rFonts w:eastAsia="黑体"/>
       <w:color w:themeColor="accent6" w:themeShade="BF" w:val="E36C0A"/>
     </w:rPr>
     <w:tblPr>
@@ -4326,6 +4666,7 @@
         <w:spacing w:after="0" w:before="0" w:line="240" w:lineRule="auto"/>
       </w:pPr>
       <w:rPr>
+        <w:rFonts w:eastAsia="黑体"/>
         <w:b/>
         <w:bCs/>
       </w:rPr>
@@ -4346,6 +4687,7 @@
         <w:spacing w:after="0" w:before="0" w:line="240" w:lineRule="auto"/>
       </w:pPr>
       <w:rPr>
+        <w:rFonts w:eastAsia="黑体"/>
         <w:b/>
         <w:bCs/>
       </w:rPr>
@@ -4363,12 +4705,14 @@
     </w:tblStylePr>
     <w:tblStylePr w:type="firstCol">
       <w:rPr>
+        <w:rFonts w:eastAsia="黑体"/>
         <w:b/>
         <w:bCs/>
       </w:rPr>
     </w:tblStylePr>
     <w:tblStylePr w:type="lastCol">
       <w:rPr>
+        <w:rFonts w:eastAsia="黑体"/>
         <w:b/>
         <w:bCs/>
       </w:rPr>
@@ -4428,6 +4772,7 @@
         <w:spacing w:after="0" w:before="0" w:line="240" w:lineRule="auto"/>
       </w:pPr>
       <w:rPr>
+        <w:rFonts w:eastAsia="黑体"/>
         <w:b/>
         <w:bCs/>
         <w:color w:themeColor="background1" w:val="FFFFFF"/>
@@ -4442,6 +4787,7 @@
         <w:spacing w:after="0" w:before="0" w:line="240" w:lineRule="auto"/>
       </w:pPr>
       <w:rPr>
+        <w:rFonts w:eastAsia="黑体"/>
         <w:b/>
         <w:bCs/>
       </w:rPr>
@@ -4457,12 +4803,14 @@
     </w:tblStylePr>
     <w:tblStylePr w:type="firstCol">
       <w:rPr>
+        <w:rFonts w:eastAsia="黑体"/>
         <w:b/>
         <w:bCs/>
       </w:rPr>
     </w:tblStylePr>
     <w:tblStylePr w:type="lastCol">
       <w:rPr>
+        <w:rFonts w:eastAsia="黑体"/>
         <w:b/>
         <w:bCs/>
       </w:rPr>
@@ -4520,6 +4868,7 @@
         <w:spacing w:after="0" w:before="0" w:line="240" w:lineRule="auto"/>
       </w:pPr>
       <w:rPr>
+        <w:rFonts w:eastAsia="黑体"/>
         <w:b/>
         <w:bCs/>
         <w:color w:themeColor="background1" w:val="FFFFFF"/>
@@ -4534,6 +4883,7 @@
         <w:spacing w:after="0" w:before="0" w:line="240" w:lineRule="auto"/>
       </w:pPr>
       <w:rPr>
+        <w:rFonts w:eastAsia="黑体"/>
         <w:b/>
         <w:bCs/>
       </w:rPr>
@@ -4549,12 +4899,14 @@
     </w:tblStylePr>
     <w:tblStylePr w:type="firstCol">
       <w:rPr>
+        <w:rFonts w:eastAsia="黑体"/>
         <w:b/>
         <w:bCs/>
       </w:rPr>
     </w:tblStylePr>
     <w:tblStylePr w:type="lastCol">
       <w:rPr>
+        <w:rFonts w:eastAsia="黑体"/>
         <w:b/>
         <w:bCs/>
       </w:rPr>
@@ -4612,6 +4964,7 @@
         <w:spacing w:after="0" w:before="0" w:line="240" w:lineRule="auto"/>
       </w:pPr>
       <w:rPr>
+        <w:rFonts w:eastAsia="黑体"/>
         <w:b/>
         <w:bCs/>
         <w:color w:themeColor="background1" w:val="FFFFFF"/>
@@ -4626,6 +4979,7 @@
         <w:spacing w:after="0" w:before="0" w:line="240" w:lineRule="auto"/>
       </w:pPr>
       <w:rPr>
+        <w:rFonts w:eastAsia="黑体"/>
         <w:b/>
         <w:bCs/>
       </w:rPr>
@@ -4641,12 +4995,14 @@
     </w:tblStylePr>
     <w:tblStylePr w:type="firstCol">
       <w:rPr>
+        <w:rFonts w:eastAsia="黑体"/>
         <w:b/>
         <w:bCs/>
       </w:rPr>
     </w:tblStylePr>
     <w:tblStylePr w:type="lastCol">
       <w:rPr>
+        <w:rFonts w:eastAsia="黑体"/>
         <w:b/>
         <w:bCs/>
       </w:rPr>
@@ -4704,6 +5060,7 @@
         <w:spacing w:after="0" w:before="0" w:line="240" w:lineRule="auto"/>
       </w:pPr>
       <w:rPr>
+        <w:rFonts w:eastAsia="黑体"/>
         <w:b/>
         <w:bCs/>
         <w:color w:themeColor="background1" w:val="FFFFFF"/>
@@ -4718,6 +5075,7 @@
         <w:spacing w:after="0" w:before="0" w:line="240" w:lineRule="auto"/>
       </w:pPr>
       <w:rPr>
+        <w:rFonts w:eastAsia="黑体"/>
         <w:b/>
         <w:bCs/>
       </w:rPr>
@@ -4733,12 +5091,14 @@
     </w:tblStylePr>
     <w:tblStylePr w:type="firstCol">
       <w:rPr>
+        <w:rFonts w:eastAsia="黑体"/>
         <w:b/>
         <w:bCs/>
       </w:rPr>
     </w:tblStylePr>
     <w:tblStylePr w:type="lastCol">
       <w:rPr>
+        <w:rFonts w:eastAsia="黑体"/>
         <w:b/>
         <w:bCs/>
       </w:rPr>
@@ -4796,6 +5156,7 @@
         <w:spacing w:after="0" w:before="0" w:line="240" w:lineRule="auto"/>
       </w:pPr>
       <w:rPr>
+        <w:rFonts w:eastAsia="黑体"/>
         <w:b/>
         <w:bCs/>
         <w:color w:themeColor="background1" w:val="FFFFFF"/>
@@ -4810,6 +5171,7 @@
         <w:spacing w:after="0" w:before="0" w:line="240" w:lineRule="auto"/>
       </w:pPr>
       <w:rPr>
+        <w:rFonts w:eastAsia="黑体"/>
         <w:b/>
         <w:bCs/>
       </w:rPr>
@@ -4825,12 +5187,14 @@
     </w:tblStylePr>
     <w:tblStylePr w:type="firstCol">
       <w:rPr>
+        <w:rFonts w:eastAsia="黑体"/>
         <w:b/>
         <w:bCs/>
       </w:rPr>
     </w:tblStylePr>
     <w:tblStylePr w:type="lastCol">
       <w:rPr>
+        <w:rFonts w:eastAsia="黑体"/>
         <w:b/>
         <w:bCs/>
       </w:rPr>
@@ -4888,6 +5252,7 @@
         <w:spacing w:after="0" w:before="0" w:line="240" w:lineRule="auto"/>
       </w:pPr>
       <w:rPr>
+        <w:rFonts w:eastAsia="黑体"/>
         <w:b/>
         <w:bCs/>
         <w:color w:themeColor="background1" w:val="FFFFFF"/>
@@ -4902,6 +5267,7 @@
         <w:spacing w:after="0" w:before="0" w:line="240" w:lineRule="auto"/>
       </w:pPr>
       <w:rPr>
+        <w:rFonts w:eastAsia="黑体"/>
         <w:b/>
         <w:bCs/>
       </w:rPr>
@@ -4917,12 +5283,14 @@
     </w:tblStylePr>
     <w:tblStylePr w:type="firstCol">
       <w:rPr>
+        <w:rFonts w:eastAsia="黑体"/>
         <w:b/>
         <w:bCs/>
       </w:rPr>
     </w:tblStylePr>
     <w:tblStylePr w:type="lastCol">
       <w:rPr>
+        <w:rFonts w:eastAsia="黑体"/>
         <w:b/>
         <w:bCs/>
       </w:rPr>
@@ -4980,6 +5348,7 @@
         <w:spacing w:after="0" w:before="0" w:line="240" w:lineRule="auto"/>
       </w:pPr>
       <w:rPr>
+        <w:rFonts w:eastAsia="黑体"/>
         <w:b/>
         <w:bCs/>
         <w:color w:themeColor="background1" w:val="FFFFFF"/>
@@ -4994,6 +5363,7 @@
         <w:spacing w:after="0" w:before="0" w:line="240" w:lineRule="auto"/>
       </w:pPr>
       <w:rPr>
+        <w:rFonts w:eastAsia="黑体"/>
         <w:b/>
         <w:bCs/>
       </w:rPr>
@@ -5009,12 +5379,14 @@
     </w:tblStylePr>
     <w:tblStylePr w:type="firstCol">
       <w:rPr>
+        <w:rFonts w:eastAsia="黑体"/>
         <w:b/>
         <w:bCs/>
       </w:rPr>
     </w:tblStylePr>
     <w:tblStylePr w:type="lastCol">
       <w:rPr>
+        <w:rFonts w:eastAsia="黑体"/>
         <w:b/>
         <w:bCs/>
       </w:rPr>
@@ -5074,7 +5446,7 @@
         <w:spacing w:after="0" w:before="0" w:line="240" w:lineRule="auto"/>
       </w:pPr>
       <w:rPr>
-        <w:rFonts w:asciiTheme="majorHAnsi" w:cstheme="majorBidi" w:eastAsiaTheme="majorEastAsia" w:hAnsiTheme="majorHAnsi"/>
+        <w:rFonts w:asciiTheme="majorHAnsi" w:cstheme="majorBidi" w:hAnsiTheme="majorHAnsi" w:eastAsia="黑体"/>
         <w:b/>
         <w:bCs/>
       </w:rPr>
@@ -5095,7 +5467,7 @@
         <w:spacing w:after="0" w:before="0" w:line="240" w:lineRule="auto"/>
       </w:pPr>
       <w:rPr>
-        <w:rFonts w:asciiTheme="majorHAnsi" w:cstheme="majorBidi" w:eastAsiaTheme="majorEastAsia" w:hAnsiTheme="majorHAnsi"/>
+        <w:rFonts w:asciiTheme="majorHAnsi" w:cstheme="majorBidi" w:hAnsiTheme="majorHAnsi" w:eastAsia="黑体"/>
         <w:b/>
         <w:bCs/>
       </w:rPr>
@@ -5113,14 +5485,14 @@
     </w:tblStylePr>
     <w:tblStylePr w:type="firstCol">
       <w:rPr>
-        <w:rFonts w:asciiTheme="majorHAnsi" w:cstheme="majorBidi" w:eastAsiaTheme="majorEastAsia" w:hAnsiTheme="majorHAnsi"/>
+        <w:rFonts w:asciiTheme="majorHAnsi" w:cstheme="majorBidi" w:hAnsiTheme="majorHAnsi" w:eastAsia="黑体"/>
         <w:b/>
         <w:bCs/>
       </w:rPr>
     </w:tblStylePr>
     <w:tblStylePr w:type="lastCol">
       <w:rPr>
-        <w:rFonts w:asciiTheme="majorHAnsi" w:cstheme="majorBidi" w:eastAsiaTheme="majorEastAsia" w:hAnsiTheme="majorHAnsi"/>
+        <w:rFonts w:asciiTheme="majorHAnsi" w:cstheme="majorBidi" w:hAnsiTheme="majorHAnsi" w:eastAsia="黑体"/>
         <w:b/>
         <w:bCs/>
       </w:rPr>
@@ -5204,7 +5576,7 @@
         <w:spacing w:after="0" w:before="0" w:line="240" w:lineRule="auto"/>
       </w:pPr>
       <w:rPr>
-        <w:rFonts w:asciiTheme="majorHAnsi" w:cstheme="majorBidi" w:eastAsiaTheme="majorEastAsia" w:hAnsiTheme="majorHAnsi"/>
+        <w:rFonts w:asciiTheme="majorHAnsi" w:cstheme="majorBidi" w:hAnsiTheme="majorHAnsi" w:eastAsia="黑体"/>
         <w:b/>
         <w:bCs/>
       </w:rPr>
@@ -5225,7 +5597,7 @@
         <w:spacing w:after="0" w:before="0" w:line="240" w:lineRule="auto"/>
       </w:pPr>
       <w:rPr>
-        <w:rFonts w:asciiTheme="majorHAnsi" w:cstheme="majorBidi" w:eastAsiaTheme="majorEastAsia" w:hAnsiTheme="majorHAnsi"/>
+        <w:rFonts w:asciiTheme="majorHAnsi" w:cstheme="majorBidi" w:hAnsiTheme="majorHAnsi" w:eastAsia="黑体"/>
         <w:b/>
         <w:bCs/>
       </w:rPr>
@@ -5243,14 +5615,14 @@
     </w:tblStylePr>
     <w:tblStylePr w:type="firstCol">
       <w:rPr>
-        <w:rFonts w:asciiTheme="majorHAnsi" w:cstheme="majorBidi" w:eastAsiaTheme="majorEastAsia" w:hAnsiTheme="majorHAnsi"/>
+        <w:rFonts w:asciiTheme="majorHAnsi" w:cstheme="majorBidi" w:hAnsiTheme="majorHAnsi" w:eastAsia="黑体"/>
         <w:b/>
         <w:bCs/>
       </w:rPr>
     </w:tblStylePr>
     <w:tblStylePr w:type="lastCol">
       <w:rPr>
-        <w:rFonts w:asciiTheme="majorHAnsi" w:cstheme="majorBidi" w:eastAsiaTheme="majorEastAsia" w:hAnsiTheme="majorHAnsi"/>
+        <w:rFonts w:asciiTheme="majorHAnsi" w:cstheme="majorBidi" w:hAnsiTheme="majorHAnsi" w:eastAsia="黑体"/>
         <w:b/>
         <w:bCs/>
       </w:rPr>
@@ -5334,7 +5706,7 @@
         <w:spacing w:after="0" w:before="0" w:line="240" w:lineRule="auto"/>
       </w:pPr>
       <w:rPr>
-        <w:rFonts w:asciiTheme="majorHAnsi" w:cstheme="majorBidi" w:eastAsiaTheme="majorEastAsia" w:hAnsiTheme="majorHAnsi"/>
+        <w:rFonts w:asciiTheme="majorHAnsi" w:cstheme="majorBidi" w:hAnsiTheme="majorHAnsi" w:eastAsia="黑体"/>
         <w:b/>
         <w:bCs/>
       </w:rPr>
@@ -5355,7 +5727,7 @@
         <w:spacing w:after="0" w:before="0" w:line="240" w:lineRule="auto"/>
       </w:pPr>
       <w:rPr>
-        <w:rFonts w:asciiTheme="majorHAnsi" w:cstheme="majorBidi" w:eastAsiaTheme="majorEastAsia" w:hAnsiTheme="majorHAnsi"/>
+        <w:rFonts w:asciiTheme="majorHAnsi" w:cstheme="majorBidi" w:hAnsiTheme="majorHAnsi" w:eastAsia="黑体"/>
         <w:b/>
         <w:bCs/>
       </w:rPr>
@@ -5373,14 +5745,14 @@
     </w:tblStylePr>
     <w:tblStylePr w:type="firstCol">
       <w:rPr>
-        <w:rFonts w:asciiTheme="majorHAnsi" w:cstheme="majorBidi" w:eastAsiaTheme="majorEastAsia" w:hAnsiTheme="majorHAnsi"/>
+        <w:rFonts w:asciiTheme="majorHAnsi" w:cstheme="majorBidi" w:hAnsiTheme="majorHAnsi" w:eastAsia="黑体"/>
         <w:b/>
         <w:bCs/>
       </w:rPr>
     </w:tblStylePr>
     <w:tblStylePr w:type="lastCol">
       <w:rPr>
-        <w:rFonts w:asciiTheme="majorHAnsi" w:cstheme="majorBidi" w:eastAsiaTheme="majorEastAsia" w:hAnsiTheme="majorHAnsi"/>
+        <w:rFonts w:asciiTheme="majorHAnsi" w:cstheme="majorBidi" w:hAnsiTheme="majorHAnsi" w:eastAsia="黑体"/>
         <w:b/>
         <w:bCs/>
       </w:rPr>
@@ -5464,7 +5836,7 @@
         <w:spacing w:after="0" w:before="0" w:line="240" w:lineRule="auto"/>
       </w:pPr>
       <w:rPr>
-        <w:rFonts w:asciiTheme="majorHAnsi" w:cstheme="majorBidi" w:eastAsiaTheme="majorEastAsia" w:hAnsiTheme="majorHAnsi"/>
+        <w:rFonts w:asciiTheme="majorHAnsi" w:cstheme="majorBidi" w:hAnsiTheme="majorHAnsi" w:eastAsia="黑体"/>
         <w:b/>
         <w:bCs/>
       </w:rPr>
@@ -5485,7 +5857,7 @@
         <w:spacing w:after="0" w:before="0" w:line="240" w:lineRule="auto"/>
       </w:pPr>
       <w:rPr>
-        <w:rFonts w:asciiTheme="majorHAnsi" w:cstheme="majorBidi" w:eastAsiaTheme="majorEastAsia" w:hAnsiTheme="majorHAnsi"/>
+        <w:rFonts w:asciiTheme="majorHAnsi" w:cstheme="majorBidi" w:hAnsiTheme="majorHAnsi" w:eastAsia="黑体"/>
         <w:b/>
         <w:bCs/>
       </w:rPr>
@@ -5503,14 +5875,14 @@
     </w:tblStylePr>
     <w:tblStylePr w:type="firstCol">
       <w:rPr>
-        <w:rFonts w:asciiTheme="majorHAnsi" w:cstheme="majorBidi" w:eastAsiaTheme="majorEastAsia" w:hAnsiTheme="majorHAnsi"/>
+        <w:rFonts w:asciiTheme="majorHAnsi" w:cstheme="majorBidi" w:hAnsiTheme="majorHAnsi" w:eastAsia="黑体"/>
         <w:b/>
         <w:bCs/>
       </w:rPr>
     </w:tblStylePr>
     <w:tblStylePr w:type="lastCol">
       <w:rPr>
-        <w:rFonts w:asciiTheme="majorHAnsi" w:cstheme="majorBidi" w:eastAsiaTheme="majorEastAsia" w:hAnsiTheme="majorHAnsi"/>
+        <w:rFonts w:asciiTheme="majorHAnsi" w:cstheme="majorBidi" w:hAnsiTheme="majorHAnsi" w:eastAsia="黑体"/>
         <w:b/>
         <w:bCs/>
       </w:rPr>
@@ -5594,7 +5966,7 @@
         <w:spacing w:after="0" w:before="0" w:line="240" w:lineRule="auto"/>
       </w:pPr>
       <w:rPr>
-        <w:rFonts w:asciiTheme="majorHAnsi" w:cstheme="majorBidi" w:eastAsiaTheme="majorEastAsia" w:hAnsiTheme="majorHAnsi"/>
+        <w:rFonts w:asciiTheme="majorHAnsi" w:cstheme="majorBidi" w:hAnsiTheme="majorHAnsi" w:eastAsia="黑体"/>
         <w:b/>
         <w:bCs/>
       </w:rPr>
@@ -5615,7 +5987,7 @@
         <w:spacing w:after="0" w:before="0" w:line="240" w:lineRule="auto"/>
       </w:pPr>
       <w:rPr>
-        <w:rFonts w:asciiTheme="majorHAnsi" w:cstheme="majorBidi" w:eastAsiaTheme="majorEastAsia" w:hAnsiTheme="majorHAnsi"/>
+        <w:rFonts w:asciiTheme="majorHAnsi" w:cstheme="majorBidi" w:hAnsiTheme="majorHAnsi" w:eastAsia="黑体"/>
         <w:b/>
         <w:bCs/>
       </w:rPr>
@@ -5633,14 +6005,14 @@
     </w:tblStylePr>
     <w:tblStylePr w:type="firstCol">
       <w:rPr>
-        <w:rFonts w:asciiTheme="majorHAnsi" w:cstheme="majorBidi" w:eastAsiaTheme="majorEastAsia" w:hAnsiTheme="majorHAnsi"/>
+        <w:rFonts w:asciiTheme="majorHAnsi" w:cstheme="majorBidi" w:hAnsiTheme="majorHAnsi" w:eastAsia="黑体"/>
         <w:b/>
         <w:bCs/>
       </w:rPr>
     </w:tblStylePr>
     <w:tblStylePr w:type="lastCol">
       <w:rPr>
-        <w:rFonts w:asciiTheme="majorHAnsi" w:cstheme="majorBidi" w:eastAsiaTheme="majorEastAsia" w:hAnsiTheme="majorHAnsi"/>
+        <w:rFonts w:asciiTheme="majorHAnsi" w:cstheme="majorBidi" w:hAnsiTheme="majorHAnsi" w:eastAsia="黑体"/>
         <w:b/>
         <w:bCs/>
       </w:rPr>
@@ -5724,7 +6096,7 @@
         <w:spacing w:after="0" w:before="0" w:line="240" w:lineRule="auto"/>
       </w:pPr>
       <w:rPr>
-        <w:rFonts w:asciiTheme="majorHAnsi" w:cstheme="majorBidi" w:eastAsiaTheme="majorEastAsia" w:hAnsiTheme="majorHAnsi"/>
+        <w:rFonts w:asciiTheme="majorHAnsi" w:cstheme="majorBidi" w:hAnsiTheme="majorHAnsi" w:eastAsia="黑体"/>
         <w:b/>
         <w:bCs/>
       </w:rPr>
@@ -5745,7 +6117,7 @@
         <w:spacing w:after="0" w:before="0" w:line="240" w:lineRule="auto"/>
       </w:pPr>
       <w:rPr>
-        <w:rFonts w:asciiTheme="majorHAnsi" w:cstheme="majorBidi" w:eastAsiaTheme="majorEastAsia" w:hAnsiTheme="majorHAnsi"/>
+        <w:rFonts w:asciiTheme="majorHAnsi" w:cstheme="majorBidi" w:hAnsiTheme="majorHAnsi" w:eastAsia="黑体"/>
         <w:b/>
         <w:bCs/>
       </w:rPr>
@@ -5763,14 +6135,14 @@
     </w:tblStylePr>
     <w:tblStylePr w:type="firstCol">
       <w:rPr>
-        <w:rFonts w:asciiTheme="majorHAnsi" w:cstheme="majorBidi" w:eastAsiaTheme="majorEastAsia" w:hAnsiTheme="majorHAnsi"/>
+        <w:rFonts w:asciiTheme="majorHAnsi" w:cstheme="majorBidi" w:hAnsiTheme="majorHAnsi" w:eastAsia="黑体"/>
         <w:b/>
         <w:bCs/>
       </w:rPr>
     </w:tblStylePr>
     <w:tblStylePr w:type="lastCol">
       <w:rPr>
-        <w:rFonts w:asciiTheme="majorHAnsi" w:cstheme="majorBidi" w:eastAsiaTheme="majorEastAsia" w:hAnsiTheme="majorHAnsi"/>
+        <w:rFonts w:asciiTheme="majorHAnsi" w:cstheme="majorBidi" w:hAnsiTheme="majorHAnsi" w:eastAsia="黑体"/>
         <w:b/>
         <w:bCs/>
       </w:rPr>
@@ -5854,7 +6226,7 @@
         <w:spacing w:after="0" w:before="0" w:line="240" w:lineRule="auto"/>
       </w:pPr>
       <w:rPr>
-        <w:rFonts w:asciiTheme="majorHAnsi" w:cstheme="majorBidi" w:eastAsiaTheme="majorEastAsia" w:hAnsiTheme="majorHAnsi"/>
+        <w:rFonts w:asciiTheme="majorHAnsi" w:cstheme="majorBidi" w:hAnsiTheme="majorHAnsi" w:eastAsia="黑体"/>
         <w:b/>
         <w:bCs/>
       </w:rPr>
@@ -5875,7 +6247,7 @@
         <w:spacing w:after="0" w:before="0" w:line="240" w:lineRule="auto"/>
       </w:pPr>
       <w:rPr>
-        <w:rFonts w:asciiTheme="majorHAnsi" w:cstheme="majorBidi" w:eastAsiaTheme="majorEastAsia" w:hAnsiTheme="majorHAnsi"/>
+        <w:rFonts w:asciiTheme="majorHAnsi" w:cstheme="majorBidi" w:hAnsiTheme="majorHAnsi" w:eastAsia="黑体"/>
         <w:b/>
         <w:bCs/>
       </w:rPr>
@@ -5893,14 +6265,14 @@
     </w:tblStylePr>
     <w:tblStylePr w:type="firstCol">
       <w:rPr>
-        <w:rFonts w:asciiTheme="majorHAnsi" w:cstheme="majorBidi" w:eastAsiaTheme="majorEastAsia" w:hAnsiTheme="majorHAnsi"/>
+        <w:rFonts w:asciiTheme="majorHAnsi" w:cstheme="majorBidi" w:hAnsiTheme="majorHAnsi" w:eastAsia="黑体"/>
         <w:b/>
         <w:bCs/>
       </w:rPr>
     </w:tblStylePr>
     <w:tblStylePr w:type="lastCol">
       <w:rPr>
-        <w:rFonts w:asciiTheme="majorHAnsi" w:cstheme="majorBidi" w:eastAsiaTheme="majorEastAsia" w:hAnsiTheme="majorHAnsi"/>
+        <w:rFonts w:asciiTheme="majorHAnsi" w:cstheme="majorBidi" w:hAnsiTheme="majorHAnsi" w:eastAsia="黑体"/>
         <w:b/>
         <w:bCs/>
       </w:rPr>
@@ -5983,6 +6355,7 @@
         <w:spacing w:after="0" w:before="0" w:line="240" w:lineRule="auto"/>
       </w:pPr>
       <w:rPr>
+        <w:rFonts w:eastAsia="黑体"/>
         <w:b/>
         <w:bCs/>
         <w:color w:themeColor="background1" w:val="FFFFFF"/>
@@ -6005,6 +6378,7 @@
         <w:spacing w:after="0" w:before="0" w:line="240" w:lineRule="auto"/>
       </w:pPr>
       <w:rPr>
+        <w:rFonts w:eastAsia="黑体"/>
         <w:b/>
         <w:bCs/>
       </w:rPr>
@@ -6022,12 +6396,14 @@
     </w:tblStylePr>
     <w:tblStylePr w:type="firstCol">
       <w:rPr>
+        <w:rFonts w:eastAsia="黑体"/>
         <w:b/>
         <w:bCs/>
       </w:rPr>
     </w:tblStylePr>
     <w:tblStylePr w:type="lastCol">
       <w:rPr>
+        <w:rFonts w:eastAsia="黑体"/>
         <w:b/>
         <w:bCs/>
       </w:rPr>
@@ -6089,6 +6465,7 @@
         <w:spacing w:after="0" w:before="0" w:line="240" w:lineRule="auto"/>
       </w:pPr>
       <w:rPr>
+        <w:rFonts w:eastAsia="黑体"/>
         <w:b/>
         <w:bCs/>
         <w:color w:themeColor="background1" w:val="FFFFFF"/>
@@ -6111,6 +6488,7 @@
         <w:spacing w:after="0" w:before="0" w:line="240" w:lineRule="auto"/>
       </w:pPr>
       <w:rPr>
+        <w:rFonts w:eastAsia="黑体"/>
         <w:b/>
         <w:bCs/>
       </w:rPr>
@@ -6128,12 +6506,14 @@
     </w:tblStylePr>
     <w:tblStylePr w:type="firstCol">
       <w:rPr>
+        <w:rFonts w:eastAsia="黑体"/>
         <w:b/>
         <w:bCs/>
       </w:rPr>
     </w:tblStylePr>
     <w:tblStylePr w:type="lastCol">
       <w:rPr>
+        <w:rFonts w:eastAsia="黑体"/>
         <w:b/>
         <w:bCs/>
       </w:rPr>
@@ -6195,6 +6575,7 @@
         <w:spacing w:after="0" w:before="0" w:line="240" w:lineRule="auto"/>
       </w:pPr>
       <w:rPr>
+        <w:rFonts w:eastAsia="黑体"/>
         <w:b/>
         <w:bCs/>
         <w:color w:themeColor="background1" w:val="FFFFFF"/>
@@ -6217,6 +6598,7 @@
         <w:spacing w:after="0" w:before="0" w:line="240" w:lineRule="auto"/>
       </w:pPr>
       <w:rPr>
+        <w:rFonts w:eastAsia="黑体"/>
         <w:b/>
         <w:bCs/>
       </w:rPr>
@@ -6234,12 +6616,14 @@
     </w:tblStylePr>
     <w:tblStylePr w:type="firstCol">
       <w:rPr>
+        <w:rFonts w:eastAsia="黑体"/>
         <w:b/>
         <w:bCs/>
       </w:rPr>
     </w:tblStylePr>
     <w:tblStylePr w:type="lastCol">
       <w:rPr>
+        <w:rFonts w:eastAsia="黑体"/>
         <w:b/>
         <w:bCs/>
       </w:rPr>
@@ -6301,6 +6685,7 @@
         <w:spacing w:after="0" w:before="0" w:line="240" w:lineRule="auto"/>
       </w:pPr>
       <w:rPr>
+        <w:rFonts w:eastAsia="黑体"/>
         <w:b/>
         <w:bCs/>
         <w:color w:themeColor="background1" w:val="FFFFFF"/>
@@ -6323,6 +6708,7 @@
         <w:spacing w:after="0" w:before="0" w:line="240" w:lineRule="auto"/>
       </w:pPr>
       <w:rPr>
+        <w:rFonts w:eastAsia="黑体"/>
         <w:b/>
         <w:bCs/>
       </w:rPr>
@@ -6340,12 +6726,14 @@
     </w:tblStylePr>
     <w:tblStylePr w:type="firstCol">
       <w:rPr>
+        <w:rFonts w:eastAsia="黑体"/>
         <w:b/>
         <w:bCs/>
       </w:rPr>
     </w:tblStylePr>
     <w:tblStylePr w:type="lastCol">
       <w:rPr>
+        <w:rFonts w:eastAsia="黑体"/>
         <w:b/>
         <w:bCs/>
       </w:rPr>
@@ -6407,6 +6795,7 @@
         <w:spacing w:after="0" w:before="0" w:line="240" w:lineRule="auto"/>
       </w:pPr>
       <w:rPr>
+        <w:rFonts w:eastAsia="黑体"/>
         <w:b/>
         <w:bCs/>
         <w:color w:themeColor="background1" w:val="FFFFFF"/>
@@ -6429,6 +6818,7 @@
         <w:spacing w:after="0" w:before="0" w:line="240" w:lineRule="auto"/>
       </w:pPr>
       <w:rPr>
+        <w:rFonts w:eastAsia="黑体"/>
         <w:b/>
         <w:bCs/>
       </w:rPr>
@@ -6446,12 +6836,14 @@
     </w:tblStylePr>
     <w:tblStylePr w:type="firstCol">
       <w:rPr>
+        <w:rFonts w:eastAsia="黑体"/>
         <w:b/>
         <w:bCs/>
       </w:rPr>
     </w:tblStylePr>
     <w:tblStylePr w:type="lastCol">
       <w:rPr>
+        <w:rFonts w:eastAsia="黑体"/>
         <w:b/>
         <w:bCs/>
       </w:rPr>
@@ -6513,6 +6905,7 @@
         <w:spacing w:after="0" w:before="0" w:line="240" w:lineRule="auto"/>
       </w:pPr>
       <w:rPr>
+        <w:rFonts w:eastAsia="黑体"/>
         <w:b/>
         <w:bCs/>
         <w:color w:themeColor="background1" w:val="FFFFFF"/>
@@ -6535,6 +6928,7 @@
         <w:spacing w:after="0" w:before="0" w:line="240" w:lineRule="auto"/>
       </w:pPr>
       <w:rPr>
+        <w:rFonts w:eastAsia="黑体"/>
         <w:b/>
         <w:bCs/>
       </w:rPr>
@@ -6552,12 +6946,14 @@
     </w:tblStylePr>
     <w:tblStylePr w:type="firstCol">
       <w:rPr>
+        <w:rFonts w:eastAsia="黑体"/>
         <w:b/>
         <w:bCs/>
       </w:rPr>
     </w:tblStylePr>
     <w:tblStylePr w:type="lastCol">
       <w:rPr>
+        <w:rFonts w:eastAsia="黑体"/>
         <w:b/>
         <w:bCs/>
       </w:rPr>
@@ -6619,6 +7015,7 @@
         <w:spacing w:after="0" w:before="0" w:line="240" w:lineRule="auto"/>
       </w:pPr>
       <w:rPr>
+        <w:rFonts w:eastAsia="黑体"/>
         <w:b/>
         <w:bCs/>
         <w:color w:themeColor="background1" w:val="FFFFFF"/>
@@ -6641,6 +7038,7 @@
         <w:spacing w:after="0" w:before="0" w:line="240" w:lineRule="auto"/>
       </w:pPr>
       <w:rPr>
+        <w:rFonts w:eastAsia="黑体"/>
         <w:b/>
         <w:bCs/>
       </w:rPr>
@@ -6658,12 +7056,14 @@
     </w:tblStylePr>
     <w:tblStylePr w:type="firstCol">
       <w:rPr>
+        <w:rFonts w:eastAsia="黑体"/>
         <w:b/>
         <w:bCs/>
       </w:rPr>
     </w:tblStylePr>
     <w:tblStylePr w:type="lastCol">
       <w:rPr>
+        <w:rFonts w:eastAsia="黑体"/>
         <w:b/>
         <w:bCs/>
       </w:rPr>
@@ -6722,6 +7122,7 @@
         <w:spacing w:after="0" w:before="0" w:line="240" w:lineRule="auto"/>
       </w:pPr>
       <w:rPr>
+        <w:rFonts w:eastAsia="黑体"/>
         <w:b/>
         <w:bCs/>
         <w:color w:themeColor="background1" w:val="FFFFFF"/>
@@ -6744,6 +7145,7 @@
         <w:spacing w:after="0" w:before="0" w:line="240" w:lineRule="auto"/>
       </w:pPr>
       <w:rPr>
+        <w:rFonts w:eastAsia="黑体"/>
         <w:color w:val="auto"/>
       </w:rPr>
       <w:tblPr/>
@@ -6761,6 +7163,7 @@
     </w:tblStylePr>
     <w:tblStylePr w:type="firstCol">
       <w:rPr>
+        <w:rFonts w:eastAsia="黑体"/>
         <w:b/>
         <w:bCs/>
         <w:color w:themeColor="background1" w:val="FFFFFF"/>
@@ -6780,6 +7183,7 @@
     </w:tblStylePr>
     <w:tblStylePr w:type="lastCol">
       <w:rPr>
+        <w:rFonts w:eastAsia="黑体"/>
         <w:b/>
         <w:bCs/>
         <w:color w:themeColor="background1" w:val="FFFFFF"/>
@@ -6828,6 +7232,7 @@
     </w:tblStylePr>
     <w:tblStylePr w:type="nwCell">
       <w:rPr>
+        <w:rFonts w:eastAsia="黑体"/>
         <w:color w:themeColor="background1" w:val="FFFFFF"/>
       </w:rPr>
       <w:tblPr/>
@@ -6871,6 +7276,7 @@
         <w:spacing w:after="0" w:before="0" w:line="240" w:lineRule="auto"/>
       </w:pPr>
       <w:rPr>
+        <w:rFonts w:eastAsia="黑体"/>
         <w:b/>
         <w:bCs/>
         <w:color w:themeColor="background1" w:val="FFFFFF"/>
@@ -6893,6 +7299,7 @@
         <w:spacing w:after="0" w:before="0" w:line="240" w:lineRule="auto"/>
       </w:pPr>
       <w:rPr>
+        <w:rFonts w:eastAsia="黑体"/>
         <w:color w:val="auto"/>
       </w:rPr>
       <w:tblPr/>
@@ -6910,6 +7317,7 @@
     </w:tblStylePr>
     <w:tblStylePr w:type="firstCol">
       <w:rPr>
+        <w:rFonts w:eastAsia="黑体"/>
         <w:b/>
         <w:bCs/>
         <w:color w:themeColor="background1" w:val="FFFFFF"/>
@@ -6929,6 +7337,7 @@
     </w:tblStylePr>
     <w:tblStylePr w:type="lastCol">
       <w:rPr>
+        <w:rFonts w:eastAsia="黑体"/>
         <w:b/>
         <w:bCs/>
         <w:color w:themeColor="background1" w:val="FFFFFF"/>
@@ -6977,6 +7386,7 @@
     </w:tblStylePr>
     <w:tblStylePr w:type="nwCell">
       <w:rPr>
+        <w:rFonts w:eastAsia="黑体"/>
         <w:color w:themeColor="background1" w:val="FFFFFF"/>
       </w:rPr>
       <w:tblPr/>
@@ -7020,6 +7430,7 @@
         <w:spacing w:after="0" w:before="0" w:line="240" w:lineRule="auto"/>
       </w:pPr>
       <w:rPr>
+        <w:rFonts w:eastAsia="黑体"/>
         <w:b/>
         <w:bCs/>
         <w:color w:themeColor="background1" w:val="FFFFFF"/>
@@ -7042,6 +7453,7 @@
         <w:spacing w:after="0" w:before="0" w:line="240" w:lineRule="auto"/>
       </w:pPr>
       <w:rPr>
+        <w:rFonts w:eastAsia="黑体"/>
         <w:color w:val="auto"/>
       </w:rPr>
       <w:tblPr/>
@@ -7059,6 +7471,7 @@
     </w:tblStylePr>
     <w:tblStylePr w:type="firstCol">
       <w:rPr>
+        <w:rFonts w:eastAsia="黑体"/>
         <w:b/>
         <w:bCs/>
         <w:color w:themeColor="background1" w:val="FFFFFF"/>
@@ -7078,6 +7491,7 @@
     </w:tblStylePr>
     <w:tblStylePr w:type="lastCol">
       <w:rPr>
+        <w:rFonts w:eastAsia="黑体"/>
         <w:b/>
         <w:bCs/>
         <w:color w:themeColor="background1" w:val="FFFFFF"/>
@@ -7126,6 +7540,7 @@
     </w:tblStylePr>
     <w:tblStylePr w:type="nwCell">
       <w:rPr>
+        <w:rFonts w:eastAsia="黑体"/>
         <w:color w:themeColor="background1" w:val="FFFFFF"/>
       </w:rPr>
       <w:tblPr/>
@@ -7169,6 +7584,7 @@
         <w:spacing w:after="0" w:before="0" w:line="240" w:lineRule="auto"/>
       </w:pPr>
       <w:rPr>
+        <w:rFonts w:eastAsia="黑体"/>
         <w:b/>
         <w:bCs/>
         <w:color w:themeColor="background1" w:val="FFFFFF"/>
@@ -7191,6 +7607,7 @@
         <w:spacing w:after="0" w:before="0" w:line="240" w:lineRule="auto"/>
       </w:pPr>
       <w:rPr>
+        <w:rFonts w:eastAsia="黑体"/>
         <w:color w:val="auto"/>
       </w:rPr>
       <w:tblPr/>
@@ -7208,6 +7625,7 @@
     </w:tblStylePr>
     <w:tblStylePr w:type="firstCol">
       <w:rPr>
+        <w:rFonts w:eastAsia="黑体"/>
         <w:b/>
         <w:bCs/>
         <w:color w:themeColor="background1" w:val="FFFFFF"/>
@@ -7227,6 +7645,7 @@
     </w:tblStylePr>
     <w:tblStylePr w:type="lastCol">
       <w:rPr>
+        <w:rFonts w:eastAsia="黑体"/>
         <w:b/>
         <w:bCs/>
         <w:color w:themeColor="background1" w:val="FFFFFF"/>
@@ -7275,6 +7694,7 @@
     </w:tblStylePr>
     <w:tblStylePr w:type="nwCell">
       <w:rPr>
+        <w:rFonts w:eastAsia="黑体"/>
         <w:color w:themeColor="background1" w:val="FFFFFF"/>
       </w:rPr>
       <w:tblPr/>
@@ -7318,6 +7738,7 @@
         <w:spacing w:after="0" w:before="0" w:line="240" w:lineRule="auto"/>
       </w:pPr>
       <w:rPr>
+        <w:rFonts w:eastAsia="黑体"/>
         <w:b/>
         <w:bCs/>
         <w:color w:themeColor="background1" w:val="FFFFFF"/>
@@ -7340,6 +7761,7 @@
         <w:spacing w:after="0" w:before="0" w:line="240" w:lineRule="auto"/>
       </w:pPr>
       <w:rPr>
+        <w:rFonts w:eastAsia="黑体"/>
         <w:color w:val="auto"/>
       </w:rPr>
       <w:tblPr/>
@@ -7357,6 +7779,7 @@
     </w:tblStylePr>
     <w:tblStylePr w:type="firstCol">
       <w:rPr>
+        <w:rFonts w:eastAsia="黑体"/>
         <w:b/>
         <w:bCs/>
         <w:color w:themeColor="background1" w:val="FFFFFF"/>
@@ -7376,6 +7799,7 @@
     </w:tblStylePr>
     <w:tblStylePr w:type="lastCol">
       <w:rPr>
+        <w:rFonts w:eastAsia="黑体"/>
         <w:b/>
         <w:bCs/>
         <w:color w:themeColor="background1" w:val="FFFFFF"/>
@@ -7424,6 +7848,7 @@
     </w:tblStylePr>
     <w:tblStylePr w:type="nwCell">
       <w:rPr>
+        <w:rFonts w:eastAsia="黑体"/>
         <w:color w:themeColor="background1" w:val="FFFFFF"/>
       </w:rPr>
       <w:tblPr/>
@@ -7467,6 +7892,7 @@
         <w:spacing w:after="0" w:before="0" w:line="240" w:lineRule="auto"/>
       </w:pPr>
       <w:rPr>
+        <w:rFonts w:eastAsia="黑体"/>
         <w:b/>
         <w:bCs/>
         <w:color w:themeColor="background1" w:val="FFFFFF"/>
@@ -7489,6 +7915,7 @@
         <w:spacing w:after="0" w:before="0" w:line="240" w:lineRule="auto"/>
       </w:pPr>
       <w:rPr>
+        <w:rFonts w:eastAsia="黑体"/>
         <w:color w:val="auto"/>
       </w:rPr>
       <w:tblPr/>
@@ -7506,6 +7933,7 @@
     </w:tblStylePr>
     <w:tblStylePr w:type="firstCol">
       <w:rPr>
+        <w:rFonts w:eastAsia="黑体"/>
         <w:b/>
         <w:bCs/>
         <w:color w:themeColor="background1" w:val="FFFFFF"/>
@@ -7525,6 +7953,7 @@
     </w:tblStylePr>
     <w:tblStylePr w:type="lastCol">
       <w:rPr>
+        <w:rFonts w:eastAsia="黑体"/>
         <w:b/>
         <w:bCs/>
         <w:color w:themeColor="background1" w:val="FFFFFF"/>
@@ -7573,6 +8002,7 @@
     </w:tblStylePr>
     <w:tblStylePr w:type="nwCell">
       <w:rPr>
+        <w:rFonts w:eastAsia="黑体"/>
         <w:color w:themeColor="background1" w:val="FFFFFF"/>
       </w:rPr>
       <w:tblPr/>
@@ -7616,6 +8046,7 @@
         <w:spacing w:after="0" w:before="0" w:line="240" w:lineRule="auto"/>
       </w:pPr>
       <w:rPr>
+        <w:rFonts w:eastAsia="黑体"/>
         <w:b/>
         <w:bCs/>
         <w:color w:themeColor="background1" w:val="FFFFFF"/>
@@ -7638,6 +8069,7 @@
         <w:spacing w:after="0" w:before="0" w:line="240" w:lineRule="auto"/>
       </w:pPr>
       <w:rPr>
+        <w:rFonts w:eastAsia="黑体"/>
         <w:color w:val="auto"/>
       </w:rPr>
       <w:tblPr/>
@@ -7655,6 +8087,7 @@
     </w:tblStylePr>
     <w:tblStylePr w:type="firstCol">
       <w:rPr>
+        <w:rFonts w:eastAsia="黑体"/>
         <w:b/>
         <w:bCs/>
         <w:color w:themeColor="background1" w:val="FFFFFF"/>
@@ -7674,6 +8107,7 @@
     </w:tblStylePr>
     <w:tblStylePr w:type="lastCol">
       <w:rPr>
+        <w:rFonts w:eastAsia="黑体"/>
         <w:b/>
         <w:bCs/>
         <w:color w:themeColor="background1" w:val="FFFFFF"/>
@@ -7722,6 +8156,7 @@
     </w:tblStylePr>
     <w:tblStylePr w:type="nwCell">
       <w:rPr>
+        <w:rFonts w:eastAsia="黑体"/>
         <w:color w:themeColor="background1" w:val="FFFFFF"/>
       </w:rPr>
       <w:tblPr/>
@@ -7746,6 +8181,7 @@
       <w:spacing w:after="0" w:line="240" w:lineRule="auto"/>
     </w:pPr>
     <w:rPr>
+      <w:rFonts w:eastAsia="黑体"/>
       <w:color w:themeColor="text1" w:val="000000"/>
     </w:rPr>
     <w:tblPr>
@@ -7765,7 +8201,7 @@
     </w:tblPr>
     <w:tblStylePr w:type="firstRow">
       <w:rPr>
-        <w:rFonts w:asciiTheme="majorHAnsi" w:cstheme="majorBidi" w:eastAsiaTheme="majorEastAsia" w:hAnsiTheme="majorHAnsi"/>
+        <w:rFonts w:asciiTheme="majorHAnsi" w:cstheme="majorBidi" w:hAnsiTheme="majorHAnsi" w:eastAsia="黑体"/>
       </w:rPr>
       <w:tblPr/>
       <w:tcPr>
@@ -7777,6 +8213,7 @@
     </w:tblStylePr>
     <w:tblStylePr w:type="lastRow">
       <w:rPr>
+        <w:rFonts w:eastAsia="黑体"/>
         <w:b/>
         <w:bCs/>
         <w:color w:themeColor="text2" w:val="1F497D"/>
@@ -7791,12 +8228,14 @@
     </w:tblStylePr>
     <w:tblStylePr w:type="firstCol">
       <w:rPr>
+        <w:rFonts w:eastAsia="黑体"/>
         <w:b/>
         <w:bCs/>
       </w:rPr>
     </w:tblStylePr>
     <w:tblStylePr w:type="lastCol">
       <w:rPr>
+        <w:rFonts w:eastAsia="黑体"/>
         <w:b/>
         <w:bCs/>
       </w:rPr>
@@ -7830,6 +8269,7 @@
       <w:spacing w:after="0" w:line="240" w:lineRule="auto"/>
     </w:pPr>
     <w:rPr>
+      <w:rFonts w:eastAsia="黑体"/>
       <w:color w:themeColor="text1" w:val="000000"/>
     </w:rPr>
     <w:tblPr>
@@ -7849,7 +8289,7 @@
     </w:tblPr>
     <w:tblStylePr w:type="firstRow">
       <w:rPr>
-        <w:rFonts w:asciiTheme="majorHAnsi" w:cstheme="majorBidi" w:eastAsiaTheme="majorEastAsia" w:hAnsiTheme="majorHAnsi"/>
+        <w:rFonts w:asciiTheme="majorHAnsi" w:cstheme="majorBidi" w:hAnsiTheme="majorHAnsi" w:eastAsia="黑体"/>
       </w:rPr>
       <w:tblPr/>
       <w:tcPr>
@@ -7861,6 +8301,7 @@
     </w:tblStylePr>
     <w:tblStylePr w:type="lastRow">
       <w:rPr>
+        <w:rFonts w:eastAsia="黑体"/>
         <w:b/>
         <w:bCs/>
         <w:color w:themeColor="text2" w:val="1F497D"/>
@@ -7875,12 +8316,14 @@
     </w:tblStylePr>
     <w:tblStylePr w:type="firstCol">
       <w:rPr>
+        <w:rFonts w:eastAsia="黑体"/>
         <w:b/>
         <w:bCs/>
       </w:rPr>
     </w:tblStylePr>
     <w:tblStylePr w:type="lastCol">
       <w:rPr>
+        <w:rFonts w:eastAsia="黑体"/>
         <w:b/>
         <w:bCs/>
       </w:rPr>
@@ -7914,6 +8357,7 @@
       <w:spacing w:after="0" w:line="240" w:lineRule="auto"/>
     </w:pPr>
     <w:rPr>
+      <w:rFonts w:eastAsia="黑体"/>
       <w:color w:themeColor="text1" w:val="000000"/>
     </w:rPr>
     <w:tblPr>
@@ -7933,7 +8377,7 @@
     </w:tblPr>
     <w:tblStylePr w:type="firstRow">
       <w:rPr>
-        <w:rFonts w:asciiTheme="majorHAnsi" w:cstheme="majorBidi" w:eastAsiaTheme="majorEastAsia" w:hAnsiTheme="majorHAnsi"/>
+        <w:rFonts w:asciiTheme="majorHAnsi" w:cstheme="majorBidi" w:hAnsiTheme="majorHAnsi" w:eastAsia="黑体"/>
       </w:rPr>
       <w:tblPr/>
       <w:tcPr>
@@ -7945,6 +8389,7 @@
     </w:tblStylePr>
     <w:tblStylePr w:type="lastRow">
       <w:rPr>
+        <w:rFonts w:eastAsia="黑体"/>
         <w:b/>
         <w:bCs/>
         <w:color w:themeColor="text2" w:val="1F497D"/>
@@ -7959,12 +8404,14 @@
     </w:tblStylePr>
     <w:tblStylePr w:type="firstCol">
       <w:rPr>
+        <w:rFonts w:eastAsia="黑体"/>
         <w:b/>
         <w:bCs/>
       </w:rPr>
     </w:tblStylePr>
     <w:tblStylePr w:type="lastCol">
       <w:rPr>
+        <w:rFonts w:eastAsia="黑体"/>
         <w:b/>
         <w:bCs/>
       </w:rPr>
@@ -7998,6 +8445,7 @@
       <w:spacing w:after="0" w:line="240" w:lineRule="auto"/>
     </w:pPr>
     <w:rPr>
+      <w:rFonts w:eastAsia="黑体"/>
       <w:color w:themeColor="text1" w:val="000000"/>
     </w:rPr>
     <w:tblPr>
@@ -8017,7 +8465,7 @@
     </w:tblPr>
     <w:tblStylePr w:type="firstRow">
       <w:rPr>
-        <w:rFonts w:asciiTheme="majorHAnsi" w:cstheme="majorBidi" w:eastAsiaTheme="majorEastAsia" w:hAnsiTheme="majorHAnsi"/>
+        <w:rFonts w:asciiTheme="majorHAnsi" w:cstheme="majorBidi" w:hAnsiTheme="majorHAnsi" w:eastAsia="黑体"/>
       </w:rPr>
       <w:tblPr/>
       <w:tcPr>
@@ -8029,6 +8477,7 @@
     </w:tblStylePr>
     <w:tblStylePr w:type="lastRow">
       <w:rPr>
+        <w:rFonts w:eastAsia="黑体"/>
         <w:b/>
         <w:bCs/>
         <w:color w:themeColor="text2" w:val="1F497D"/>
@@ -8043,12 +8492,14 @@
     </w:tblStylePr>
     <w:tblStylePr w:type="firstCol">
       <w:rPr>
+        <w:rFonts w:eastAsia="黑体"/>
         <w:b/>
         <w:bCs/>
       </w:rPr>
     </w:tblStylePr>
     <w:tblStylePr w:type="lastCol">
       <w:rPr>
+        <w:rFonts w:eastAsia="黑体"/>
         <w:b/>
         <w:bCs/>
       </w:rPr>
@@ -8082,6 +8533,7 @@
       <w:spacing w:after="0" w:line="240" w:lineRule="auto"/>
     </w:pPr>
     <w:rPr>
+      <w:rFonts w:eastAsia="黑体"/>
       <w:color w:themeColor="text1" w:val="000000"/>
     </w:rPr>
     <w:tblPr>
@@ -8101,7 +8553,7 @@
     </w:tblPr>
     <w:tblStylePr w:type="firstRow">
       <w:rPr>
-        <w:rFonts w:asciiTheme="majorHAnsi" w:cstheme="majorBidi" w:eastAsiaTheme="majorEastAsia" w:hAnsiTheme="majorHAnsi"/>
+        <w:rFonts w:asciiTheme="majorHAnsi" w:cstheme="majorBidi" w:hAnsiTheme="majorHAnsi" w:eastAsia="黑体"/>
       </w:rPr>
       <w:tblPr/>
       <w:tcPr>
@@ -8113,6 +8565,7 @@
     </w:tblStylePr>
     <w:tblStylePr w:type="lastRow">
       <w:rPr>
+        <w:rFonts w:eastAsia="黑体"/>
         <w:b/>
         <w:bCs/>
         <w:color w:themeColor="text2" w:val="1F497D"/>
@@ -8127,12 +8580,14 @@
     </w:tblStylePr>
     <w:tblStylePr w:type="firstCol">
       <w:rPr>
+        <w:rFonts w:eastAsia="黑体"/>
         <w:b/>
         <w:bCs/>
       </w:rPr>
     </w:tblStylePr>
     <w:tblStylePr w:type="lastCol">
       <w:rPr>
+        <w:rFonts w:eastAsia="黑体"/>
         <w:b/>
         <w:bCs/>
       </w:rPr>
@@ -8166,6 +8621,7 @@
       <w:spacing w:after="0" w:line="240" w:lineRule="auto"/>
     </w:pPr>
     <w:rPr>
+      <w:rFonts w:eastAsia="黑体"/>
       <w:color w:themeColor="text1" w:val="000000"/>
     </w:rPr>
     <w:tblPr>
@@ -8185,7 +8641,7 @@
     </w:tblPr>
     <w:tblStylePr w:type="firstRow">
       <w:rPr>
-        <w:rFonts w:asciiTheme="majorHAnsi" w:cstheme="majorBidi" w:eastAsiaTheme="majorEastAsia" w:hAnsiTheme="majorHAnsi"/>
+        <w:rFonts w:asciiTheme="majorHAnsi" w:cstheme="majorBidi" w:hAnsiTheme="majorHAnsi" w:eastAsia="黑体"/>
       </w:rPr>
       <w:tblPr/>
       <w:tcPr>
@@ -8197,6 +8653,7 @@
     </w:tblStylePr>
     <w:tblStylePr w:type="lastRow">
       <w:rPr>
+        <w:rFonts w:eastAsia="黑体"/>
         <w:b/>
         <w:bCs/>
         <w:color w:themeColor="text2" w:val="1F497D"/>
@@ -8211,12 +8668,14 @@
     </w:tblStylePr>
     <w:tblStylePr w:type="firstCol">
       <w:rPr>
+        <w:rFonts w:eastAsia="黑体"/>
         <w:b/>
         <w:bCs/>
       </w:rPr>
     </w:tblStylePr>
     <w:tblStylePr w:type="lastCol">
       <w:rPr>
+        <w:rFonts w:eastAsia="黑体"/>
         <w:b/>
         <w:bCs/>
       </w:rPr>
@@ -8250,6 +8709,7 @@
       <w:spacing w:after="0" w:line="240" w:lineRule="auto"/>
     </w:pPr>
     <w:rPr>
+      <w:rFonts w:eastAsia="黑体"/>
       <w:color w:themeColor="text1" w:val="000000"/>
     </w:rPr>
     <w:tblPr>
@@ -8269,7 +8729,7 @@
     </w:tblPr>
     <w:tblStylePr w:type="firstRow">
       <w:rPr>
-        <w:rFonts w:asciiTheme="majorHAnsi" w:cstheme="majorBidi" w:eastAsiaTheme="majorEastAsia" w:hAnsiTheme="majorHAnsi"/>
+        <w:rFonts w:asciiTheme="majorHAnsi" w:cstheme="majorBidi" w:hAnsiTheme="majorHAnsi" w:eastAsia="黑体"/>
       </w:rPr>
       <w:tblPr/>
       <w:tcPr>
@@ -8281,6 +8741,7 @@
     </w:tblStylePr>
     <w:tblStylePr w:type="lastRow">
       <w:rPr>
+        <w:rFonts w:eastAsia="黑体"/>
         <w:b/>
         <w:bCs/>
         <w:color w:themeColor="text2" w:val="1F497D"/>
@@ -8295,12 +8756,14 @@
     </w:tblStylePr>
     <w:tblStylePr w:type="firstCol">
       <w:rPr>
+        <w:rFonts w:eastAsia="黑体"/>
         <w:b/>
         <w:bCs/>
       </w:rPr>
     </w:tblStylePr>
     <w:tblStylePr w:type="lastCol">
       <w:rPr>
+        <w:rFonts w:eastAsia="黑体"/>
         <w:b/>
         <w:bCs/>
       </w:rPr>
@@ -8334,7 +8797,7 @@
       <w:spacing w:after="0" w:line="240" w:lineRule="auto"/>
     </w:pPr>
     <w:rPr>
-      <w:rFonts w:asciiTheme="majorHAnsi" w:cstheme="majorBidi" w:eastAsiaTheme="majorEastAsia" w:hAnsiTheme="majorHAnsi"/>
+      <w:rFonts w:asciiTheme="majorHAnsi" w:cstheme="majorBidi" w:hAnsiTheme="majorHAnsi" w:eastAsia="黑体"/>
       <w:color w:themeColor="text1" w:val="000000"/>
     </w:rPr>
     <w:tblPr>
@@ -8356,6 +8819,7 @@
     </w:tblPr>
     <w:tblStylePr w:type="firstRow">
       <w:rPr>
+        <w:rFonts w:eastAsia="黑体"/>
         <w:sz w:val="24"/>
         <w:szCs w:val="24"/>
       </w:rPr>
@@ -8462,7 +8926,7 @@
       <w:spacing w:after="0" w:line="240" w:lineRule="auto"/>
     </w:pPr>
     <w:rPr>
-      <w:rFonts w:asciiTheme="majorHAnsi" w:cstheme="majorBidi" w:eastAsiaTheme="majorEastAsia" w:hAnsiTheme="majorHAnsi"/>
+      <w:rFonts w:asciiTheme="majorHAnsi" w:cstheme="majorBidi" w:hAnsiTheme="majorHAnsi" w:eastAsia="黑体"/>
       <w:color w:themeColor="text1" w:val="000000"/>
     </w:rPr>
     <w:tblPr>
@@ -8484,6 +8948,7 @@
     </w:tblPr>
     <w:tblStylePr w:type="firstRow">
       <w:rPr>
+        <w:rFonts w:eastAsia="黑体"/>
         <w:sz w:val="24"/>
         <w:szCs w:val="24"/>
       </w:rPr>
@@ -8590,7 +9055,7 @@
       <w:spacing w:after="0" w:line="240" w:lineRule="auto"/>
     </w:pPr>
     <w:rPr>
-      <w:rFonts w:asciiTheme="majorHAnsi" w:cstheme="majorBidi" w:eastAsiaTheme="majorEastAsia" w:hAnsiTheme="majorHAnsi"/>
+      <w:rFonts w:asciiTheme="majorHAnsi" w:cstheme="majorBidi" w:hAnsiTheme="majorHAnsi" w:eastAsia="黑体"/>
       <w:color w:themeColor="text1" w:val="000000"/>
     </w:rPr>
     <w:tblPr>
@@ -8612,6 +9077,7 @@
     </w:tblPr>
     <w:tblStylePr w:type="firstRow">
       <w:rPr>
+        <w:rFonts w:eastAsia="黑体"/>
         <w:sz w:val="24"/>
         <w:szCs w:val="24"/>
       </w:rPr>
@@ -8718,7 +9184,7 @@
       <w:spacing w:after="0" w:line="240" w:lineRule="auto"/>
     </w:pPr>
     <w:rPr>
-      <w:rFonts w:asciiTheme="majorHAnsi" w:cstheme="majorBidi" w:eastAsiaTheme="majorEastAsia" w:hAnsiTheme="majorHAnsi"/>
+      <w:rFonts w:asciiTheme="majorHAnsi" w:cstheme="majorBidi" w:hAnsiTheme="majorHAnsi" w:eastAsia="黑体"/>
       <w:color w:themeColor="text1" w:val="000000"/>
     </w:rPr>
     <w:tblPr>
@@ -8740,6 +9206,7 @@
     </w:tblPr>
     <w:tblStylePr w:type="firstRow">
       <w:rPr>
+        <w:rFonts w:eastAsia="黑体"/>
         <w:sz w:val="24"/>
         <w:szCs w:val="24"/>
       </w:rPr>
@@ -8846,7 +9313,7 @@
       <w:spacing w:after="0" w:line="240" w:lineRule="auto"/>
     </w:pPr>
     <w:rPr>
-      <w:rFonts w:asciiTheme="majorHAnsi" w:cstheme="majorBidi" w:eastAsiaTheme="majorEastAsia" w:hAnsiTheme="majorHAnsi"/>
+      <w:rFonts w:asciiTheme="majorHAnsi" w:cstheme="majorBidi" w:hAnsiTheme="majorHAnsi" w:eastAsia="黑体"/>
       <w:color w:themeColor="text1" w:val="000000"/>
     </w:rPr>
     <w:tblPr>
@@ -8868,6 +9335,7 @@
     </w:tblPr>
     <w:tblStylePr w:type="firstRow">
       <w:rPr>
+        <w:rFonts w:eastAsia="黑体"/>
         <w:sz w:val="24"/>
         <w:szCs w:val="24"/>
       </w:rPr>
@@ -8974,7 +9442,7 @@
       <w:spacing w:after="0" w:line="240" w:lineRule="auto"/>
     </w:pPr>
     <w:rPr>
-      <w:rFonts w:asciiTheme="majorHAnsi" w:cstheme="majorBidi" w:eastAsiaTheme="majorEastAsia" w:hAnsiTheme="majorHAnsi"/>
+      <w:rFonts w:asciiTheme="majorHAnsi" w:cstheme="majorBidi" w:hAnsiTheme="majorHAnsi" w:eastAsia="黑体"/>
       <w:color w:themeColor="text1" w:val="000000"/>
     </w:rPr>
     <w:tblPr>
@@ -8996,6 +9464,7 @@
     </w:tblPr>
     <w:tblStylePr w:type="firstRow">
       <w:rPr>
+        <w:rFonts w:eastAsia="黑体"/>
         <w:sz w:val="24"/>
         <w:szCs w:val="24"/>
       </w:rPr>
@@ -9102,7 +9571,7 @@
       <w:spacing w:after="0" w:line="240" w:lineRule="auto"/>
     </w:pPr>
     <w:rPr>
-      <w:rFonts w:asciiTheme="majorHAnsi" w:cstheme="majorBidi" w:eastAsiaTheme="majorEastAsia" w:hAnsiTheme="majorHAnsi"/>
+      <w:rFonts w:asciiTheme="majorHAnsi" w:cstheme="majorBidi" w:hAnsiTheme="majorHAnsi" w:eastAsia="黑体"/>
       <w:color w:themeColor="text1" w:val="000000"/>
     </w:rPr>
     <w:tblPr>
@@ -9124,6 +9593,7 @@
     </w:tblPr>
     <w:tblStylePr w:type="firstRow">
       <w:rPr>
+        <w:rFonts w:eastAsia="黑体"/>
         <w:sz w:val="24"/>
         <w:szCs w:val="24"/>
       </w:rPr>
@@ -9253,12 +9723,14 @@
     </w:tcPr>
     <w:tblStylePr w:type="firstRow">
       <w:rPr>
+        <w:rFonts w:eastAsia="黑体"/>
         <w:b/>
         <w:bCs/>
       </w:rPr>
     </w:tblStylePr>
     <w:tblStylePr w:type="lastRow">
       <w:rPr>
+        <w:rFonts w:eastAsia="黑体"/>
         <w:b/>
         <w:bCs/>
       </w:rPr>
@@ -9271,12 +9743,14 @@
     </w:tblStylePr>
     <w:tblStylePr w:type="firstCol">
       <w:rPr>
+        <w:rFonts w:eastAsia="黑体"/>
         <w:b/>
         <w:bCs/>
       </w:rPr>
     </w:tblStylePr>
     <w:tblStylePr w:type="lastCol">
       <w:rPr>
+        <w:rFonts w:eastAsia="黑体"/>
         <w:b/>
         <w:bCs/>
       </w:rPr>
@@ -9326,12 +9800,14 @@
     </w:tcPr>
     <w:tblStylePr w:type="firstRow">
       <w:rPr>
+        <w:rFonts w:eastAsia="黑体"/>
         <w:b/>
         <w:bCs/>
       </w:rPr>
     </w:tblStylePr>
     <w:tblStylePr w:type="lastRow">
       <w:rPr>
+        <w:rFonts w:eastAsia="黑体"/>
         <w:b/>
         <w:bCs/>
       </w:rPr>
@@ -9344,12 +9820,14 @@
     </w:tblStylePr>
     <w:tblStylePr w:type="firstCol">
       <w:rPr>
+        <w:rFonts w:eastAsia="黑体"/>
         <w:b/>
         <w:bCs/>
       </w:rPr>
     </w:tblStylePr>
     <w:tblStylePr w:type="lastCol">
       <w:rPr>
+        <w:rFonts w:eastAsia="黑体"/>
         <w:b/>
         <w:bCs/>
       </w:rPr>
@@ -9399,12 +9877,14 @@
     </w:tcPr>
     <w:tblStylePr w:type="firstRow">
       <w:rPr>
+        <w:rFonts w:eastAsia="黑体"/>
         <w:b/>
         <w:bCs/>
       </w:rPr>
     </w:tblStylePr>
     <w:tblStylePr w:type="lastRow">
       <w:rPr>
+        <w:rFonts w:eastAsia="黑体"/>
         <w:b/>
         <w:bCs/>
       </w:rPr>
@@ -9417,12 +9897,14 @@
     </w:tblStylePr>
     <w:tblStylePr w:type="firstCol">
       <w:rPr>
+        <w:rFonts w:eastAsia="黑体"/>
         <w:b/>
         <w:bCs/>
       </w:rPr>
     </w:tblStylePr>
     <w:tblStylePr w:type="lastCol">
       <w:rPr>
+        <w:rFonts w:eastAsia="黑体"/>
         <w:b/>
         <w:bCs/>
       </w:rPr>
@@ -9472,12 +9954,14 @@
     </w:tcPr>
     <w:tblStylePr w:type="firstRow">
       <w:rPr>
+        <w:rFonts w:eastAsia="黑体"/>
         <w:b/>
         <w:bCs/>
       </w:rPr>
     </w:tblStylePr>
     <w:tblStylePr w:type="lastRow">
       <w:rPr>
+        <w:rFonts w:eastAsia="黑体"/>
         <w:b/>
         <w:bCs/>
       </w:rPr>
@@ -9490,12 +9974,14 @@
     </w:tblStylePr>
     <w:tblStylePr w:type="firstCol">
       <w:rPr>
+        <w:rFonts w:eastAsia="黑体"/>
         <w:b/>
         <w:bCs/>
       </w:rPr>
     </w:tblStylePr>
     <w:tblStylePr w:type="lastCol">
       <w:rPr>
+        <w:rFonts w:eastAsia="黑体"/>
         <w:b/>
         <w:bCs/>
       </w:rPr>
@@ -9545,12 +10031,14 @@
     </w:tcPr>
     <w:tblStylePr w:type="firstRow">
       <w:rPr>
+        <w:rFonts w:eastAsia="黑体"/>
         <w:b/>
         <w:bCs/>
       </w:rPr>
     </w:tblStylePr>
     <w:tblStylePr w:type="lastRow">
       <w:rPr>
+        <w:rFonts w:eastAsia="黑体"/>
         <w:b/>
         <w:bCs/>
       </w:rPr>
@@ -9563,12 +10051,14 @@
     </w:tblStylePr>
     <w:tblStylePr w:type="firstCol">
       <w:rPr>
+        <w:rFonts w:eastAsia="黑体"/>
         <w:b/>
         <w:bCs/>
       </w:rPr>
     </w:tblStylePr>
     <w:tblStylePr w:type="lastCol">
       <w:rPr>
+        <w:rFonts w:eastAsia="黑体"/>
         <w:b/>
         <w:bCs/>
       </w:rPr>
@@ -9618,12 +10108,14 @@
     </w:tcPr>
     <w:tblStylePr w:type="firstRow">
       <w:rPr>
+        <w:rFonts w:eastAsia="黑体"/>
         <w:b/>
         <w:bCs/>
       </w:rPr>
     </w:tblStylePr>
     <w:tblStylePr w:type="lastRow">
       <w:rPr>
+        <w:rFonts w:eastAsia="黑体"/>
         <w:b/>
         <w:bCs/>
       </w:rPr>
@@ -9636,12 +10128,14 @@
     </w:tblStylePr>
     <w:tblStylePr w:type="firstCol">
       <w:rPr>
+        <w:rFonts w:eastAsia="黑体"/>
         <w:b/>
         <w:bCs/>
       </w:rPr>
     </w:tblStylePr>
     <w:tblStylePr w:type="lastCol">
       <w:rPr>
+        <w:rFonts w:eastAsia="黑体"/>
         <w:b/>
         <w:bCs/>
       </w:rPr>
@@ -9691,12 +10185,14 @@
     </w:tcPr>
     <w:tblStylePr w:type="firstRow">
       <w:rPr>
+        <w:rFonts w:eastAsia="黑体"/>
         <w:b/>
         <w:bCs/>
       </w:rPr>
     </w:tblStylePr>
     <w:tblStylePr w:type="lastRow">
       <w:rPr>
+        <w:rFonts w:eastAsia="黑体"/>
         <w:b/>
         <w:bCs/>
       </w:rPr>
@@ -9709,12 +10205,14 @@
     </w:tblStylePr>
     <w:tblStylePr w:type="firstCol">
       <w:rPr>
+        <w:rFonts w:eastAsia="黑体"/>
         <w:b/>
         <w:bCs/>
       </w:rPr>
     </w:tblStylePr>
     <w:tblStylePr w:type="lastCol">
       <w:rPr>
+        <w:rFonts w:eastAsia="黑体"/>
         <w:b/>
         <w:bCs/>
       </w:rPr>
@@ -9741,7 +10239,7 @@
       <w:spacing w:after="0" w:line="240" w:lineRule="auto"/>
     </w:pPr>
     <w:rPr>
-      <w:rFonts w:asciiTheme="majorHAnsi" w:cstheme="majorBidi" w:eastAsiaTheme="majorEastAsia" w:hAnsiTheme="majorHAnsi"/>
+      <w:rFonts w:asciiTheme="majorHAnsi" w:cstheme="majorBidi" w:hAnsiTheme="majorHAnsi" w:eastAsia="黑体"/>
       <w:color w:themeColor="text1" w:val="000000"/>
     </w:rPr>
     <w:tblPr>
@@ -9768,6 +10266,7 @@
     </w:tcPr>
     <w:tblStylePr w:type="firstRow">
       <w:rPr>
+        <w:rFonts w:eastAsia="黑体"/>
         <w:b/>
         <w:bCs/>
         <w:color w:themeColor="text1" w:val="000000"/>
@@ -9779,6 +10278,7 @@
     </w:tblStylePr>
     <w:tblStylePr w:type="lastRow">
       <w:rPr>
+        <w:rFonts w:eastAsia="黑体"/>
         <w:b/>
         <w:bCs/>
         <w:color w:themeColor="text1" w:val="000000"/>
@@ -9798,6 +10298,7 @@
     </w:tblStylePr>
     <w:tblStylePr w:type="firstCol">
       <w:rPr>
+        <w:rFonts w:eastAsia="黑体"/>
         <w:b/>
         <w:bCs/>
         <w:color w:themeColor="text1" w:val="000000"/>
@@ -9817,6 +10318,7 @@
     </w:tblStylePr>
     <w:tblStylePr w:type="lastCol">
       <w:rPr>
+        <w:rFonts w:eastAsia="黑体"/>
         <w:b w:val="0"/>
         <w:bCs w:val="0"/>
         <w:color w:themeColor="text1" w:val="000000"/>
@@ -9866,7 +10368,7 @@
       <w:spacing w:after="0" w:line="240" w:lineRule="auto"/>
     </w:pPr>
     <w:rPr>
-      <w:rFonts w:asciiTheme="majorHAnsi" w:cstheme="majorBidi" w:eastAsiaTheme="majorEastAsia" w:hAnsiTheme="majorHAnsi"/>
+      <w:rFonts w:asciiTheme="majorHAnsi" w:cstheme="majorBidi" w:hAnsiTheme="majorHAnsi" w:eastAsia="黑体"/>
       <w:color w:themeColor="text1" w:val="000000"/>
     </w:rPr>
     <w:tblPr>
@@ -9893,6 +10395,7 @@
     </w:tcPr>
     <w:tblStylePr w:type="firstRow">
       <w:rPr>
+        <w:rFonts w:eastAsia="黑体"/>
         <w:b/>
         <w:bCs/>
         <w:color w:themeColor="text1" w:val="000000"/>
@@ -9904,6 +10407,7 @@
     </w:tblStylePr>
     <w:tblStylePr w:type="lastRow">
       <w:rPr>
+        <w:rFonts w:eastAsia="黑体"/>
         <w:b/>
         <w:bCs/>
         <w:color w:themeColor="text1" w:val="000000"/>
@@ -9923,6 +10427,7 @@
     </w:tblStylePr>
     <w:tblStylePr w:type="firstCol">
       <w:rPr>
+        <w:rFonts w:eastAsia="黑体"/>
         <w:b/>
         <w:bCs/>
         <w:color w:themeColor="text1" w:val="000000"/>
@@ -9942,6 +10447,7 @@
     </w:tblStylePr>
     <w:tblStylePr w:type="lastCol">
       <w:rPr>
+        <w:rFonts w:eastAsia="黑体"/>
         <w:b w:val="0"/>
         <w:bCs w:val="0"/>
         <w:color w:themeColor="text1" w:val="000000"/>
@@ -9991,7 +10497,7 @@
       <w:spacing w:after="0" w:line="240" w:lineRule="auto"/>
     </w:pPr>
     <w:rPr>
-      <w:rFonts w:asciiTheme="majorHAnsi" w:cstheme="majorBidi" w:eastAsiaTheme="majorEastAsia" w:hAnsiTheme="majorHAnsi"/>
+      <w:rFonts w:asciiTheme="majorHAnsi" w:cstheme="majorBidi" w:hAnsiTheme="majorHAnsi" w:eastAsia="黑体"/>
       <w:color w:themeColor="text1" w:val="000000"/>
     </w:rPr>
     <w:tblPr>
@@ -10018,6 +10524,7 @@
     </w:tcPr>
     <w:tblStylePr w:type="firstRow">
       <w:rPr>
+        <w:rFonts w:eastAsia="黑体"/>
         <w:b/>
         <w:bCs/>
         <w:color w:themeColor="text1" w:val="000000"/>
@@ -10029,6 +10536,7 @@
     </w:tblStylePr>
     <w:tblStylePr w:type="lastRow">
       <w:rPr>
+        <w:rFonts w:eastAsia="黑体"/>
         <w:b/>
         <w:bCs/>
         <w:color w:themeColor="text1" w:val="000000"/>
@@ -10048,6 +10556,7 @@
     </w:tblStylePr>
     <w:tblStylePr w:type="firstCol">
       <w:rPr>
+        <w:rFonts w:eastAsia="黑体"/>
         <w:b/>
         <w:bCs/>
         <w:color w:themeColor="text1" w:val="000000"/>
@@ -10067,6 +10576,7 @@
     </w:tblStylePr>
     <w:tblStylePr w:type="lastCol">
       <w:rPr>
+        <w:rFonts w:eastAsia="黑体"/>
         <w:b w:val="0"/>
         <w:bCs w:val="0"/>
         <w:color w:themeColor="text1" w:val="000000"/>
@@ -10116,7 +10626,7 @@
       <w:spacing w:after="0" w:line="240" w:lineRule="auto"/>
     </w:pPr>
     <w:rPr>
-      <w:rFonts w:asciiTheme="majorHAnsi" w:cstheme="majorBidi" w:eastAsiaTheme="majorEastAsia" w:hAnsiTheme="majorHAnsi"/>
+      <w:rFonts w:asciiTheme="majorHAnsi" w:cstheme="majorBidi" w:hAnsiTheme="majorHAnsi" w:eastAsia="黑体"/>
       <w:color w:themeColor="text1" w:val="000000"/>
     </w:rPr>
     <w:tblPr>
@@ -10143,6 +10653,7 @@
     </w:tcPr>
     <w:tblStylePr w:type="firstRow">
       <w:rPr>
+        <w:rFonts w:eastAsia="黑体"/>
         <w:b/>
         <w:bCs/>
         <w:color w:themeColor="text1" w:val="000000"/>
@@ -10154,6 +10665,7 @@
     </w:tblStylePr>
     <w:tblStylePr w:type="lastRow">
       <w:rPr>
+        <w:rFonts w:eastAsia="黑体"/>
         <w:b/>
         <w:bCs/>
         <w:color w:themeColor="text1" w:val="000000"/>
@@ -10173,6 +10685,7 @@
     </w:tblStylePr>
     <w:tblStylePr w:type="firstCol">
       <w:rPr>
+        <w:rFonts w:eastAsia="黑体"/>
         <w:b/>
         <w:bCs/>
         <w:color w:themeColor="text1" w:val="000000"/>
@@ -10192,6 +10705,7 @@
     </w:tblStylePr>
     <w:tblStylePr w:type="lastCol">
       <w:rPr>
+        <w:rFonts w:eastAsia="黑体"/>
         <w:b w:val="0"/>
         <w:bCs w:val="0"/>
         <w:color w:themeColor="text1" w:val="000000"/>
@@ -10241,7 +10755,7 @@
       <w:spacing w:after="0" w:line="240" w:lineRule="auto"/>
     </w:pPr>
     <w:rPr>
-      <w:rFonts w:asciiTheme="majorHAnsi" w:cstheme="majorBidi" w:eastAsiaTheme="majorEastAsia" w:hAnsiTheme="majorHAnsi"/>
+      <w:rFonts w:asciiTheme="majorHAnsi" w:cstheme="majorBidi" w:hAnsiTheme="majorHAnsi" w:eastAsia="黑体"/>
       <w:color w:themeColor="text1" w:val="000000"/>
     </w:rPr>
     <w:tblPr>
@@ -10268,6 +10782,7 @@
     </w:tcPr>
     <w:tblStylePr w:type="firstRow">
       <w:rPr>
+        <w:rFonts w:eastAsia="黑体"/>
         <w:b/>
         <w:bCs/>
         <w:color w:themeColor="text1" w:val="000000"/>
@@ -10279,6 +10794,7 @@
     </w:tblStylePr>
     <w:tblStylePr w:type="lastRow">
       <w:rPr>
+        <w:rFonts w:eastAsia="黑体"/>
         <w:b/>
         <w:bCs/>
         <w:color w:themeColor="text1" w:val="000000"/>
@@ -10298,6 +10814,7 @@
     </w:tblStylePr>
     <w:tblStylePr w:type="firstCol">
       <w:rPr>
+        <w:rFonts w:eastAsia="黑体"/>
         <w:b/>
         <w:bCs/>
         <w:color w:themeColor="text1" w:val="000000"/>
@@ -10317,6 +10834,7 @@
     </w:tblStylePr>
     <w:tblStylePr w:type="lastCol">
       <w:rPr>
+        <w:rFonts w:eastAsia="黑体"/>
         <w:b w:val="0"/>
         <w:bCs w:val="0"/>
         <w:color w:themeColor="text1" w:val="000000"/>
@@ -10366,7 +10884,7 @@
       <w:spacing w:after="0" w:line="240" w:lineRule="auto"/>
     </w:pPr>
     <w:rPr>
-      <w:rFonts w:asciiTheme="majorHAnsi" w:cstheme="majorBidi" w:eastAsiaTheme="majorEastAsia" w:hAnsiTheme="majorHAnsi"/>
+      <w:rFonts w:asciiTheme="majorHAnsi" w:cstheme="majorBidi" w:hAnsiTheme="majorHAnsi" w:eastAsia="黑体"/>
       <w:color w:themeColor="text1" w:val="000000"/>
     </w:rPr>
     <w:tblPr>
@@ -10393,6 +10911,7 @@
     </w:tcPr>
     <w:tblStylePr w:type="firstRow">
       <w:rPr>
+        <w:rFonts w:eastAsia="黑体"/>
         <w:b/>
         <w:bCs/>
         <w:color w:themeColor="text1" w:val="000000"/>
@@ -10404,6 +10923,7 @@
     </w:tblStylePr>
     <w:tblStylePr w:type="lastRow">
       <w:rPr>
+        <w:rFonts w:eastAsia="黑体"/>
         <w:b/>
         <w:bCs/>
         <w:color w:themeColor="text1" w:val="000000"/>
@@ -10423,6 +10943,7 @@
     </w:tblStylePr>
     <w:tblStylePr w:type="firstCol">
       <w:rPr>
+        <w:rFonts w:eastAsia="黑体"/>
         <w:b/>
         <w:bCs/>
         <w:color w:themeColor="text1" w:val="000000"/>
@@ -10442,6 +10963,7 @@
     </w:tblStylePr>
     <w:tblStylePr w:type="lastCol">
       <w:rPr>
+        <w:rFonts w:eastAsia="黑体"/>
         <w:b w:val="0"/>
         <w:bCs w:val="0"/>
         <w:color w:themeColor="text1" w:val="000000"/>
@@ -10491,7 +11013,7 @@
       <w:spacing w:after="0" w:line="240" w:lineRule="auto"/>
     </w:pPr>
     <w:rPr>
-      <w:rFonts w:asciiTheme="majorHAnsi" w:cstheme="majorBidi" w:eastAsiaTheme="majorEastAsia" w:hAnsiTheme="majorHAnsi"/>
+      <w:rFonts w:asciiTheme="majorHAnsi" w:cstheme="majorBidi" w:hAnsiTheme="majorHAnsi" w:eastAsia="黑体"/>
       <w:color w:themeColor="text1" w:val="000000"/>
     </w:rPr>
     <w:tblPr>
@@ -10518,6 +11040,7 @@
     </w:tcPr>
     <w:tblStylePr w:type="firstRow">
       <w:rPr>
+        <w:rFonts w:eastAsia="黑体"/>
         <w:b/>
         <w:bCs/>
         <w:color w:themeColor="text1" w:val="000000"/>
@@ -10529,6 +11052,7 @@
     </w:tblStylePr>
     <w:tblStylePr w:type="lastRow">
       <w:rPr>
+        <w:rFonts w:eastAsia="黑体"/>
         <w:b/>
         <w:bCs/>
         <w:color w:themeColor="text1" w:val="000000"/>
@@ -10548,6 +11072,7 @@
     </w:tblStylePr>
     <w:tblStylePr w:type="firstCol">
       <w:rPr>
+        <w:rFonts w:eastAsia="黑体"/>
         <w:b/>
         <w:bCs/>
         <w:color w:themeColor="text1" w:val="000000"/>
@@ -10567,6 +11092,7 @@
     </w:tblStylePr>
     <w:tblStylePr w:type="lastCol">
       <w:rPr>
+        <w:rFonts w:eastAsia="黑体"/>
         <w:b w:val="0"/>
         <w:bCs w:val="0"/>
         <w:color w:themeColor="text1" w:val="000000"/>
@@ -10639,6 +11165,7 @@
     </w:tcPr>
     <w:tblStylePr w:type="firstRow">
       <w:rPr>
+        <w:rFonts w:eastAsia="黑体"/>
         <w:b/>
         <w:bCs/>
         <w:i w:val="0"/>
@@ -10660,6 +11187,7 @@
     </w:tblStylePr>
     <w:tblStylePr w:type="lastRow">
       <w:rPr>
+        <w:rFonts w:eastAsia="黑体"/>
         <w:b/>
         <w:bCs/>
         <w:i w:val="0"/>
@@ -10681,6 +11209,7 @@
     </w:tblStylePr>
     <w:tblStylePr w:type="firstCol">
       <w:rPr>
+        <w:rFonts w:eastAsia="黑体"/>
         <w:b/>
         <w:bCs/>
         <w:i w:val="0"/>
@@ -10700,6 +11229,7 @@
     </w:tblStylePr>
     <w:tblStylePr w:type="lastCol">
       <w:rPr>
+        <w:rFonts w:eastAsia="黑体"/>
         <w:b/>
         <w:bCs/>
         <w:i w:val="0"/>
@@ -10780,6 +11310,7 @@
     </w:tcPr>
     <w:tblStylePr w:type="firstRow">
       <w:rPr>
+        <w:rFonts w:eastAsia="黑体"/>
         <w:b/>
         <w:bCs/>
         <w:i w:val="0"/>
@@ -10801,6 +11332,7 @@
     </w:tblStylePr>
     <w:tblStylePr w:type="lastRow">
       <w:rPr>
+        <w:rFonts w:eastAsia="黑体"/>
         <w:b/>
         <w:bCs/>
         <w:i w:val="0"/>
@@ -10822,6 +11354,7 @@
     </w:tblStylePr>
     <w:tblStylePr w:type="firstCol">
       <w:rPr>
+        <w:rFonts w:eastAsia="黑体"/>
         <w:b/>
         <w:bCs/>
         <w:i w:val="0"/>
@@ -10841,6 +11374,7 @@
     </w:tblStylePr>
     <w:tblStylePr w:type="lastCol">
       <w:rPr>
+        <w:rFonts w:eastAsia="黑体"/>
         <w:b/>
         <w:bCs/>
         <w:i w:val="0"/>
@@ -10921,6 +11455,7 @@
     </w:tcPr>
     <w:tblStylePr w:type="firstRow">
       <w:rPr>
+        <w:rFonts w:eastAsia="黑体"/>
         <w:b/>
         <w:bCs/>
         <w:i w:val="0"/>
@@ -10942,6 +11477,7 @@
     </w:tblStylePr>
     <w:tblStylePr w:type="lastRow">
       <w:rPr>
+        <w:rFonts w:eastAsia="黑体"/>
         <w:b/>
         <w:bCs/>
         <w:i w:val="0"/>
@@ -10963,6 +11499,7 @@
     </w:tblStylePr>
     <w:tblStylePr w:type="firstCol">
       <w:rPr>
+        <w:rFonts w:eastAsia="黑体"/>
         <w:b/>
         <w:bCs/>
         <w:i w:val="0"/>
@@ -10982,6 +11519,7 @@
     </w:tblStylePr>
     <w:tblStylePr w:type="lastCol">
       <w:rPr>
+        <w:rFonts w:eastAsia="黑体"/>
         <w:b/>
         <w:bCs/>
         <w:i w:val="0"/>
@@ -11062,6 +11600,7 @@
     </w:tcPr>
     <w:tblStylePr w:type="firstRow">
       <w:rPr>
+        <w:rFonts w:eastAsia="黑体"/>
         <w:b/>
         <w:bCs/>
         <w:i w:val="0"/>
@@ -11083,6 +11622,7 @@
     </w:tblStylePr>
     <w:tblStylePr w:type="lastRow">
       <w:rPr>
+        <w:rFonts w:eastAsia="黑体"/>
         <w:b/>
         <w:bCs/>
         <w:i w:val="0"/>
@@ -11104,6 +11644,7 @@
     </w:tblStylePr>
     <w:tblStylePr w:type="firstCol">
       <w:rPr>
+        <w:rFonts w:eastAsia="黑体"/>
         <w:b/>
         <w:bCs/>
         <w:i w:val="0"/>
@@ -11123,6 +11664,7 @@
     </w:tblStylePr>
     <w:tblStylePr w:type="lastCol">
       <w:rPr>
+        <w:rFonts w:eastAsia="黑体"/>
         <w:b/>
         <w:bCs/>
         <w:i w:val="0"/>
@@ -11203,6 +11745,7 @@
     </w:tcPr>
     <w:tblStylePr w:type="firstRow">
       <w:rPr>
+        <w:rFonts w:eastAsia="黑体"/>
         <w:b/>
         <w:bCs/>
         <w:i w:val="0"/>
@@ -11224,6 +11767,7 @@
     </w:tblStylePr>
     <w:tblStylePr w:type="lastRow">
       <w:rPr>
+        <w:rFonts w:eastAsia="黑体"/>
         <w:b/>
         <w:bCs/>
         <w:i w:val="0"/>
@@ -11245,6 +11789,7 @@
     </w:tblStylePr>
     <w:tblStylePr w:type="firstCol">
       <w:rPr>
+        <w:rFonts w:eastAsia="黑体"/>
         <w:b/>
         <w:bCs/>
         <w:i w:val="0"/>
@@ -11264,6 +11809,7 @@
     </w:tblStylePr>
     <w:tblStylePr w:type="lastCol">
       <w:rPr>
+        <w:rFonts w:eastAsia="黑体"/>
         <w:b/>
         <w:bCs/>
         <w:i w:val="0"/>
@@ -11344,6 +11890,7 @@
     </w:tcPr>
     <w:tblStylePr w:type="firstRow">
       <w:rPr>
+        <w:rFonts w:eastAsia="黑体"/>
         <w:b/>
         <w:bCs/>
         <w:i w:val="0"/>
@@ -11365,6 +11912,7 @@
     </w:tblStylePr>
     <w:tblStylePr w:type="lastRow">
       <w:rPr>
+        <w:rFonts w:eastAsia="黑体"/>
         <w:b/>
         <w:bCs/>
         <w:i w:val="0"/>
@@ -11386,6 +11934,7 @@
     </w:tblStylePr>
     <w:tblStylePr w:type="firstCol">
       <w:rPr>
+        <w:rFonts w:eastAsia="黑体"/>
         <w:b/>
         <w:bCs/>
         <w:i w:val="0"/>
@@ -11405,6 +11954,7 @@
     </w:tblStylePr>
     <w:tblStylePr w:type="lastCol">
       <w:rPr>
+        <w:rFonts w:eastAsia="黑体"/>
         <w:b/>
         <w:bCs/>
         <w:i w:val="0"/>
@@ -11485,6 +12035,7 @@
     </w:tcPr>
     <w:tblStylePr w:type="firstRow">
       <w:rPr>
+        <w:rFonts w:eastAsia="黑体"/>
         <w:b/>
         <w:bCs/>
         <w:i w:val="0"/>
@@ -11506,6 +12057,7 @@
     </w:tblStylePr>
     <w:tblStylePr w:type="lastRow">
       <w:rPr>
+        <w:rFonts w:eastAsia="黑体"/>
         <w:b/>
         <w:bCs/>
         <w:i w:val="0"/>
@@ -11527,6 +12079,7 @@
     </w:tblStylePr>
     <w:tblStylePr w:type="firstCol">
       <w:rPr>
+        <w:rFonts w:eastAsia="黑体"/>
         <w:b/>
         <w:bCs/>
         <w:i w:val="0"/>
@@ -11546,6 +12099,7 @@
     </w:tblStylePr>
     <w:tblStylePr w:type="lastCol">
       <w:rPr>
+        <w:rFonts w:eastAsia="黑体"/>
         <w:b/>
         <w:bCs/>
         <w:i w:val="0"/>
@@ -11603,6 +12157,7 @@
       <w:spacing w:after="0" w:line="240" w:lineRule="auto"/>
     </w:pPr>
     <w:rPr>
+      <w:rFonts w:eastAsia="黑体"/>
       <w:color w:themeColor="background1" w:val="FFFFFF"/>
     </w:rPr>
     <w:tblPr>
@@ -11621,6 +12176,7 @@
     </w:tcPr>
     <w:tblStylePr w:type="firstRow">
       <w:rPr>
+        <w:rFonts w:eastAsia="黑体"/>
         <w:b/>
         <w:bCs/>
       </w:rPr>
@@ -11717,6 +12273,7 @@
       <w:spacing w:after="0" w:line="240" w:lineRule="auto"/>
     </w:pPr>
     <w:rPr>
+      <w:rFonts w:eastAsia="黑体"/>
       <w:color w:themeColor="background1" w:val="FFFFFF"/>
     </w:rPr>
     <w:tblPr>
@@ -11735,6 +12292,7 @@
     </w:tcPr>
     <w:tblStylePr w:type="firstRow">
       <w:rPr>
+        <w:rFonts w:eastAsia="黑体"/>
         <w:b/>
         <w:bCs/>
       </w:rPr>
@@ -11831,6 +12389,7 @@
       <w:spacing w:after="0" w:line="240" w:lineRule="auto"/>
     </w:pPr>
     <w:rPr>
+      <w:rFonts w:eastAsia="黑体"/>
       <w:color w:themeColor="background1" w:val="FFFFFF"/>
     </w:rPr>
     <w:tblPr>
@@ -11849,6 +12408,7 @@
     </w:tcPr>
     <w:tblStylePr w:type="firstRow">
       <w:rPr>
+        <w:rFonts w:eastAsia="黑体"/>
         <w:b/>
         <w:bCs/>
       </w:rPr>
@@ -11945,6 +12505,7 @@
       <w:spacing w:after="0" w:line="240" w:lineRule="auto"/>
     </w:pPr>
     <w:rPr>
+      <w:rFonts w:eastAsia="黑体"/>
       <w:color w:themeColor="background1" w:val="FFFFFF"/>
     </w:rPr>
     <w:tblPr>
@@ -11963,6 +12524,7 @@
     </w:tcPr>
     <w:tblStylePr w:type="firstRow">
       <w:rPr>
+        <w:rFonts w:eastAsia="黑体"/>
         <w:b/>
         <w:bCs/>
       </w:rPr>
@@ -12059,6 +12621,7 @@
       <w:spacing w:after="0" w:line="240" w:lineRule="auto"/>
     </w:pPr>
     <w:rPr>
+      <w:rFonts w:eastAsia="黑体"/>
       <w:color w:themeColor="background1" w:val="FFFFFF"/>
     </w:rPr>
     <w:tblPr>
@@ -12077,6 +12640,7 @@
     </w:tcPr>
     <w:tblStylePr w:type="firstRow">
       <w:rPr>
+        <w:rFonts w:eastAsia="黑体"/>
         <w:b/>
         <w:bCs/>
       </w:rPr>
@@ -12173,6 +12737,7 @@
       <w:spacing w:after="0" w:line="240" w:lineRule="auto"/>
     </w:pPr>
     <w:rPr>
+      <w:rFonts w:eastAsia="黑体"/>
       <w:color w:themeColor="background1" w:val="FFFFFF"/>
     </w:rPr>
     <w:tblPr>
@@ -12191,6 +12756,7 @@
     </w:tcPr>
     <w:tblStylePr w:type="firstRow">
       <w:rPr>
+        <w:rFonts w:eastAsia="黑体"/>
         <w:b/>
         <w:bCs/>
       </w:rPr>
@@ -12287,6 +12853,7 @@
       <w:spacing w:after="0" w:line="240" w:lineRule="auto"/>
     </w:pPr>
     <w:rPr>
+      <w:rFonts w:eastAsia="黑体"/>
       <w:color w:themeColor="background1" w:val="FFFFFF"/>
     </w:rPr>
     <w:tblPr>
@@ -12305,6 +12872,7 @@
     </w:tcPr>
     <w:tblStylePr w:type="firstRow">
       <w:rPr>
+        <w:rFonts w:eastAsia="黑体"/>
         <w:b/>
         <w:bCs/>
       </w:rPr>
@@ -12401,6 +12969,7 @@
       <w:spacing w:after="0" w:line="240" w:lineRule="auto"/>
     </w:pPr>
     <w:rPr>
+      <w:rFonts w:eastAsia="黑体"/>
       <w:color w:themeColor="text1" w:val="000000"/>
     </w:rPr>
     <w:tblPr>
@@ -12427,6 +12996,7 @@
     </w:tcPr>
     <w:tblStylePr w:type="firstRow">
       <w:rPr>
+        <w:rFonts w:eastAsia="黑体"/>
         <w:b/>
         <w:bCs/>
       </w:rPr>
@@ -12445,6 +13015,7 @@
     </w:tblStylePr>
     <w:tblStylePr w:type="lastRow">
       <w:rPr>
+        <w:rFonts w:eastAsia="黑体"/>
         <w:b/>
         <w:bCs/>
         <w:color w:themeColor="background1" w:val="FFFFFF"/>
@@ -12459,6 +13030,7 @@
     </w:tblStylePr>
     <w:tblStylePr w:type="firstCol">
       <w:rPr>
+        <w:rFonts w:eastAsia="黑体"/>
         <w:color w:themeColor="background1" w:val="FFFFFF"/>
       </w:rPr>
       <w:tblPr/>
@@ -12476,6 +13048,7 @@
     </w:tblStylePr>
     <w:tblStylePr w:type="lastCol">
       <w:rPr>
+        <w:rFonts w:eastAsia="黑体"/>
         <w:color w:themeColor="background1" w:val="FFFFFF"/>
       </w:rPr>
       <w:tblPr/>
@@ -12505,11 +13078,13 @@
     </w:tblStylePr>
     <w:tblStylePr w:type="neCell">
       <w:rPr>
+        <w:rFonts w:eastAsia="黑体"/>
         <w:color w:themeColor="text1" w:val="000000"/>
       </w:rPr>
     </w:tblStylePr>
     <w:tblStylePr w:type="nwCell">
       <w:rPr>
+        <w:rFonts w:eastAsia="黑体"/>
         <w:color w:themeColor="text1" w:val="000000"/>
       </w:rPr>
     </w:tblStylePr>
@@ -12523,6 +13098,7 @@
       <w:spacing w:after="0" w:line="240" w:lineRule="auto"/>
     </w:pPr>
     <w:rPr>
+      <w:rFonts w:eastAsia="黑体"/>
       <w:color w:themeColor="text1" w:val="000000"/>
     </w:rPr>
     <w:tblPr>
@@ -12549,6 +13125,7 @@
     </w:tcPr>
     <w:tblStylePr w:type="firstRow">
       <w:rPr>
+        <w:rFonts w:eastAsia="黑体"/>
         <w:b/>
         <w:bCs/>
       </w:rPr>
@@ -12567,6 +13144,7 @@
     </w:tblStylePr>
     <w:tblStylePr w:type="lastRow">
       <w:rPr>
+        <w:rFonts w:eastAsia="黑体"/>
         <w:b/>
         <w:bCs/>
         <w:color w:themeColor="background1" w:val="FFFFFF"/>
@@ -12581,6 +13159,7 @@
     </w:tblStylePr>
     <w:tblStylePr w:type="firstCol">
       <w:rPr>
+        <w:rFonts w:eastAsia="黑体"/>
         <w:color w:themeColor="background1" w:val="FFFFFF"/>
       </w:rPr>
       <w:tblPr/>
@@ -12598,6 +13177,7 @@
     </w:tblStylePr>
     <w:tblStylePr w:type="lastCol">
       <w:rPr>
+        <w:rFonts w:eastAsia="黑体"/>
         <w:color w:themeColor="background1" w:val="FFFFFF"/>
       </w:rPr>
       <w:tblPr/>
@@ -12627,11 +13207,13 @@
     </w:tblStylePr>
     <w:tblStylePr w:type="neCell">
       <w:rPr>
+        <w:rFonts w:eastAsia="黑体"/>
         <w:color w:themeColor="text1" w:val="000000"/>
       </w:rPr>
     </w:tblStylePr>
     <w:tblStylePr w:type="nwCell">
       <w:rPr>
+        <w:rFonts w:eastAsia="黑体"/>
         <w:color w:themeColor="text1" w:val="000000"/>
       </w:rPr>
     </w:tblStylePr>
@@ -12645,6 +13227,7 @@
       <w:spacing w:after="0" w:line="240" w:lineRule="auto"/>
     </w:pPr>
     <w:rPr>
+      <w:rFonts w:eastAsia="黑体"/>
       <w:color w:themeColor="text1" w:val="000000"/>
     </w:rPr>
     <w:tblPr>
@@ -12671,6 +13254,7 @@
     </w:tcPr>
     <w:tblStylePr w:type="firstRow">
       <w:rPr>
+        <w:rFonts w:eastAsia="黑体"/>
         <w:b/>
         <w:bCs/>
       </w:rPr>
@@ -12689,6 +13273,7 @@
     </w:tblStylePr>
     <w:tblStylePr w:type="lastRow">
       <w:rPr>
+        <w:rFonts w:eastAsia="黑体"/>
         <w:b/>
         <w:bCs/>
         <w:color w:themeColor="background1" w:val="FFFFFF"/>
@@ -12703,6 +13288,7 @@
     </w:tblStylePr>
     <w:tblStylePr w:type="firstCol">
       <w:rPr>
+        <w:rFonts w:eastAsia="黑体"/>
         <w:color w:themeColor="background1" w:val="FFFFFF"/>
       </w:rPr>
       <w:tblPr/>
@@ -12720,6 +13306,7 @@
     </w:tblStylePr>
     <w:tblStylePr w:type="lastCol">
       <w:rPr>
+        <w:rFonts w:eastAsia="黑体"/>
         <w:color w:themeColor="background1" w:val="FFFFFF"/>
       </w:rPr>
       <w:tblPr/>
@@ -12749,11 +13336,13 @@
     </w:tblStylePr>
     <w:tblStylePr w:type="neCell">
       <w:rPr>
+        <w:rFonts w:eastAsia="黑体"/>
         <w:color w:themeColor="text1" w:val="000000"/>
       </w:rPr>
     </w:tblStylePr>
     <w:tblStylePr w:type="nwCell">
       <w:rPr>
+        <w:rFonts w:eastAsia="黑体"/>
         <w:color w:themeColor="text1" w:val="000000"/>
       </w:rPr>
     </w:tblStylePr>
@@ -12767,6 +13356,7 @@
       <w:spacing w:after="0" w:line="240" w:lineRule="auto"/>
     </w:pPr>
     <w:rPr>
+      <w:rFonts w:eastAsia="黑体"/>
       <w:color w:themeColor="text1" w:val="000000"/>
     </w:rPr>
     <w:tblPr>
@@ -12793,6 +13383,7 @@
     </w:tcPr>
     <w:tblStylePr w:type="firstRow">
       <w:rPr>
+        <w:rFonts w:eastAsia="黑体"/>
         <w:b/>
         <w:bCs/>
       </w:rPr>
@@ -12811,6 +13402,7 @@
     </w:tblStylePr>
     <w:tblStylePr w:type="lastRow">
       <w:rPr>
+        <w:rFonts w:eastAsia="黑体"/>
         <w:b/>
         <w:bCs/>
         <w:color w:themeColor="background1" w:val="FFFFFF"/>
@@ -12825,6 +13417,7 @@
     </w:tblStylePr>
     <w:tblStylePr w:type="firstCol">
       <w:rPr>
+        <w:rFonts w:eastAsia="黑体"/>
         <w:color w:themeColor="background1" w:val="FFFFFF"/>
       </w:rPr>
       <w:tblPr/>
@@ -12842,6 +13435,7 @@
     </w:tblStylePr>
     <w:tblStylePr w:type="lastCol">
       <w:rPr>
+        <w:rFonts w:eastAsia="黑体"/>
         <w:color w:themeColor="background1" w:val="FFFFFF"/>
       </w:rPr>
       <w:tblPr/>
@@ -12879,6 +13473,7 @@
       <w:spacing w:after="0" w:line="240" w:lineRule="auto"/>
     </w:pPr>
     <w:rPr>
+      <w:rFonts w:eastAsia="黑体"/>
       <w:color w:themeColor="text1" w:val="000000"/>
     </w:rPr>
     <w:tblPr>
@@ -12905,6 +13500,7 @@
     </w:tcPr>
     <w:tblStylePr w:type="firstRow">
       <w:rPr>
+        <w:rFonts w:eastAsia="黑体"/>
         <w:b/>
         <w:bCs/>
       </w:rPr>
@@ -12923,6 +13519,7 @@
     </w:tblStylePr>
     <w:tblStylePr w:type="lastRow">
       <w:rPr>
+        <w:rFonts w:eastAsia="黑体"/>
         <w:b/>
         <w:bCs/>
         <w:color w:themeColor="background1" w:val="FFFFFF"/>
@@ -12937,6 +13534,7 @@
     </w:tblStylePr>
     <w:tblStylePr w:type="firstCol">
       <w:rPr>
+        <w:rFonts w:eastAsia="黑体"/>
         <w:color w:themeColor="background1" w:val="FFFFFF"/>
       </w:rPr>
       <w:tblPr/>
@@ -12954,6 +13552,7 @@
     </w:tblStylePr>
     <w:tblStylePr w:type="lastCol">
       <w:rPr>
+        <w:rFonts w:eastAsia="黑体"/>
         <w:color w:themeColor="background1" w:val="FFFFFF"/>
       </w:rPr>
       <w:tblPr/>
@@ -12983,11 +13582,13 @@
     </w:tblStylePr>
     <w:tblStylePr w:type="neCell">
       <w:rPr>
+        <w:rFonts w:eastAsia="黑体"/>
         <w:color w:themeColor="text1" w:val="000000"/>
       </w:rPr>
     </w:tblStylePr>
     <w:tblStylePr w:type="nwCell">
       <w:rPr>
+        <w:rFonts w:eastAsia="黑体"/>
         <w:color w:themeColor="text1" w:val="000000"/>
       </w:rPr>
     </w:tblStylePr>
@@ -13001,6 +13602,7 @@
       <w:spacing w:after="0" w:line="240" w:lineRule="auto"/>
     </w:pPr>
     <w:rPr>
+      <w:rFonts w:eastAsia="黑体"/>
       <w:color w:themeColor="text1" w:val="000000"/>
     </w:rPr>
     <w:tblPr>
@@ -13027,6 +13629,7 @@
     </w:tcPr>
     <w:tblStylePr w:type="firstRow">
       <w:rPr>
+        <w:rFonts w:eastAsia="黑体"/>
         <w:b/>
         <w:bCs/>
       </w:rPr>
@@ -13045,6 +13648,7 @@
     </w:tblStylePr>
     <w:tblStylePr w:type="lastRow">
       <w:rPr>
+        <w:rFonts w:eastAsia="黑体"/>
         <w:b/>
         <w:bCs/>
         <w:color w:themeColor="background1" w:val="FFFFFF"/>
@@ -13059,6 +13663,7 @@
     </w:tblStylePr>
     <w:tblStylePr w:type="firstCol">
       <w:rPr>
+        <w:rFonts w:eastAsia="黑体"/>
         <w:color w:themeColor="background1" w:val="FFFFFF"/>
       </w:rPr>
       <w:tblPr/>
@@ -13076,6 +13681,7 @@
     </w:tblStylePr>
     <w:tblStylePr w:type="lastCol">
       <w:rPr>
+        <w:rFonts w:eastAsia="黑体"/>
         <w:color w:themeColor="background1" w:val="FFFFFF"/>
       </w:rPr>
       <w:tblPr/>
@@ -13105,11 +13711,13 @@
     </w:tblStylePr>
     <w:tblStylePr w:type="neCell">
       <w:rPr>
+        <w:rFonts w:eastAsia="黑体"/>
         <w:color w:themeColor="text1" w:val="000000"/>
       </w:rPr>
     </w:tblStylePr>
     <w:tblStylePr w:type="nwCell">
       <w:rPr>
+        <w:rFonts w:eastAsia="黑体"/>
         <w:color w:themeColor="text1" w:val="000000"/>
       </w:rPr>
     </w:tblStylePr>
@@ -13123,6 +13731,7 @@
       <w:spacing w:after="0" w:line="240" w:lineRule="auto"/>
     </w:pPr>
     <w:rPr>
+      <w:rFonts w:eastAsia="黑体"/>
       <w:color w:themeColor="text1" w:val="000000"/>
     </w:rPr>
     <w:tblPr>
@@ -13149,6 +13758,7 @@
     </w:tcPr>
     <w:tblStylePr w:type="firstRow">
       <w:rPr>
+        <w:rFonts w:eastAsia="黑体"/>
         <w:b/>
         <w:bCs/>
       </w:rPr>
@@ -13167,6 +13777,7 @@
     </w:tblStylePr>
     <w:tblStylePr w:type="lastRow">
       <w:rPr>
+        <w:rFonts w:eastAsia="黑体"/>
         <w:b/>
         <w:bCs/>
         <w:color w:themeColor="background1" w:val="FFFFFF"/>
@@ -13181,6 +13792,7 @@
     </w:tblStylePr>
     <w:tblStylePr w:type="firstCol">
       <w:rPr>
+        <w:rFonts w:eastAsia="黑体"/>
         <w:color w:themeColor="background1" w:val="FFFFFF"/>
       </w:rPr>
       <w:tblPr/>
@@ -13198,6 +13810,7 @@
     </w:tblStylePr>
     <w:tblStylePr w:type="lastCol">
       <w:rPr>
+        <w:rFonts w:eastAsia="黑体"/>
         <w:color w:themeColor="background1" w:val="FFFFFF"/>
       </w:rPr>
       <w:tblPr/>
@@ -13227,11 +13840,13 @@
     </w:tblStylePr>
     <w:tblStylePr w:type="neCell">
       <w:rPr>
+        <w:rFonts w:eastAsia="黑体"/>
         <w:color w:themeColor="text1" w:val="000000"/>
       </w:rPr>
     </w:tblStylePr>
     <w:tblStylePr w:type="nwCell">
       <w:rPr>
+        <w:rFonts w:eastAsia="黑体"/>
         <w:color w:themeColor="text1" w:val="000000"/>
       </w:rPr>
     </w:tblStylePr>
@@ -13245,6 +13860,7 @@
       <w:spacing w:after="0" w:line="240" w:lineRule="auto"/>
     </w:pPr>
     <w:rPr>
+      <w:rFonts w:eastAsia="黑体"/>
       <w:color w:themeColor="text1" w:val="000000"/>
     </w:rPr>
     <w:tblPr>
@@ -13263,6 +13879,7 @@
     </w:tcPr>
     <w:tblStylePr w:type="firstRow">
       <w:rPr>
+        <w:rFonts w:eastAsia="黑体"/>
         <w:b/>
         <w:bCs/>
         <w:color w:themeColor="background1" w:val="FFFFFF"/>
@@ -13277,6 +13894,7 @@
     </w:tblStylePr>
     <w:tblStylePr w:type="lastRow">
       <w:rPr>
+        <w:rFonts w:eastAsia="黑体"/>
         <w:b/>
         <w:bCs/>
         <w:color w:themeColor="accent2" w:themeShade="CC" w:val="9E3A38"/>
@@ -13291,12 +13909,14 @@
     </w:tblStylePr>
     <w:tblStylePr w:type="firstCol">
       <w:rPr>
+        <w:rFonts w:eastAsia="黑体"/>
         <w:b/>
         <w:bCs/>
       </w:rPr>
     </w:tblStylePr>
     <w:tblStylePr w:type="lastCol">
       <w:rPr>
+        <w:rFonts w:eastAsia="黑体"/>
         <w:b/>
         <w:bCs/>
       </w:rPr>
@@ -13331,6 +13951,7 @@
       <w:spacing w:after="0" w:line="240" w:lineRule="auto"/>
     </w:pPr>
     <w:rPr>
+      <w:rFonts w:eastAsia="黑体"/>
       <w:color w:themeColor="text1" w:val="000000"/>
     </w:rPr>
     <w:tblPr>
@@ -13349,6 +13970,7 @@
     </w:tcPr>
     <w:tblStylePr w:type="firstRow">
       <w:rPr>
+        <w:rFonts w:eastAsia="黑体"/>
         <w:b/>
         <w:bCs/>
         <w:color w:themeColor="background1" w:val="FFFFFF"/>
@@ -13363,6 +13985,7 @@
     </w:tblStylePr>
     <w:tblStylePr w:type="lastRow">
       <w:rPr>
+        <w:rFonts w:eastAsia="黑体"/>
         <w:b/>
         <w:bCs/>
         <w:color w:themeColor="accent2" w:themeShade="CC" w:val="9E3A38"/>
@@ -13377,12 +14000,14 @@
     </w:tblStylePr>
     <w:tblStylePr w:type="firstCol">
       <w:rPr>
+        <w:rFonts w:eastAsia="黑体"/>
         <w:b/>
         <w:bCs/>
       </w:rPr>
     </w:tblStylePr>
     <w:tblStylePr w:type="lastCol">
       <w:rPr>
+        <w:rFonts w:eastAsia="黑体"/>
         <w:b/>
         <w:bCs/>
       </w:rPr>
@@ -13417,6 +14042,7 @@
       <w:spacing w:after="0" w:line="240" w:lineRule="auto"/>
     </w:pPr>
     <w:rPr>
+      <w:rFonts w:eastAsia="黑体"/>
       <w:color w:themeColor="text1" w:val="000000"/>
     </w:rPr>
     <w:tblPr>
@@ -13435,6 +14061,7 @@
     </w:tcPr>
     <w:tblStylePr w:type="firstRow">
       <w:rPr>
+        <w:rFonts w:eastAsia="黑体"/>
         <w:b/>
         <w:bCs/>
         <w:color w:themeColor="background1" w:val="FFFFFF"/>
@@ -13449,6 +14076,7 @@
     </w:tblStylePr>
     <w:tblStylePr w:type="lastRow">
       <w:rPr>
+        <w:rFonts w:eastAsia="黑体"/>
         <w:b/>
         <w:bCs/>
         <w:color w:themeColor="accent2" w:themeShade="CC" w:val="9E3A38"/>
@@ -13463,12 +14091,14 @@
     </w:tblStylePr>
     <w:tblStylePr w:type="firstCol">
       <w:rPr>
+        <w:rFonts w:eastAsia="黑体"/>
         <w:b/>
         <w:bCs/>
       </w:rPr>
     </w:tblStylePr>
     <w:tblStylePr w:type="lastCol">
       <w:rPr>
+        <w:rFonts w:eastAsia="黑体"/>
         <w:b/>
         <w:bCs/>
       </w:rPr>
@@ -13503,6 +14133,7 @@
       <w:spacing w:after="0" w:line="240" w:lineRule="auto"/>
     </w:pPr>
     <w:rPr>
+      <w:rFonts w:eastAsia="黑体"/>
       <w:color w:themeColor="text1" w:val="000000"/>
     </w:rPr>
     <w:tblPr>
@@ -13521,6 +14152,7 @@
     </w:tcPr>
     <w:tblStylePr w:type="firstRow">
       <w:rPr>
+        <w:rFonts w:eastAsia="黑体"/>
         <w:b/>
         <w:bCs/>
         <w:color w:themeColor="background1" w:val="FFFFFF"/>
@@ -13535,6 +14167,7 @@
     </w:tblStylePr>
     <w:tblStylePr w:type="lastRow">
       <w:rPr>
+        <w:rFonts w:eastAsia="黑体"/>
         <w:b/>
         <w:bCs/>
         <w:color w:themeColor="accent4" w:themeShade="CC" w:val="664E82"/>
@@ -13549,12 +14182,14 @@
     </w:tblStylePr>
     <w:tblStylePr w:type="firstCol">
       <w:rPr>
+        <w:rFonts w:eastAsia="黑体"/>
         <w:b/>
         <w:bCs/>
       </w:rPr>
     </w:tblStylePr>
     <w:tblStylePr w:type="lastCol">
       <w:rPr>
+        <w:rFonts w:eastAsia="黑体"/>
         <w:b/>
         <w:bCs/>
       </w:rPr>
@@ -13589,6 +14224,7 @@
       <w:spacing w:after="0" w:line="240" w:lineRule="auto"/>
     </w:pPr>
     <w:rPr>
+      <w:rFonts w:eastAsia="黑体"/>
       <w:color w:themeColor="text1" w:val="000000"/>
     </w:rPr>
     <w:tblPr>
@@ -13607,6 +14243,7 @@
     </w:tcPr>
     <w:tblStylePr w:type="firstRow">
       <w:rPr>
+        <w:rFonts w:eastAsia="黑体"/>
         <w:b/>
         <w:bCs/>
         <w:color w:themeColor="background1" w:val="FFFFFF"/>
@@ -13621,6 +14258,7 @@
     </w:tblStylePr>
     <w:tblStylePr w:type="lastRow">
       <w:rPr>
+        <w:rFonts w:eastAsia="黑体"/>
         <w:b/>
         <w:bCs/>
         <w:color w:themeColor="accent3" w:themeShade="CC" w:val="7E9C40"/>
@@ -13635,12 +14273,14 @@
     </w:tblStylePr>
     <w:tblStylePr w:type="firstCol">
       <w:rPr>
+        <w:rFonts w:eastAsia="黑体"/>
         <w:b/>
         <w:bCs/>
       </w:rPr>
     </w:tblStylePr>
     <w:tblStylePr w:type="lastCol">
       <w:rPr>
+        <w:rFonts w:eastAsia="黑体"/>
         <w:b/>
         <w:bCs/>
       </w:rPr>
@@ -13675,6 +14315,7 @@
       <w:spacing w:after="0" w:line="240" w:lineRule="auto"/>
     </w:pPr>
     <w:rPr>
+      <w:rFonts w:eastAsia="黑体"/>
       <w:color w:themeColor="text1" w:val="000000"/>
     </w:rPr>
     <w:tblPr>
@@ -13693,6 +14334,7 @@
     </w:tcPr>
     <w:tblStylePr w:type="firstRow">
       <w:rPr>
+        <w:rFonts w:eastAsia="黑体"/>
         <w:b/>
         <w:bCs/>
         <w:color w:themeColor="background1" w:val="FFFFFF"/>
@@ -13707,6 +14349,7 @@
     </w:tblStylePr>
     <w:tblStylePr w:type="lastRow">
       <w:rPr>
+        <w:rFonts w:eastAsia="黑体"/>
         <w:b/>
         <w:bCs/>
         <w:color w:themeColor="accent6" w:themeShade="CC" w:val="F2730A"/>
@@ -13721,12 +14364,14 @@
     </w:tblStylePr>
     <w:tblStylePr w:type="firstCol">
       <w:rPr>
+        <w:rFonts w:eastAsia="黑体"/>
         <w:b/>
         <w:bCs/>
       </w:rPr>
     </w:tblStylePr>
     <w:tblStylePr w:type="lastCol">
       <w:rPr>
+        <w:rFonts w:eastAsia="黑体"/>
         <w:b/>
         <w:bCs/>
       </w:rPr>
@@ -13761,6 +14406,7 @@
       <w:spacing w:after="0" w:line="240" w:lineRule="auto"/>
     </w:pPr>
     <w:rPr>
+      <w:rFonts w:eastAsia="黑体"/>
       <w:color w:themeColor="text1" w:val="000000"/>
     </w:rPr>
     <w:tblPr>
@@ -13779,6 +14425,7 @@
     </w:tcPr>
     <w:tblStylePr w:type="firstRow">
       <w:rPr>
+        <w:rFonts w:eastAsia="黑体"/>
         <w:b/>
         <w:bCs/>
         <w:color w:themeColor="background1" w:val="FFFFFF"/>
@@ -13793,6 +14440,7 @@
     </w:tblStylePr>
     <w:tblStylePr w:type="lastRow">
       <w:rPr>
+        <w:rFonts w:eastAsia="黑体"/>
         <w:b/>
         <w:bCs/>
         <w:color w:themeColor="accent5" w:themeShade="CC" w:val="348DA5"/>
@@ -13807,12 +14455,14 @@
     </w:tblStylePr>
     <w:tblStylePr w:type="firstCol">
       <w:rPr>
+        <w:rFonts w:eastAsia="黑体"/>
         <w:b/>
         <w:bCs/>
       </w:rPr>
     </w:tblStylePr>
     <w:tblStylePr w:type="lastCol">
       <w:rPr>
+        <w:rFonts w:eastAsia="黑体"/>
         <w:b/>
         <w:bCs/>
       </w:rPr>
@@ -13847,6 +14497,7 @@
       <w:spacing w:after="0" w:line="240" w:lineRule="auto"/>
     </w:pPr>
     <w:rPr>
+      <w:rFonts w:eastAsia="黑体"/>
       <w:color w:themeColor="text1" w:val="000000"/>
     </w:rPr>
     <w:tblPr>
@@ -13868,6 +14519,7 @@
     </w:tcPr>
     <w:tblStylePr w:type="firstRow">
       <w:rPr>
+        <w:rFonts w:eastAsia="黑体"/>
         <w:b/>
         <w:bCs/>
       </w:rPr>
@@ -13878,6 +14530,7 @@
     </w:tblStylePr>
     <w:tblStylePr w:type="lastRow">
       <w:rPr>
+        <w:rFonts w:eastAsia="黑体"/>
         <w:b/>
         <w:bCs/>
         <w:color w:themeColor="text1" w:val="000000"/>
@@ -13889,6 +14542,7 @@
     </w:tblStylePr>
     <w:tblStylePr w:type="firstCol">
       <w:rPr>
+        <w:rFonts w:eastAsia="黑体"/>
         <w:color w:themeColor="background1" w:val="FFFFFF"/>
       </w:rPr>
       <w:tblPr/>
@@ -13898,6 +14552,7 @@
     </w:tblStylePr>
     <w:tblStylePr w:type="lastCol">
       <w:rPr>
+        <w:rFonts w:eastAsia="黑体"/>
         <w:color w:themeColor="background1" w:val="FFFFFF"/>
       </w:rPr>
       <w:tblPr/>
@@ -13927,6 +14582,7 @@
       <w:spacing w:after="0" w:line="240" w:lineRule="auto"/>
     </w:pPr>
     <w:rPr>
+      <w:rFonts w:eastAsia="黑体"/>
       <w:color w:themeColor="text1" w:val="000000"/>
     </w:rPr>
     <w:tblPr>
@@ -13948,6 +14604,7 @@
     </w:tcPr>
     <w:tblStylePr w:type="firstRow">
       <w:rPr>
+        <w:rFonts w:eastAsia="黑体"/>
         <w:b/>
         <w:bCs/>
       </w:rPr>
@@ -13958,6 +14615,7 @@
     </w:tblStylePr>
     <w:tblStylePr w:type="lastRow">
       <w:rPr>
+        <w:rFonts w:eastAsia="黑体"/>
         <w:b/>
         <w:bCs/>
         <w:color w:themeColor="text1" w:val="000000"/>
@@ -13969,6 +14627,7 @@
     </w:tblStylePr>
     <w:tblStylePr w:type="firstCol">
       <w:rPr>
+        <w:rFonts w:eastAsia="黑体"/>
         <w:color w:themeColor="background1" w:val="FFFFFF"/>
       </w:rPr>
       <w:tblPr/>
@@ -13978,6 +14637,7 @@
     </w:tblStylePr>
     <w:tblStylePr w:type="lastCol">
       <w:rPr>
+        <w:rFonts w:eastAsia="黑体"/>
         <w:color w:themeColor="background1" w:val="FFFFFF"/>
       </w:rPr>
       <w:tblPr/>
@@ -14007,6 +14667,7 @@
       <w:spacing w:after="0" w:line="240" w:lineRule="auto"/>
     </w:pPr>
     <w:rPr>
+      <w:rFonts w:eastAsia="黑体"/>
       <w:color w:themeColor="text1" w:val="000000"/>
     </w:rPr>
     <w:tblPr>
@@ -14028,6 +14689,7 @@
     </w:tcPr>
     <w:tblStylePr w:type="firstRow">
       <w:rPr>
+        <w:rFonts w:eastAsia="黑体"/>
         <w:b/>
         <w:bCs/>
       </w:rPr>
@@ -14038,6 +14700,7 @@
     </w:tblStylePr>
     <w:tblStylePr w:type="lastRow">
       <w:rPr>
+        <w:rFonts w:eastAsia="黑体"/>
         <w:b/>
         <w:bCs/>
         <w:color w:themeColor="text1" w:val="000000"/>
@@ -14049,6 +14712,7 @@
     </w:tblStylePr>
     <w:tblStylePr w:type="firstCol">
       <w:rPr>
+        <w:rFonts w:eastAsia="黑体"/>
         <w:color w:themeColor="background1" w:val="FFFFFF"/>
       </w:rPr>
       <w:tblPr/>
@@ -14058,6 +14722,7 @@
     </w:tblStylePr>
     <w:tblStylePr w:type="lastCol">
       <w:rPr>
+        <w:rFonts w:eastAsia="黑体"/>
         <w:color w:themeColor="background1" w:val="FFFFFF"/>
       </w:rPr>
       <w:tblPr/>
@@ -14087,6 +14752,7 @@
       <w:spacing w:after="0" w:line="240" w:lineRule="auto"/>
     </w:pPr>
     <w:rPr>
+      <w:rFonts w:eastAsia="黑体"/>
       <w:color w:themeColor="text1" w:val="000000"/>
     </w:rPr>
     <w:tblPr>
@@ -14108,6 +14774,7 @@
     </w:tcPr>
     <w:tblStylePr w:type="firstRow">
       <w:rPr>
+        <w:rFonts w:eastAsia="黑体"/>
         <w:b/>
         <w:bCs/>
       </w:rPr>
@@ -14118,6 +14785,7 @@
     </w:tblStylePr>
     <w:tblStylePr w:type="lastRow">
       <w:rPr>
+        <w:rFonts w:eastAsia="黑体"/>
         <w:b/>
         <w:bCs/>
         <w:color w:themeColor="text1" w:val="000000"/>
@@ -14129,6 +14797,7 @@
     </w:tblStylePr>
     <w:tblStylePr w:type="firstCol">
       <w:rPr>
+        <w:rFonts w:eastAsia="黑体"/>
         <w:color w:themeColor="background1" w:val="FFFFFF"/>
       </w:rPr>
       <w:tblPr/>
@@ -14138,6 +14807,7 @@
     </w:tblStylePr>
     <w:tblStylePr w:type="lastCol">
       <w:rPr>
+        <w:rFonts w:eastAsia="黑体"/>
         <w:color w:themeColor="background1" w:val="FFFFFF"/>
       </w:rPr>
       <w:tblPr/>
@@ -14167,6 +14837,7 @@
       <w:spacing w:after="0" w:line="240" w:lineRule="auto"/>
     </w:pPr>
     <w:rPr>
+      <w:rFonts w:eastAsia="黑体"/>
       <w:color w:themeColor="text1" w:val="000000"/>
     </w:rPr>
     <w:tblPr>
@@ -14188,6 +14859,7 @@
     </w:tcPr>
     <w:tblStylePr w:type="firstRow">
       <w:rPr>
+        <w:rFonts w:eastAsia="黑体"/>
         <w:b/>
         <w:bCs/>
       </w:rPr>
@@ -14198,6 +14870,7 @@
     </w:tblStylePr>
     <w:tblStylePr w:type="lastRow">
       <w:rPr>
+        <w:rFonts w:eastAsia="黑体"/>
         <w:b/>
         <w:bCs/>
         <w:color w:themeColor="text1" w:val="000000"/>
@@ -14209,6 +14882,7 @@
     </w:tblStylePr>
     <w:tblStylePr w:type="firstCol">
       <w:rPr>
+        <w:rFonts w:eastAsia="黑体"/>
         <w:color w:themeColor="background1" w:val="FFFFFF"/>
       </w:rPr>
       <w:tblPr/>
@@ -14218,6 +14892,7 @@
     </w:tblStylePr>
     <w:tblStylePr w:type="lastCol">
       <w:rPr>
+        <w:rFonts w:eastAsia="黑体"/>
         <w:color w:themeColor="background1" w:val="FFFFFF"/>
       </w:rPr>
       <w:tblPr/>
@@ -14247,6 +14922,7 @@
       <w:spacing w:after="0" w:line="240" w:lineRule="auto"/>
     </w:pPr>
     <w:rPr>
+      <w:rFonts w:eastAsia="黑体"/>
       <w:color w:themeColor="text1" w:val="000000"/>
     </w:rPr>
     <w:tblPr>
@@ -14268,6 +14944,7 @@
     </w:tcPr>
     <w:tblStylePr w:type="firstRow">
       <w:rPr>
+        <w:rFonts w:eastAsia="黑体"/>
         <w:b/>
         <w:bCs/>
       </w:rPr>
@@ -14278,6 +14955,7 @@
     </w:tblStylePr>
     <w:tblStylePr w:type="lastRow">
       <w:rPr>
+        <w:rFonts w:eastAsia="黑体"/>
         <w:b/>
         <w:bCs/>
         <w:color w:themeColor="text1" w:val="000000"/>
@@ -14289,6 +14967,7 @@
     </w:tblStylePr>
     <w:tblStylePr w:type="firstCol">
       <w:rPr>
+        <w:rFonts w:eastAsia="黑体"/>
         <w:color w:themeColor="background1" w:val="FFFFFF"/>
       </w:rPr>
       <w:tblPr/>
@@ -14298,6 +14977,7 @@
     </w:tblStylePr>
     <w:tblStylePr w:type="lastCol">
       <w:rPr>
+        <w:rFonts w:eastAsia="黑体"/>
         <w:color w:themeColor="background1" w:val="FFFFFF"/>
       </w:rPr>
       <w:tblPr/>
@@ -14327,6 +15007,7 @@
       <w:spacing w:after="0" w:line="240" w:lineRule="auto"/>
     </w:pPr>
     <w:rPr>
+      <w:rFonts w:eastAsia="黑体"/>
       <w:color w:themeColor="text1" w:val="000000"/>
     </w:rPr>
     <w:tblPr>
@@ -14348,6 +15029,7 @@
     </w:tcPr>
     <w:tblStylePr w:type="firstRow">
       <w:rPr>
+        <w:rFonts w:eastAsia="黑体"/>
         <w:b/>
         <w:bCs/>
       </w:rPr>
@@ -14358,6 +15040,7 @@
     </w:tblStylePr>
     <w:tblStylePr w:type="lastRow">
       <w:rPr>
+        <w:rFonts w:eastAsia="黑体"/>
         <w:b/>
         <w:bCs/>
         <w:color w:themeColor="text1" w:val="000000"/>
@@ -14369,6 +15052,7 @@
     </w:tblStylePr>
     <w:tblStylePr w:type="firstCol">
       <w:rPr>
+        <w:rFonts w:eastAsia="黑体"/>
         <w:color w:themeColor="background1" w:val="FFFFFF"/>
       </w:rPr>
       <w:tblPr/>
@@ -14378,6 +15062,7 @@
     </w:tblStylePr>
     <w:tblStylePr w:type="lastCol">
       <w:rPr>
+        <w:rFonts w:eastAsia="黑体"/>
         <w:color w:themeColor="background1" w:val="FFFFFF"/>
       </w:rPr>
       <w:tblPr/>
@@ -14410,6 +15095,7 @@
     <w:name w:val="KeywordTok"/>
     <w:basedOn w:val="VerbatimChar"/>
     <w:rPr>
+      <w:rFonts w:eastAsia="黑体"/>
       <w:b/>
       <w:color w:val="007020"/>
     </w:rPr>
@@ -14418,6 +15104,7 @@
     <w:name w:val="DataTypeTok"/>
     <w:basedOn w:val="VerbatimChar"/>
     <w:rPr>
+      <w:rFonts w:eastAsia="黑体"/>
       <w:color w:val="902000"/>
     </w:rPr>
   </w:style>
@@ -14425,6 +15112,7 @@
     <w:name w:val="DecValTok"/>
     <w:basedOn w:val="VerbatimChar"/>
     <w:rPr>
+      <w:rFonts w:eastAsia="黑体"/>
       <w:color w:val="40a070"/>
     </w:rPr>
   </w:style>
@@ -14432,6 +15120,7 @@
     <w:name w:val="BaseNTok"/>
     <w:basedOn w:val="VerbatimChar"/>
     <w:rPr>
+      <w:rFonts w:eastAsia="黑体"/>
       <w:color w:val="40a070"/>
     </w:rPr>
   </w:style>
@@ -14439,6 +15128,7 @@
     <w:name w:val="FloatTok"/>
     <w:basedOn w:val="VerbatimChar"/>
     <w:rPr>
+      <w:rFonts w:eastAsia="黑体"/>
       <w:color w:val="40a070"/>
     </w:rPr>
   </w:style>
@@ -14446,6 +15136,7 @@
     <w:name w:val="ConstantTok"/>
     <w:basedOn w:val="VerbatimChar"/>
     <w:rPr>
+      <w:rFonts w:eastAsia="黑体"/>
       <w:color w:val="880000"/>
     </w:rPr>
   </w:style>
@@ -14453,6 +15144,7 @@
     <w:name w:val="CharTok"/>
     <w:basedOn w:val="VerbatimChar"/>
     <w:rPr>
+      <w:rFonts w:eastAsia="黑体"/>
       <w:color w:val="4070a0"/>
     </w:rPr>
   </w:style>
@@ -14460,6 +15152,7 @@
     <w:name w:val="SpecialCharTok"/>
     <w:basedOn w:val="VerbatimChar"/>
     <w:rPr>
+      <w:rFonts w:eastAsia="黑体"/>
       <w:color w:val="4070a0"/>
     </w:rPr>
   </w:style>
@@ -14467,6 +15160,7 @@
     <w:name w:val="StringTok"/>
     <w:basedOn w:val="VerbatimChar"/>
     <w:rPr>
+      <w:rFonts w:eastAsia="黑体"/>
       <w:color w:val="4070a0"/>
     </w:rPr>
   </w:style>
@@ -14474,6 +15168,7 @@
     <w:name w:val="VerbatimStringTok"/>
     <w:basedOn w:val="VerbatimChar"/>
     <w:rPr>
+      <w:rFonts w:eastAsia="黑体"/>
       <w:color w:val="4070a0"/>
     </w:rPr>
   </w:style>
@@ -14481,6 +15176,7 @@
     <w:name w:val="SpecialStringTok"/>
     <w:basedOn w:val="VerbatimChar"/>
     <w:rPr>
+      <w:rFonts w:eastAsia="黑体"/>
       <w:color w:val="bb6688"/>
     </w:rPr>
   </w:style>
@@ -14488,6 +15184,7 @@
     <w:name w:val="ImportTok"/>
     <w:basedOn w:val="VerbatimChar"/>
     <w:rPr>
+      <w:rFonts w:eastAsia="黑体"/>
       <w:b/>
       <w:color w:val="008000"/>
     </w:rPr>
@@ -14496,6 +15193,7 @@
     <w:name w:val="CommentTok"/>
     <w:basedOn w:val="VerbatimChar"/>
     <w:rPr>
+      <w:rFonts w:eastAsia="黑体"/>
       <w:i/>
       <w:color w:val="60a0b0"/>
     </w:rPr>
@@ -14504,6 +15202,7 @@
     <w:name w:val="DocumentationTok"/>
     <w:basedOn w:val="VerbatimChar"/>
     <w:rPr>
+      <w:rFonts w:eastAsia="黑体"/>
       <w:i/>
       <w:color w:val="ba2121"/>
     </w:rPr>
@@ -14512,6 +15211,7 @@
     <w:name w:val="AnnotationTok"/>
     <w:basedOn w:val="VerbatimChar"/>
     <w:rPr>
+      <w:rFonts w:eastAsia="黑体"/>
       <w:b/>
       <w:i/>
       <w:color w:val="60a0b0"/>
@@ -14521,6 +15221,7 @@
     <w:name w:val="CommentVarTok"/>
     <w:basedOn w:val="VerbatimChar"/>
     <w:rPr>
+      <w:rFonts w:eastAsia="黑体"/>
       <w:b/>
       <w:i/>
       <w:color w:val="60a0b0"/>
@@ -14530,6 +15231,7 @@
     <w:name w:val="OtherTok"/>
     <w:basedOn w:val="VerbatimChar"/>
     <w:rPr>
+      <w:rFonts w:eastAsia="黑体"/>
       <w:color w:val="007020"/>
     </w:rPr>
   </w:style>
@@ -14537,6 +15239,7 @@
     <w:name w:val="FunctionTok"/>
     <w:basedOn w:val="VerbatimChar"/>
     <w:rPr>
+      <w:rFonts w:eastAsia="黑体"/>
       <w:color w:val="06287e"/>
     </w:rPr>
   </w:style>
@@ -14544,6 +15247,7 @@
     <w:name w:val="VariableTok"/>
     <w:basedOn w:val="VerbatimChar"/>
     <w:rPr>
+      <w:rFonts w:eastAsia="黑体"/>
       <w:color w:val="19177c"/>
     </w:rPr>
   </w:style>
@@ -14551,6 +15255,7 @@
     <w:name w:val="ControlFlowTok"/>
     <w:basedOn w:val="VerbatimChar"/>
     <w:rPr>
+      <w:rFonts w:eastAsia="黑体"/>
       <w:b/>
       <w:color w:val="007020"/>
     </w:rPr>
@@ -14559,6 +15264,7 @@
     <w:name w:val="OperatorTok"/>
     <w:basedOn w:val="VerbatimChar"/>
     <w:rPr>
+      <w:rFonts w:eastAsia="黑体"/>
       <w:color w:val="666666"/>
     </w:rPr>
   </w:style>
@@ -14566,18 +15272,22 @@
     <w:name w:val="BuiltInTok"/>
     <w:basedOn w:val="VerbatimChar"/>
     <w:rPr>
+      <w:rFonts w:eastAsia="黑体"/>
       <w:color w:val="008000"/>
     </w:rPr>
   </w:style>
   <w:style w:type="character" w:customStyle="1" w:styleId="ExtensionTok">
     <w:name w:val="ExtensionTok"/>
     <w:basedOn w:val="VerbatimChar"/>
-    <w:rPr/>
+    <w:rPr>
+      <w:rFonts w:eastAsia="黑体"/>
+    </w:rPr>
   </w:style>
   <w:style w:type="character" w:customStyle="1" w:styleId="PreprocessorTok">
     <w:name w:val="PreprocessorTok"/>
     <w:basedOn w:val="VerbatimChar"/>
     <w:rPr>
+      <w:rFonts w:eastAsia="黑体"/>
       <w:color w:val="bc7a00"/>
     </w:rPr>
   </w:style>
@@ -14585,18 +15295,22 @@
     <w:name w:val="AttributeTok"/>
     <w:basedOn w:val="VerbatimChar"/>
     <w:rPr>
+      <w:rFonts w:eastAsia="黑体"/>
       <w:color w:val="7d9029"/>
     </w:rPr>
   </w:style>
   <w:style w:type="character" w:customStyle="1" w:styleId="RegionMarkerTok">
     <w:name w:val="RegionMarkerTok"/>
     <w:basedOn w:val="VerbatimChar"/>
-    <w:rPr/>
+    <w:rPr>
+      <w:rFonts w:eastAsia="黑体"/>
+    </w:rPr>
   </w:style>
   <w:style w:type="character" w:customStyle="1" w:styleId="InformationTok">
     <w:name w:val="InformationTok"/>
     <w:basedOn w:val="VerbatimChar"/>
     <w:rPr>
+      <w:rFonts w:eastAsia="黑体"/>
       <w:b/>
       <w:i/>
       <w:color w:val="60a0b0"/>
@@ -14606,6 +15320,7 @@
     <w:name w:val="WarningTok"/>
     <w:basedOn w:val="VerbatimChar"/>
     <w:rPr>
+      <w:rFonts w:eastAsia="黑体"/>
       <w:b/>
       <w:i/>
       <w:color w:val="60a0b0"/>
@@ -14615,6 +15330,7 @@
     <w:name w:val="AlertTok"/>
     <w:basedOn w:val="VerbatimChar"/>
     <w:rPr>
+      <w:rFonts w:eastAsia="黑体"/>
       <w:b/>
       <w:color w:val="ff0000"/>
     </w:rPr>
@@ -14623,6 +15339,7 @@
     <w:name w:val="ErrorTok"/>
     <w:basedOn w:val="VerbatimChar"/>
     <w:rPr>
+      <w:rFonts w:eastAsia="黑体"/>
       <w:b/>
       <w:color w:val="ff0000"/>
     </w:rPr>
@@ -14630,7 +15347,9 @@
   <w:style w:type="character" w:customStyle="1" w:styleId="NormalTok">
     <w:name w:val="NormalTok"/>
     <w:basedOn w:val="VerbatimChar"/>
-    <w:rPr/>
+    <w:rPr>
+      <w:rFonts w:eastAsia="黑体"/>
+    </w:rPr>
   </w:style>
 </w:styles>
 </file>
@@ -14679,12 +15398,12 @@
     <a:fontScheme name="Office">
       <a:majorFont>
         <a:latin typeface="Calibri"/>
-        <a:ea typeface=""/>
+        <a:ea typeface="黑体"/>
         <a:cs typeface=""/>
         <a:font script="Jpan" typeface="ＭＳ ゴシック"/>
         <a:font script="Hang" typeface="맑은 고딕"/>
-        <a:font script="Hans" typeface="宋体"/>
-        <a:font script="Hant" typeface="新細明體"/>
+        <a:font script="Hans" typeface="黑体"/>
+        <a:font script="Hant" typeface="黑体"/>
         <a:font script="Arab" typeface="Times New Roman"/>
         <a:font script="Hebr" typeface="Times New Roman"/>
         <a:font script="Thai" typeface="Angsana New"/>
@@ -14714,12 +15433,12 @@
       </a:majorFont>
       <a:minorFont>
         <a:latin typeface="Cambria"/>
-        <a:ea typeface=""/>
+        <a:ea typeface="黑体"/>
         <a:cs typeface=""/>
         <a:font script="Jpan" typeface="ＭＳ 明朝"/>
         <a:font script="Hang" typeface="맑은 고딕"/>
-        <a:font script="Hans" typeface="宋体"/>
-        <a:font script="Hant" typeface="新細明體"/>
+        <a:font script="Hans" typeface="黑体"/>
+        <a:font script="Hant" typeface="黑体"/>
         <a:font script="Arab" typeface="Arial"/>
         <a:font script="Hebr" typeface="Arial"/>
         <a:font script="Thai" typeface="Cordia New"/>

--- a/08-传感器电路/07-加速度与陀螺仪电路/MEMS加速度计电路/MEMS加速度计电路.docx
+++ b/08-传感器电路/07-加速度与陀螺仪电路/MEMS加速度计电路/MEMS加速度计电路.docx
@@ -2327,7 +2327,7 @@
           <w:color w:val="555555"/>
           <w:sz w:val="21"/>
         </w:rPr>
-        <w:t>材料收集者：杜文杰，WX手机：19519196569，QQ:3478827729</w:t>
+        <w:t>材料收集者：杜文杰，微信/手机：19519196569，QQ:3478827729</w:t>
       </w:r>
     </w:p>
     <w:sectPr>
